--- a/keidy/reportes/Informe_Pasantia_IUTECP_BORRADOR.docx
+++ b/keidy/reportes/Informe_Pasantia_IUTECP_BORRADOR.docx
@@ -1563,7 +1563,7 @@
           <w:i w:val="0"/>
           <w:sz w:val="24"/>
         </w:rPr>
-        <w:t>El cronograma estructura temporalmente las fases de diagnóstico, análisis y diseño de la propuesta, distribuidas a lo largo de las seis (6) semanas de duración de la pasantía:</w:t>
+        <w:t>El cronograma estructura temporalmente las fases de diagnóstico, análisis y diseño de la propuesta, distribuidas a lo largo de las diez (10) semanas de duración de la pasantía:</w:t>
       </w:r>
     </w:p>
     <w:p>
@@ -1598,17 +1598,22 @@
         <w:tblLayout w:type="fixed"/>
       </w:tblPr>
       <w:tblGrid>
-        <w:gridCol w:w="6147"/>
-        <w:gridCol w:w="424"/>
-        <w:gridCol w:w="424"/>
-        <w:gridCol w:w="424"/>
-        <w:gridCol w:w="424"/>
-        <w:gridCol w:w="424"/>
+        <w:gridCol w:w="3033"/>
+        <w:gridCol w:w="523"/>
+        <w:gridCol w:w="523"/>
+        <w:gridCol w:w="523"/>
+        <w:gridCol w:w="523"/>
+        <w:gridCol w:w="523"/>
+        <w:gridCol w:w="523"/>
+        <w:gridCol w:w="523"/>
+        <w:gridCol w:w="523"/>
+        <w:gridCol w:w="523"/>
+        <w:gridCol w:w="523"/>
       </w:tblGrid>
       <w:tr>
         <w:tc>
           <w:tcPr>
-            <w:tcW w:w="6147" w:type="dxa"/>
+            <w:tcW w:w="3033" w:type="dxa"/>
             <w:shd w:val="clear" w:color="auto" w:fill="4472C4"/>
           </w:tcPr>
           <w:p>
@@ -1629,7 +1634,7 @@
         </w:tc>
         <w:tc>
           <w:tcPr>
-            <w:tcW w:w="424" w:type="dxa"/>
+            <w:tcW w:w="523" w:type="dxa"/>
             <w:shd w:val="clear" w:color="auto" w:fill="4472C4"/>
           </w:tcPr>
           <w:p>
@@ -1650,7 +1655,7 @@
         </w:tc>
         <w:tc>
           <w:tcPr>
-            <w:tcW w:w="424" w:type="dxa"/>
+            <w:tcW w:w="523" w:type="dxa"/>
             <w:shd w:val="clear" w:color="auto" w:fill="4472C4"/>
           </w:tcPr>
           <w:p>
@@ -1671,7 +1676,7 @@
         </w:tc>
         <w:tc>
           <w:tcPr>
-            <w:tcW w:w="424" w:type="dxa"/>
+            <w:tcW w:w="523" w:type="dxa"/>
             <w:shd w:val="clear" w:color="auto" w:fill="4472C4"/>
           </w:tcPr>
           <w:p>
@@ -1692,7 +1697,7 @@
         </w:tc>
         <w:tc>
           <w:tcPr>
-            <w:tcW w:w="424" w:type="dxa"/>
+            <w:tcW w:w="523" w:type="dxa"/>
             <w:shd w:val="clear" w:color="auto" w:fill="4472C4"/>
           </w:tcPr>
           <w:p>
@@ -1713,7 +1718,7 @@
         </w:tc>
         <w:tc>
           <w:tcPr>
-            <w:tcW w:w="424" w:type="dxa"/>
+            <w:tcW w:w="523" w:type="dxa"/>
             <w:shd w:val="clear" w:color="auto" w:fill="4472C4"/>
           </w:tcPr>
           <w:p>
@@ -1732,11 +1737,116 @@
             </w:r>
           </w:p>
         </w:tc>
+        <w:tc>
+          <w:tcPr>
+            <w:tcW w:w="523" w:type="dxa"/>
+            <w:shd w:val="clear" w:color="auto" w:fill="4472C4"/>
+          </w:tcPr>
+          <w:p>
+            <w:pPr>
+              <w:spacing w:before="60" w:after="60" w:line="240" w:lineRule="auto"/>
+              <w:jc w:val="center"/>
+            </w:pPr>
+            <w:r>
+              <w:rPr>
+                <w:rFonts w:ascii="Times New Roman" w:hAnsi="Times New Roman"/>
+                <w:b/>
+                <w:color w:val="FFFFFF"/>
+                <w:sz w:val="18"/>
+              </w:rPr>
+              <w:t>S6</w:t>
+            </w:r>
+          </w:p>
+        </w:tc>
+        <w:tc>
+          <w:tcPr>
+            <w:tcW w:w="523" w:type="dxa"/>
+            <w:shd w:val="clear" w:color="auto" w:fill="4472C4"/>
+          </w:tcPr>
+          <w:p>
+            <w:pPr>
+              <w:spacing w:before="60" w:after="60" w:line="240" w:lineRule="auto"/>
+              <w:jc w:val="center"/>
+            </w:pPr>
+            <w:r>
+              <w:rPr>
+                <w:rFonts w:ascii="Times New Roman" w:hAnsi="Times New Roman"/>
+                <w:b/>
+                <w:color w:val="FFFFFF"/>
+                <w:sz w:val="18"/>
+              </w:rPr>
+              <w:t>S7</w:t>
+            </w:r>
+          </w:p>
+        </w:tc>
+        <w:tc>
+          <w:tcPr>
+            <w:tcW w:w="523" w:type="dxa"/>
+            <w:shd w:val="clear" w:color="auto" w:fill="4472C4"/>
+          </w:tcPr>
+          <w:p>
+            <w:pPr>
+              <w:spacing w:before="60" w:after="60" w:line="240" w:lineRule="auto"/>
+              <w:jc w:val="center"/>
+            </w:pPr>
+            <w:r>
+              <w:rPr>
+                <w:rFonts w:ascii="Times New Roman" w:hAnsi="Times New Roman"/>
+                <w:b/>
+                <w:color w:val="FFFFFF"/>
+                <w:sz w:val="18"/>
+              </w:rPr>
+              <w:t>S8</w:t>
+            </w:r>
+          </w:p>
+        </w:tc>
+        <w:tc>
+          <w:tcPr>
+            <w:tcW w:w="523" w:type="dxa"/>
+            <w:shd w:val="clear" w:color="auto" w:fill="4472C4"/>
+          </w:tcPr>
+          <w:p>
+            <w:pPr>
+              <w:spacing w:before="60" w:after="60" w:line="240" w:lineRule="auto"/>
+              <w:jc w:val="center"/>
+            </w:pPr>
+            <w:r>
+              <w:rPr>
+                <w:rFonts w:ascii="Times New Roman" w:hAnsi="Times New Roman"/>
+                <w:b/>
+                <w:color w:val="FFFFFF"/>
+                <w:sz w:val="18"/>
+              </w:rPr>
+              <w:t>S9</w:t>
+            </w:r>
+          </w:p>
+        </w:tc>
+        <w:tc>
+          <w:tcPr>
+            <w:tcW w:w="523" w:type="dxa"/>
+            <w:shd w:val="clear" w:color="auto" w:fill="4472C4"/>
+          </w:tcPr>
+          <w:p>
+            <w:pPr>
+              <w:spacing w:before="60" w:after="60" w:line="240" w:lineRule="auto"/>
+              <w:jc w:val="center"/>
+            </w:pPr>
+            <w:r>
+              <w:rPr>
+                <w:rFonts w:ascii="Times New Roman" w:hAnsi="Times New Roman"/>
+                <w:b/>
+                <w:color w:val="FFFFFF"/>
+                <w:sz w:val="18"/>
+              </w:rPr>
+              <w:t>S10</w:t>
+            </w:r>
+          </w:p>
+        </w:tc>
       </w:tr>
       <w:tr>
         <w:tc>
           <w:tcPr>
-            <w:tcW w:w="6147" w:type="dxa"/>
+            <w:tcW w:w="3033" w:type="dxa"/>
             <w:shd w:val="clear" w:color="auto" w:fill="FFFFFF"/>
           </w:tcPr>
           <w:p>
@@ -1751,13 +1861,13 @@
                 <w:color w:val="000000"/>
                 <w:sz w:val="20"/>
               </w:rPr>
-              <w:t>Inducción y reconocimiento del departamento administrativo y del área de compras.</w:t>
+              <w:t>Reconocimiento del departamento y levantamiento del flujo actual de procura.</w:t>
             </w:r>
           </w:p>
         </w:tc>
         <w:tc>
           <w:tcPr>
-            <w:tcW w:w="424" w:type="dxa"/>
+            <w:tcW w:w="523" w:type="dxa"/>
             <w:shd w:val="clear" w:color="auto" w:fill="70AD47"/>
           </w:tcPr>
           <w:p>
@@ -1778,7 +1888,28 @@
         </w:tc>
         <w:tc>
           <w:tcPr>
-            <w:tcW w:w="424" w:type="dxa"/>
+            <w:tcW w:w="523" w:type="dxa"/>
+            <w:shd w:val="clear" w:color="auto" w:fill="70AD47"/>
+          </w:tcPr>
+          <w:p>
+            <w:pPr>
+              <w:spacing w:before="60" w:after="60" w:line="240" w:lineRule="auto"/>
+              <w:jc w:val="center"/>
+            </w:pPr>
+            <w:r>
+              <w:rPr>
+                <w:rFonts w:ascii="Times New Roman" w:hAnsi="Times New Roman"/>
+                <w:b w:val="0"/>
+                <w:color w:val="FFFFFF"/>
+                <w:sz w:val="18"/>
+              </w:rPr>
+              <w:t>✓</w:t>
+            </w:r>
+          </w:p>
+        </w:tc>
+        <w:tc>
+          <w:tcPr>
+            <w:tcW w:w="523" w:type="dxa"/>
             <w:shd w:val="clear" w:color="auto" w:fill="FFFFFF"/>
           </w:tcPr>
           <w:p>
@@ -1798,7 +1929,7 @@
         </w:tc>
         <w:tc>
           <w:tcPr>
-            <w:tcW w:w="424" w:type="dxa"/>
+            <w:tcW w:w="523" w:type="dxa"/>
             <w:shd w:val="clear" w:color="auto" w:fill="FFFFFF"/>
           </w:tcPr>
           <w:p>
@@ -1818,7 +1949,7 @@
         </w:tc>
         <w:tc>
           <w:tcPr>
-            <w:tcW w:w="424" w:type="dxa"/>
+            <w:tcW w:w="523" w:type="dxa"/>
             <w:shd w:val="clear" w:color="auto" w:fill="FFFFFF"/>
           </w:tcPr>
           <w:p>
@@ -1838,7 +1969,87 @@
         </w:tc>
         <w:tc>
           <w:tcPr>
-            <w:tcW w:w="424" w:type="dxa"/>
+            <w:tcW w:w="523" w:type="dxa"/>
+            <w:shd w:val="clear" w:color="auto" w:fill="FFFFFF"/>
+          </w:tcPr>
+          <w:p>
+            <w:pPr>
+              <w:spacing w:before="60" w:after="60" w:line="240" w:lineRule="auto"/>
+              <w:jc w:val="center"/>
+            </w:pPr>
+            <w:r>
+              <w:rPr>
+                <w:rFonts w:ascii="Times New Roman" w:hAnsi="Times New Roman"/>
+                <w:b w:val="0"/>
+                <w:color w:val="000000"/>
+                <w:sz w:val="18"/>
+              </w:rPr>
+            </w:r>
+          </w:p>
+        </w:tc>
+        <w:tc>
+          <w:tcPr>
+            <w:tcW w:w="523" w:type="dxa"/>
+            <w:shd w:val="clear" w:color="auto" w:fill="FFFFFF"/>
+          </w:tcPr>
+          <w:p>
+            <w:pPr>
+              <w:spacing w:before="60" w:after="60" w:line="240" w:lineRule="auto"/>
+              <w:jc w:val="center"/>
+            </w:pPr>
+            <w:r>
+              <w:rPr>
+                <w:rFonts w:ascii="Times New Roman" w:hAnsi="Times New Roman"/>
+                <w:b w:val="0"/>
+                <w:color w:val="000000"/>
+                <w:sz w:val="18"/>
+              </w:rPr>
+            </w:r>
+          </w:p>
+        </w:tc>
+        <w:tc>
+          <w:tcPr>
+            <w:tcW w:w="523" w:type="dxa"/>
+            <w:shd w:val="clear" w:color="auto" w:fill="FFFFFF"/>
+          </w:tcPr>
+          <w:p>
+            <w:pPr>
+              <w:spacing w:before="60" w:after="60" w:line="240" w:lineRule="auto"/>
+              <w:jc w:val="center"/>
+            </w:pPr>
+            <w:r>
+              <w:rPr>
+                <w:rFonts w:ascii="Times New Roman" w:hAnsi="Times New Roman"/>
+                <w:b w:val="0"/>
+                <w:color w:val="000000"/>
+                <w:sz w:val="18"/>
+              </w:rPr>
+            </w:r>
+          </w:p>
+        </w:tc>
+        <w:tc>
+          <w:tcPr>
+            <w:tcW w:w="523" w:type="dxa"/>
+            <w:shd w:val="clear" w:color="auto" w:fill="FFFFFF"/>
+          </w:tcPr>
+          <w:p>
+            <w:pPr>
+              <w:spacing w:before="60" w:after="60" w:line="240" w:lineRule="auto"/>
+              <w:jc w:val="center"/>
+            </w:pPr>
+            <w:r>
+              <w:rPr>
+                <w:rFonts w:ascii="Times New Roman" w:hAnsi="Times New Roman"/>
+                <w:b w:val="0"/>
+                <w:color w:val="000000"/>
+                <w:sz w:val="18"/>
+              </w:rPr>
+            </w:r>
+          </w:p>
+        </w:tc>
+        <w:tc>
+          <w:tcPr>
+            <w:tcW w:w="523" w:type="dxa"/>
             <w:shd w:val="clear" w:color="auto" w:fill="FFFFFF"/>
           </w:tcPr>
           <w:p>
@@ -1860,7 +2071,7 @@
       <w:tr>
         <w:tc>
           <w:tcPr>
-            <w:tcW w:w="6147" w:type="dxa"/>
+            <w:tcW w:w="3033" w:type="dxa"/>
             <w:shd w:val="clear" w:color="auto" w:fill="D9E1F2"/>
           </w:tcPr>
           <w:p>
@@ -1875,13 +2086,53 @@
                 <w:color w:val="000000"/>
                 <w:sz w:val="20"/>
               </w:rPr>
-              <w:t>Levantamiento preliminar de información sobre el flujo operativo de procura.</w:t>
+              <w:t>Aplicación de entrevistas y detección de cuellos de botella en las aprobaciones.</w:t>
             </w:r>
           </w:p>
         </w:tc>
         <w:tc>
           <w:tcPr>
-            <w:tcW w:w="424" w:type="dxa"/>
+            <w:tcW w:w="523" w:type="dxa"/>
+            <w:shd w:val="clear" w:color="auto" w:fill="D9E1F2"/>
+          </w:tcPr>
+          <w:p>
+            <w:pPr>
+              <w:spacing w:before="60" w:after="60" w:line="240" w:lineRule="auto"/>
+              <w:jc w:val="center"/>
+            </w:pPr>
+            <w:r>
+              <w:rPr>
+                <w:rFonts w:ascii="Times New Roman" w:hAnsi="Times New Roman"/>
+                <w:b w:val="0"/>
+                <w:color w:val="000000"/>
+                <w:sz w:val="18"/>
+              </w:rPr>
+            </w:r>
+          </w:p>
+        </w:tc>
+        <w:tc>
+          <w:tcPr>
+            <w:tcW w:w="523" w:type="dxa"/>
+            <w:shd w:val="clear" w:color="auto" w:fill="D9E1F2"/>
+          </w:tcPr>
+          <w:p>
+            <w:pPr>
+              <w:spacing w:before="60" w:after="60" w:line="240" w:lineRule="auto"/>
+              <w:jc w:val="center"/>
+            </w:pPr>
+            <w:r>
+              <w:rPr>
+                <w:rFonts w:ascii="Times New Roman" w:hAnsi="Times New Roman"/>
+                <w:b w:val="0"/>
+                <w:color w:val="000000"/>
+                <w:sz w:val="18"/>
+              </w:rPr>
+            </w:r>
+          </w:p>
+        </w:tc>
+        <w:tc>
+          <w:tcPr>
+            <w:tcW w:w="523" w:type="dxa"/>
             <w:shd w:val="clear" w:color="auto" w:fill="70AD47"/>
           </w:tcPr>
           <w:p>
@@ -1902,7 +2153,7 @@
         </w:tc>
         <w:tc>
           <w:tcPr>
-            <w:tcW w:w="424" w:type="dxa"/>
+            <w:tcW w:w="523" w:type="dxa"/>
             <w:shd w:val="clear" w:color="auto" w:fill="70AD47"/>
           </w:tcPr>
           <w:p>
@@ -1923,7 +2174,7 @@
         </w:tc>
         <w:tc>
           <w:tcPr>
-            <w:tcW w:w="424" w:type="dxa"/>
+            <w:tcW w:w="523" w:type="dxa"/>
             <w:shd w:val="clear" w:color="auto" w:fill="D9E1F2"/>
           </w:tcPr>
           <w:p>
@@ -1943,7 +2194,7 @@
         </w:tc>
         <w:tc>
           <w:tcPr>
-            <w:tcW w:w="424" w:type="dxa"/>
+            <w:tcW w:w="523" w:type="dxa"/>
             <w:shd w:val="clear" w:color="auto" w:fill="D9E1F2"/>
           </w:tcPr>
           <w:p>
@@ -1963,7 +2214,67 @@
         </w:tc>
         <w:tc>
           <w:tcPr>
-            <w:tcW w:w="424" w:type="dxa"/>
+            <w:tcW w:w="523" w:type="dxa"/>
+            <w:shd w:val="clear" w:color="auto" w:fill="D9E1F2"/>
+          </w:tcPr>
+          <w:p>
+            <w:pPr>
+              <w:spacing w:before="60" w:after="60" w:line="240" w:lineRule="auto"/>
+              <w:jc w:val="center"/>
+            </w:pPr>
+            <w:r>
+              <w:rPr>
+                <w:rFonts w:ascii="Times New Roman" w:hAnsi="Times New Roman"/>
+                <w:b w:val="0"/>
+                <w:color w:val="000000"/>
+                <w:sz w:val="18"/>
+              </w:rPr>
+            </w:r>
+          </w:p>
+        </w:tc>
+        <w:tc>
+          <w:tcPr>
+            <w:tcW w:w="523" w:type="dxa"/>
+            <w:shd w:val="clear" w:color="auto" w:fill="D9E1F2"/>
+          </w:tcPr>
+          <w:p>
+            <w:pPr>
+              <w:spacing w:before="60" w:after="60" w:line="240" w:lineRule="auto"/>
+              <w:jc w:val="center"/>
+            </w:pPr>
+            <w:r>
+              <w:rPr>
+                <w:rFonts w:ascii="Times New Roman" w:hAnsi="Times New Roman"/>
+                <w:b w:val="0"/>
+                <w:color w:val="000000"/>
+                <w:sz w:val="18"/>
+              </w:rPr>
+            </w:r>
+          </w:p>
+        </w:tc>
+        <w:tc>
+          <w:tcPr>
+            <w:tcW w:w="523" w:type="dxa"/>
+            <w:shd w:val="clear" w:color="auto" w:fill="D9E1F2"/>
+          </w:tcPr>
+          <w:p>
+            <w:pPr>
+              <w:spacing w:before="60" w:after="60" w:line="240" w:lineRule="auto"/>
+              <w:jc w:val="center"/>
+            </w:pPr>
+            <w:r>
+              <w:rPr>
+                <w:rFonts w:ascii="Times New Roman" w:hAnsi="Times New Roman"/>
+                <w:b w:val="0"/>
+                <w:color w:val="000000"/>
+                <w:sz w:val="18"/>
+              </w:rPr>
+            </w:r>
+          </w:p>
+        </w:tc>
+        <w:tc>
+          <w:tcPr>
+            <w:tcW w:w="523" w:type="dxa"/>
             <w:shd w:val="clear" w:color="auto" w:fill="D9E1F2"/>
           </w:tcPr>
           <w:p>
@@ -1985,7 +2296,7 @@
       <w:tr>
         <w:tc>
           <w:tcPr>
-            <w:tcW w:w="6147" w:type="dxa"/>
+            <w:tcW w:w="3033" w:type="dxa"/>
             <w:shd w:val="clear" w:color="auto" w:fill="FFFFFF"/>
           </w:tcPr>
           <w:p>
@@ -2000,13 +2311,13 @@
                 <w:color w:val="000000"/>
                 <w:sz w:val="20"/>
               </w:rPr>
-              <w:t>Aplicación de entrevistas y detección de cuellos de botella en las aprobaciones.</w:t>
+              <w:t>Análisis cuantitativo y cualitativo de causas de retraso en el ciclo de compras.</w:t>
             </w:r>
           </w:p>
         </w:tc>
         <w:tc>
           <w:tcPr>
-            <w:tcW w:w="424" w:type="dxa"/>
+            <w:tcW w:w="523" w:type="dxa"/>
             <w:shd w:val="clear" w:color="auto" w:fill="FFFFFF"/>
           </w:tcPr>
           <w:p>
@@ -2026,7 +2337,47 @@
         </w:tc>
         <w:tc>
           <w:tcPr>
-            <w:tcW w:w="424" w:type="dxa"/>
+            <w:tcW w:w="523" w:type="dxa"/>
+            <w:shd w:val="clear" w:color="auto" w:fill="FFFFFF"/>
+          </w:tcPr>
+          <w:p>
+            <w:pPr>
+              <w:spacing w:before="60" w:after="60" w:line="240" w:lineRule="auto"/>
+              <w:jc w:val="center"/>
+            </w:pPr>
+            <w:r>
+              <w:rPr>
+                <w:rFonts w:ascii="Times New Roman" w:hAnsi="Times New Roman"/>
+                <w:b w:val="0"/>
+                <w:color w:val="000000"/>
+                <w:sz w:val="18"/>
+              </w:rPr>
+            </w:r>
+          </w:p>
+        </w:tc>
+        <w:tc>
+          <w:tcPr>
+            <w:tcW w:w="523" w:type="dxa"/>
+            <w:shd w:val="clear" w:color="auto" w:fill="FFFFFF"/>
+          </w:tcPr>
+          <w:p>
+            <w:pPr>
+              <w:spacing w:before="60" w:after="60" w:line="240" w:lineRule="auto"/>
+              <w:jc w:val="center"/>
+            </w:pPr>
+            <w:r>
+              <w:rPr>
+                <w:rFonts w:ascii="Times New Roman" w:hAnsi="Times New Roman"/>
+                <w:b w:val="0"/>
+                <w:color w:val="000000"/>
+                <w:sz w:val="18"/>
+              </w:rPr>
+            </w:r>
+          </w:p>
+        </w:tc>
+        <w:tc>
+          <w:tcPr>
+            <w:tcW w:w="523" w:type="dxa"/>
             <w:shd w:val="clear" w:color="auto" w:fill="70AD47"/>
           </w:tcPr>
           <w:p>
@@ -2047,7 +2398,7 @@
         </w:tc>
         <w:tc>
           <w:tcPr>
-            <w:tcW w:w="424" w:type="dxa"/>
+            <w:tcW w:w="523" w:type="dxa"/>
             <w:shd w:val="clear" w:color="auto" w:fill="70AD47"/>
           </w:tcPr>
           <w:p>
@@ -2068,7 +2419,7 @@
         </w:tc>
         <w:tc>
           <w:tcPr>
-            <w:tcW w:w="424" w:type="dxa"/>
+            <w:tcW w:w="523" w:type="dxa"/>
             <w:shd w:val="clear" w:color="auto" w:fill="FFFFFF"/>
           </w:tcPr>
           <w:p>
@@ -2088,7 +2439,67 @@
         </w:tc>
         <w:tc>
           <w:tcPr>
-            <w:tcW w:w="424" w:type="dxa"/>
+            <w:tcW w:w="523" w:type="dxa"/>
+            <w:shd w:val="clear" w:color="auto" w:fill="FFFFFF"/>
+          </w:tcPr>
+          <w:p>
+            <w:pPr>
+              <w:spacing w:before="60" w:after="60" w:line="240" w:lineRule="auto"/>
+              <w:jc w:val="center"/>
+            </w:pPr>
+            <w:r>
+              <w:rPr>
+                <w:rFonts w:ascii="Times New Roman" w:hAnsi="Times New Roman"/>
+                <w:b w:val="0"/>
+                <w:color w:val="000000"/>
+                <w:sz w:val="18"/>
+              </w:rPr>
+            </w:r>
+          </w:p>
+        </w:tc>
+        <w:tc>
+          <w:tcPr>
+            <w:tcW w:w="523" w:type="dxa"/>
+            <w:shd w:val="clear" w:color="auto" w:fill="FFFFFF"/>
+          </w:tcPr>
+          <w:p>
+            <w:pPr>
+              <w:spacing w:before="60" w:after="60" w:line="240" w:lineRule="auto"/>
+              <w:jc w:val="center"/>
+            </w:pPr>
+            <w:r>
+              <w:rPr>
+                <w:rFonts w:ascii="Times New Roman" w:hAnsi="Times New Roman"/>
+                <w:b w:val="0"/>
+                <w:color w:val="000000"/>
+                <w:sz w:val="18"/>
+              </w:rPr>
+            </w:r>
+          </w:p>
+        </w:tc>
+        <w:tc>
+          <w:tcPr>
+            <w:tcW w:w="523" w:type="dxa"/>
+            <w:shd w:val="clear" w:color="auto" w:fill="FFFFFF"/>
+          </w:tcPr>
+          <w:p>
+            <w:pPr>
+              <w:spacing w:before="60" w:after="60" w:line="240" w:lineRule="auto"/>
+              <w:jc w:val="center"/>
+            </w:pPr>
+            <w:r>
+              <w:rPr>
+                <w:rFonts w:ascii="Times New Roman" w:hAnsi="Times New Roman"/>
+                <w:b w:val="0"/>
+                <w:color w:val="000000"/>
+                <w:sz w:val="18"/>
+              </w:rPr>
+            </w:r>
+          </w:p>
+        </w:tc>
+        <w:tc>
+          <w:tcPr>
+            <w:tcW w:w="523" w:type="dxa"/>
             <w:shd w:val="clear" w:color="auto" w:fill="FFFFFF"/>
           </w:tcPr>
           <w:p>
@@ -2110,7 +2521,7 @@
       <w:tr>
         <w:tc>
           <w:tcPr>
-            <w:tcW w:w="6147" w:type="dxa"/>
+            <w:tcW w:w="3033" w:type="dxa"/>
             <w:shd w:val="clear" w:color="auto" w:fill="D9E1F2"/>
           </w:tcPr>
           <w:p>
@@ -2125,13 +2536,13 @@
                 <w:color w:val="000000"/>
                 <w:sz w:val="20"/>
               </w:rPr>
-              <w:t>Análisis cuantitativo y cualitativo de las causas que provocan los retrasos.</w:t>
+              <w:t>Diseño del nuevo flujo optimizado, roles y plantillas de control.</w:t>
             </w:r>
           </w:p>
         </w:tc>
         <w:tc>
           <w:tcPr>
-            <w:tcW w:w="424" w:type="dxa"/>
+            <w:tcW w:w="523" w:type="dxa"/>
             <w:shd w:val="clear" w:color="auto" w:fill="D9E1F2"/>
           </w:tcPr>
           <w:p>
@@ -2151,7 +2562,7 @@
         </w:tc>
         <w:tc>
           <w:tcPr>
-            <w:tcW w:w="424" w:type="dxa"/>
+            <w:tcW w:w="523" w:type="dxa"/>
             <w:shd w:val="clear" w:color="auto" w:fill="D9E1F2"/>
           </w:tcPr>
           <w:p>
@@ -2171,7 +2582,67 @@
         </w:tc>
         <w:tc>
           <w:tcPr>
-            <w:tcW w:w="424" w:type="dxa"/>
+            <w:tcW w:w="523" w:type="dxa"/>
+            <w:shd w:val="clear" w:color="auto" w:fill="D9E1F2"/>
+          </w:tcPr>
+          <w:p>
+            <w:pPr>
+              <w:spacing w:before="60" w:after="60" w:line="240" w:lineRule="auto"/>
+              <w:jc w:val="center"/>
+            </w:pPr>
+            <w:r>
+              <w:rPr>
+                <w:rFonts w:ascii="Times New Roman" w:hAnsi="Times New Roman"/>
+                <w:b w:val="0"/>
+                <w:color w:val="000000"/>
+                <w:sz w:val="18"/>
+              </w:rPr>
+            </w:r>
+          </w:p>
+        </w:tc>
+        <w:tc>
+          <w:tcPr>
+            <w:tcW w:w="523" w:type="dxa"/>
+            <w:shd w:val="clear" w:color="auto" w:fill="D9E1F2"/>
+          </w:tcPr>
+          <w:p>
+            <w:pPr>
+              <w:spacing w:before="60" w:after="60" w:line="240" w:lineRule="auto"/>
+              <w:jc w:val="center"/>
+            </w:pPr>
+            <w:r>
+              <w:rPr>
+                <w:rFonts w:ascii="Times New Roman" w:hAnsi="Times New Roman"/>
+                <w:b w:val="0"/>
+                <w:color w:val="000000"/>
+                <w:sz w:val="18"/>
+              </w:rPr>
+            </w:r>
+          </w:p>
+        </w:tc>
+        <w:tc>
+          <w:tcPr>
+            <w:tcW w:w="523" w:type="dxa"/>
+            <w:shd w:val="clear" w:color="auto" w:fill="D9E1F2"/>
+          </w:tcPr>
+          <w:p>
+            <w:pPr>
+              <w:spacing w:before="60" w:after="60" w:line="240" w:lineRule="auto"/>
+              <w:jc w:val="center"/>
+            </w:pPr>
+            <w:r>
+              <w:rPr>
+                <w:rFonts w:ascii="Times New Roman" w:hAnsi="Times New Roman"/>
+                <w:b w:val="0"/>
+                <w:color w:val="000000"/>
+                <w:sz w:val="18"/>
+              </w:rPr>
+            </w:r>
+          </w:p>
+        </w:tc>
+        <w:tc>
+          <w:tcPr>
+            <w:tcW w:w="523" w:type="dxa"/>
             <w:shd w:val="clear" w:color="auto" w:fill="70AD47"/>
           </w:tcPr>
           <w:p>
@@ -2192,7 +2663,7 @@
         </w:tc>
         <w:tc>
           <w:tcPr>
-            <w:tcW w:w="424" w:type="dxa"/>
+            <w:tcW w:w="523" w:type="dxa"/>
             <w:shd w:val="clear" w:color="auto" w:fill="70AD47"/>
           </w:tcPr>
           <w:p>
@@ -2213,7 +2684,47 @@
         </w:tc>
         <w:tc>
           <w:tcPr>
-            <w:tcW w:w="424" w:type="dxa"/>
+            <w:tcW w:w="523" w:type="dxa"/>
+            <w:shd w:val="clear" w:color="auto" w:fill="D9E1F2"/>
+          </w:tcPr>
+          <w:p>
+            <w:pPr>
+              <w:spacing w:before="60" w:after="60" w:line="240" w:lineRule="auto"/>
+              <w:jc w:val="center"/>
+            </w:pPr>
+            <w:r>
+              <w:rPr>
+                <w:rFonts w:ascii="Times New Roman" w:hAnsi="Times New Roman"/>
+                <w:b w:val="0"/>
+                <w:color w:val="000000"/>
+                <w:sz w:val="18"/>
+              </w:rPr>
+            </w:r>
+          </w:p>
+        </w:tc>
+        <w:tc>
+          <w:tcPr>
+            <w:tcW w:w="523" w:type="dxa"/>
+            <w:shd w:val="clear" w:color="auto" w:fill="D9E1F2"/>
+          </w:tcPr>
+          <w:p>
+            <w:pPr>
+              <w:spacing w:before="60" w:after="60" w:line="240" w:lineRule="auto"/>
+              <w:jc w:val="center"/>
+            </w:pPr>
+            <w:r>
+              <w:rPr>
+                <w:rFonts w:ascii="Times New Roman" w:hAnsi="Times New Roman"/>
+                <w:b w:val="0"/>
+                <w:color w:val="000000"/>
+                <w:sz w:val="18"/>
+              </w:rPr>
+            </w:r>
+          </w:p>
+        </w:tc>
+        <w:tc>
+          <w:tcPr>
+            <w:tcW w:w="523" w:type="dxa"/>
             <w:shd w:val="clear" w:color="auto" w:fill="D9E1F2"/>
           </w:tcPr>
           <w:p>
@@ -2235,7 +2746,7 @@
       <w:tr>
         <w:tc>
           <w:tcPr>
-            <w:tcW w:w="6147" w:type="dxa"/>
+            <w:tcW w:w="3033" w:type="dxa"/>
             <w:shd w:val="clear" w:color="auto" w:fill="FFFFFF"/>
           </w:tcPr>
           <w:p>
@@ -2250,13 +2761,13 @@
                 <w:color w:val="000000"/>
                 <w:sz w:val="20"/>
               </w:rPr>
-              <w:t>Diseño de las estrategias procedimentales de mejora y nuevos formatos de control.</w:t>
+              <w:t>Redacción y validación de la propuesta de mejora procedimental.</w:t>
             </w:r>
           </w:p>
         </w:tc>
         <w:tc>
           <w:tcPr>
-            <w:tcW w:w="424" w:type="dxa"/>
+            <w:tcW w:w="523" w:type="dxa"/>
             <w:shd w:val="clear" w:color="auto" w:fill="FFFFFF"/>
           </w:tcPr>
           <w:p>
@@ -2276,7 +2787,7 @@
         </w:tc>
         <w:tc>
           <w:tcPr>
-            <w:tcW w:w="424" w:type="dxa"/>
+            <w:tcW w:w="523" w:type="dxa"/>
             <w:shd w:val="clear" w:color="auto" w:fill="FFFFFF"/>
           </w:tcPr>
           <w:p>
@@ -2296,7 +2807,7 @@
         </w:tc>
         <w:tc>
           <w:tcPr>
-            <w:tcW w:w="424" w:type="dxa"/>
+            <w:tcW w:w="523" w:type="dxa"/>
             <w:shd w:val="clear" w:color="auto" w:fill="FFFFFF"/>
           </w:tcPr>
           <w:p>
@@ -2316,7 +2827,67 @@
         </w:tc>
         <w:tc>
           <w:tcPr>
-            <w:tcW w:w="424" w:type="dxa"/>
+            <w:tcW w:w="523" w:type="dxa"/>
+            <w:shd w:val="clear" w:color="auto" w:fill="FFFFFF"/>
+          </w:tcPr>
+          <w:p>
+            <w:pPr>
+              <w:spacing w:before="60" w:after="60" w:line="240" w:lineRule="auto"/>
+              <w:jc w:val="center"/>
+            </w:pPr>
+            <w:r>
+              <w:rPr>
+                <w:rFonts w:ascii="Times New Roman" w:hAnsi="Times New Roman"/>
+                <w:b w:val="0"/>
+                <w:color w:val="000000"/>
+                <w:sz w:val="18"/>
+              </w:rPr>
+            </w:r>
+          </w:p>
+        </w:tc>
+        <w:tc>
+          <w:tcPr>
+            <w:tcW w:w="523" w:type="dxa"/>
+            <w:shd w:val="clear" w:color="auto" w:fill="FFFFFF"/>
+          </w:tcPr>
+          <w:p>
+            <w:pPr>
+              <w:spacing w:before="60" w:after="60" w:line="240" w:lineRule="auto"/>
+              <w:jc w:val="center"/>
+            </w:pPr>
+            <w:r>
+              <w:rPr>
+                <w:rFonts w:ascii="Times New Roman" w:hAnsi="Times New Roman"/>
+                <w:b w:val="0"/>
+                <w:color w:val="000000"/>
+                <w:sz w:val="18"/>
+              </w:rPr>
+            </w:r>
+          </w:p>
+        </w:tc>
+        <w:tc>
+          <w:tcPr>
+            <w:tcW w:w="523" w:type="dxa"/>
+            <w:shd w:val="clear" w:color="auto" w:fill="FFFFFF"/>
+          </w:tcPr>
+          <w:p>
+            <w:pPr>
+              <w:spacing w:before="60" w:after="60" w:line="240" w:lineRule="auto"/>
+              <w:jc w:val="center"/>
+            </w:pPr>
+            <w:r>
+              <w:rPr>
+                <w:rFonts w:ascii="Times New Roman" w:hAnsi="Times New Roman"/>
+                <w:b w:val="0"/>
+                <w:color w:val="000000"/>
+                <w:sz w:val="18"/>
+              </w:rPr>
+            </w:r>
+          </w:p>
+        </w:tc>
+        <w:tc>
+          <w:tcPr>
+            <w:tcW w:w="523" w:type="dxa"/>
             <w:shd w:val="clear" w:color="auto" w:fill="70AD47"/>
           </w:tcPr>
           <w:p>
@@ -2337,7 +2908,272 @@
         </w:tc>
         <w:tc>
           <w:tcPr>
-            <w:tcW w:w="424" w:type="dxa"/>
+            <w:tcW w:w="523" w:type="dxa"/>
+            <w:shd w:val="clear" w:color="auto" w:fill="70AD47"/>
+          </w:tcPr>
+          <w:p>
+            <w:pPr>
+              <w:spacing w:before="60" w:after="60" w:line="240" w:lineRule="auto"/>
+              <w:jc w:val="center"/>
+            </w:pPr>
+            <w:r>
+              <w:rPr>
+                <w:rFonts w:ascii="Times New Roman" w:hAnsi="Times New Roman"/>
+                <w:b w:val="0"/>
+                <w:color w:val="FFFFFF"/>
+                <w:sz w:val="18"/>
+              </w:rPr>
+              <w:t>✓</w:t>
+            </w:r>
+          </w:p>
+        </w:tc>
+        <w:tc>
+          <w:tcPr>
+            <w:tcW w:w="523" w:type="dxa"/>
+            <w:shd w:val="clear" w:color="auto" w:fill="FFFFFF"/>
+          </w:tcPr>
+          <w:p>
+            <w:pPr>
+              <w:spacing w:before="60" w:after="60" w:line="240" w:lineRule="auto"/>
+              <w:jc w:val="center"/>
+            </w:pPr>
+            <w:r>
+              <w:rPr>
+                <w:rFonts w:ascii="Times New Roman" w:hAnsi="Times New Roman"/>
+                <w:b w:val="0"/>
+                <w:color w:val="000000"/>
+                <w:sz w:val="18"/>
+              </w:rPr>
+            </w:r>
+          </w:p>
+        </w:tc>
+        <w:tc>
+          <w:tcPr>
+            <w:tcW w:w="523" w:type="dxa"/>
+            <w:shd w:val="clear" w:color="auto" w:fill="FFFFFF"/>
+          </w:tcPr>
+          <w:p>
+            <w:pPr>
+              <w:spacing w:before="60" w:after="60" w:line="240" w:lineRule="auto"/>
+              <w:jc w:val="center"/>
+            </w:pPr>
+            <w:r>
+              <w:rPr>
+                <w:rFonts w:ascii="Times New Roman" w:hAnsi="Times New Roman"/>
+                <w:b w:val="0"/>
+                <w:color w:val="000000"/>
+                <w:sz w:val="18"/>
+              </w:rPr>
+            </w:r>
+          </w:p>
+        </w:tc>
+      </w:tr>
+      <w:tr>
+        <w:tc>
+          <w:tcPr>
+            <w:tcW w:w="3033" w:type="dxa"/>
+            <w:shd w:val="clear" w:color="auto" w:fill="D9E1F2"/>
+          </w:tcPr>
+          <w:p>
+            <w:pPr>
+              <w:spacing w:before="60" w:after="60" w:line="240" w:lineRule="auto"/>
+              <w:jc w:val="both"/>
+            </w:pPr>
+            <w:r>
+              <w:rPr>
+                <w:rFonts w:ascii="Times New Roman" w:hAnsi="Times New Roman"/>
+                <w:b w:val="0"/>
+                <w:color w:val="000000"/>
+                <w:sz w:val="20"/>
+              </w:rPr>
+              <w:t>Presentación formal de la propuesta a la gerencia y ajustes finales.</w:t>
+            </w:r>
+          </w:p>
+        </w:tc>
+        <w:tc>
+          <w:tcPr>
+            <w:tcW w:w="523" w:type="dxa"/>
+            <w:shd w:val="clear" w:color="auto" w:fill="D9E1F2"/>
+          </w:tcPr>
+          <w:p>
+            <w:pPr>
+              <w:spacing w:before="60" w:after="60" w:line="240" w:lineRule="auto"/>
+              <w:jc w:val="center"/>
+            </w:pPr>
+            <w:r>
+              <w:rPr>
+                <w:rFonts w:ascii="Times New Roman" w:hAnsi="Times New Roman"/>
+                <w:b w:val="0"/>
+                <w:color w:val="000000"/>
+                <w:sz w:val="18"/>
+              </w:rPr>
+            </w:r>
+          </w:p>
+        </w:tc>
+        <w:tc>
+          <w:tcPr>
+            <w:tcW w:w="523" w:type="dxa"/>
+            <w:shd w:val="clear" w:color="auto" w:fill="D9E1F2"/>
+          </w:tcPr>
+          <w:p>
+            <w:pPr>
+              <w:spacing w:before="60" w:after="60" w:line="240" w:lineRule="auto"/>
+              <w:jc w:val="center"/>
+            </w:pPr>
+            <w:r>
+              <w:rPr>
+                <w:rFonts w:ascii="Times New Roman" w:hAnsi="Times New Roman"/>
+                <w:b w:val="0"/>
+                <w:color w:val="000000"/>
+                <w:sz w:val="18"/>
+              </w:rPr>
+            </w:r>
+          </w:p>
+        </w:tc>
+        <w:tc>
+          <w:tcPr>
+            <w:tcW w:w="523" w:type="dxa"/>
+            <w:shd w:val="clear" w:color="auto" w:fill="D9E1F2"/>
+          </w:tcPr>
+          <w:p>
+            <w:pPr>
+              <w:spacing w:before="60" w:after="60" w:line="240" w:lineRule="auto"/>
+              <w:jc w:val="center"/>
+            </w:pPr>
+            <w:r>
+              <w:rPr>
+                <w:rFonts w:ascii="Times New Roman" w:hAnsi="Times New Roman"/>
+                <w:b w:val="0"/>
+                <w:color w:val="000000"/>
+                <w:sz w:val="18"/>
+              </w:rPr>
+            </w:r>
+          </w:p>
+        </w:tc>
+        <w:tc>
+          <w:tcPr>
+            <w:tcW w:w="523" w:type="dxa"/>
+            <w:shd w:val="clear" w:color="auto" w:fill="D9E1F2"/>
+          </w:tcPr>
+          <w:p>
+            <w:pPr>
+              <w:spacing w:before="60" w:after="60" w:line="240" w:lineRule="auto"/>
+              <w:jc w:val="center"/>
+            </w:pPr>
+            <w:r>
+              <w:rPr>
+                <w:rFonts w:ascii="Times New Roman" w:hAnsi="Times New Roman"/>
+                <w:b w:val="0"/>
+                <w:color w:val="000000"/>
+                <w:sz w:val="18"/>
+              </w:rPr>
+            </w:r>
+          </w:p>
+        </w:tc>
+        <w:tc>
+          <w:tcPr>
+            <w:tcW w:w="523" w:type="dxa"/>
+            <w:shd w:val="clear" w:color="auto" w:fill="D9E1F2"/>
+          </w:tcPr>
+          <w:p>
+            <w:pPr>
+              <w:spacing w:before="60" w:after="60" w:line="240" w:lineRule="auto"/>
+              <w:jc w:val="center"/>
+            </w:pPr>
+            <w:r>
+              <w:rPr>
+                <w:rFonts w:ascii="Times New Roman" w:hAnsi="Times New Roman"/>
+                <w:b w:val="0"/>
+                <w:color w:val="000000"/>
+                <w:sz w:val="18"/>
+              </w:rPr>
+            </w:r>
+          </w:p>
+        </w:tc>
+        <w:tc>
+          <w:tcPr>
+            <w:tcW w:w="523" w:type="dxa"/>
+            <w:shd w:val="clear" w:color="auto" w:fill="D9E1F2"/>
+          </w:tcPr>
+          <w:p>
+            <w:pPr>
+              <w:spacing w:before="60" w:after="60" w:line="240" w:lineRule="auto"/>
+              <w:jc w:val="center"/>
+            </w:pPr>
+            <w:r>
+              <w:rPr>
+                <w:rFonts w:ascii="Times New Roman" w:hAnsi="Times New Roman"/>
+                <w:b w:val="0"/>
+                <w:color w:val="000000"/>
+                <w:sz w:val="18"/>
+              </w:rPr>
+            </w:r>
+          </w:p>
+        </w:tc>
+        <w:tc>
+          <w:tcPr>
+            <w:tcW w:w="523" w:type="dxa"/>
+            <w:shd w:val="clear" w:color="auto" w:fill="D9E1F2"/>
+          </w:tcPr>
+          <w:p>
+            <w:pPr>
+              <w:spacing w:before="60" w:after="60" w:line="240" w:lineRule="auto"/>
+              <w:jc w:val="center"/>
+            </w:pPr>
+            <w:r>
+              <w:rPr>
+                <w:rFonts w:ascii="Times New Roman" w:hAnsi="Times New Roman"/>
+                <w:b w:val="0"/>
+                <w:color w:val="000000"/>
+                <w:sz w:val="18"/>
+              </w:rPr>
+            </w:r>
+          </w:p>
+        </w:tc>
+        <w:tc>
+          <w:tcPr>
+            <w:tcW w:w="523" w:type="dxa"/>
+            <w:shd w:val="clear" w:color="auto" w:fill="D9E1F2"/>
+          </w:tcPr>
+          <w:p>
+            <w:pPr>
+              <w:spacing w:before="60" w:after="60" w:line="240" w:lineRule="auto"/>
+              <w:jc w:val="center"/>
+            </w:pPr>
+            <w:r>
+              <w:rPr>
+                <w:rFonts w:ascii="Times New Roman" w:hAnsi="Times New Roman"/>
+                <w:b w:val="0"/>
+                <w:color w:val="000000"/>
+                <w:sz w:val="18"/>
+              </w:rPr>
+            </w:r>
+          </w:p>
+        </w:tc>
+        <w:tc>
+          <w:tcPr>
+            <w:tcW w:w="523" w:type="dxa"/>
+            <w:shd w:val="clear" w:color="auto" w:fill="70AD47"/>
+          </w:tcPr>
+          <w:p>
+            <w:pPr>
+              <w:spacing w:before="60" w:after="60" w:line="240" w:lineRule="auto"/>
+              <w:jc w:val="center"/>
+            </w:pPr>
+            <w:r>
+              <w:rPr>
+                <w:rFonts w:ascii="Times New Roman" w:hAnsi="Times New Roman"/>
+                <w:b w:val="0"/>
+                <w:color w:val="FFFFFF"/>
+                <w:sz w:val="18"/>
+              </w:rPr>
+              <w:t>✓</w:t>
+            </w:r>
+          </w:p>
+        </w:tc>
+        <w:tc>
+          <w:tcPr>
+            <w:tcW w:w="523" w:type="dxa"/>
             <w:shd w:val="clear" w:color="auto" w:fill="70AD47"/>
           </w:tcPr>
           <w:p>
@@ -2360,7 +3196,231 @@
       <w:tr>
         <w:tc>
           <w:tcPr>
-            <w:tcW w:w="6147" w:type="dxa"/>
+            <w:tcW w:w="3033" w:type="dxa"/>
+            <w:shd w:val="clear" w:color="auto" w:fill="FFFFFF"/>
+          </w:tcPr>
+          <w:p>
+            <w:pPr>
+              <w:spacing w:before="60" w:after="60" w:line="240" w:lineRule="auto"/>
+              <w:jc w:val="both"/>
+            </w:pPr>
+            <w:r>
+              <w:rPr>
+                <w:rFonts w:ascii="Times New Roman" w:hAnsi="Times New Roman"/>
+                <w:b w:val="0"/>
+                <w:color w:val="000000"/>
+                <w:sz w:val="20"/>
+              </w:rPr>
+              <w:t>Inducción institucional y familiarización con el sistema de compras vigente.</w:t>
+            </w:r>
+          </w:p>
+        </w:tc>
+        <w:tc>
+          <w:tcPr>
+            <w:tcW w:w="523" w:type="dxa"/>
+            <w:shd w:val="clear" w:color="auto" w:fill="70AD47"/>
+          </w:tcPr>
+          <w:p>
+            <w:pPr>
+              <w:spacing w:before="60" w:after="60" w:line="240" w:lineRule="auto"/>
+              <w:jc w:val="center"/>
+            </w:pPr>
+            <w:r>
+              <w:rPr>
+                <w:rFonts w:ascii="Times New Roman" w:hAnsi="Times New Roman"/>
+                <w:b w:val="0"/>
+                <w:color w:val="FFFFFF"/>
+                <w:sz w:val="18"/>
+              </w:rPr>
+              <w:t>✓</w:t>
+            </w:r>
+          </w:p>
+        </w:tc>
+        <w:tc>
+          <w:tcPr>
+            <w:tcW w:w="523" w:type="dxa"/>
+            <w:shd w:val="clear" w:color="auto" w:fill="FFFFFF"/>
+          </w:tcPr>
+          <w:p>
+            <w:pPr>
+              <w:spacing w:before="60" w:after="60" w:line="240" w:lineRule="auto"/>
+              <w:jc w:val="center"/>
+            </w:pPr>
+            <w:r>
+              <w:rPr>
+                <w:rFonts w:ascii="Times New Roman" w:hAnsi="Times New Roman"/>
+                <w:b w:val="0"/>
+                <w:color w:val="000000"/>
+                <w:sz w:val="18"/>
+              </w:rPr>
+            </w:r>
+          </w:p>
+        </w:tc>
+        <w:tc>
+          <w:tcPr>
+            <w:tcW w:w="523" w:type="dxa"/>
+            <w:shd w:val="clear" w:color="auto" w:fill="FFFFFF"/>
+          </w:tcPr>
+          <w:p>
+            <w:pPr>
+              <w:spacing w:before="60" w:after="60" w:line="240" w:lineRule="auto"/>
+              <w:jc w:val="center"/>
+            </w:pPr>
+            <w:r>
+              <w:rPr>
+                <w:rFonts w:ascii="Times New Roman" w:hAnsi="Times New Roman"/>
+                <w:b w:val="0"/>
+                <w:color w:val="000000"/>
+                <w:sz w:val="18"/>
+              </w:rPr>
+            </w:r>
+          </w:p>
+        </w:tc>
+        <w:tc>
+          <w:tcPr>
+            <w:tcW w:w="523" w:type="dxa"/>
+            <w:shd w:val="clear" w:color="auto" w:fill="FFFFFF"/>
+          </w:tcPr>
+          <w:p>
+            <w:pPr>
+              <w:spacing w:before="60" w:after="60" w:line="240" w:lineRule="auto"/>
+              <w:jc w:val="center"/>
+            </w:pPr>
+            <w:r>
+              <w:rPr>
+                <w:rFonts w:ascii="Times New Roman" w:hAnsi="Times New Roman"/>
+                <w:b w:val="0"/>
+                <w:color w:val="000000"/>
+                <w:sz w:val="18"/>
+              </w:rPr>
+            </w:r>
+          </w:p>
+        </w:tc>
+        <w:tc>
+          <w:tcPr>
+            <w:tcW w:w="523" w:type="dxa"/>
+            <w:shd w:val="clear" w:color="auto" w:fill="FFFFFF"/>
+          </w:tcPr>
+          <w:p>
+            <w:pPr>
+              <w:spacing w:before="60" w:after="60" w:line="240" w:lineRule="auto"/>
+              <w:jc w:val="center"/>
+            </w:pPr>
+            <w:r>
+              <w:rPr>
+                <w:rFonts w:ascii="Times New Roman" w:hAnsi="Times New Roman"/>
+                <w:b w:val="0"/>
+                <w:color w:val="000000"/>
+                <w:sz w:val="18"/>
+              </w:rPr>
+            </w:r>
+          </w:p>
+        </w:tc>
+        <w:tc>
+          <w:tcPr>
+            <w:tcW w:w="523" w:type="dxa"/>
+            <w:shd w:val="clear" w:color="auto" w:fill="FFFFFF"/>
+          </w:tcPr>
+          <w:p>
+            <w:pPr>
+              <w:spacing w:before="60" w:after="60" w:line="240" w:lineRule="auto"/>
+              <w:jc w:val="center"/>
+            </w:pPr>
+            <w:r>
+              <w:rPr>
+                <w:rFonts w:ascii="Times New Roman" w:hAnsi="Times New Roman"/>
+                <w:b w:val="0"/>
+                <w:color w:val="000000"/>
+                <w:sz w:val="18"/>
+              </w:rPr>
+            </w:r>
+          </w:p>
+        </w:tc>
+        <w:tc>
+          <w:tcPr>
+            <w:tcW w:w="523" w:type="dxa"/>
+            <w:shd w:val="clear" w:color="auto" w:fill="FFFFFF"/>
+          </w:tcPr>
+          <w:p>
+            <w:pPr>
+              <w:spacing w:before="60" w:after="60" w:line="240" w:lineRule="auto"/>
+              <w:jc w:val="center"/>
+            </w:pPr>
+            <w:r>
+              <w:rPr>
+                <w:rFonts w:ascii="Times New Roman" w:hAnsi="Times New Roman"/>
+                <w:b w:val="0"/>
+                <w:color w:val="000000"/>
+                <w:sz w:val="18"/>
+              </w:rPr>
+            </w:r>
+          </w:p>
+        </w:tc>
+        <w:tc>
+          <w:tcPr>
+            <w:tcW w:w="523" w:type="dxa"/>
+            <w:shd w:val="clear" w:color="auto" w:fill="FFFFFF"/>
+          </w:tcPr>
+          <w:p>
+            <w:pPr>
+              <w:spacing w:before="60" w:after="60" w:line="240" w:lineRule="auto"/>
+              <w:jc w:val="center"/>
+            </w:pPr>
+            <w:r>
+              <w:rPr>
+                <w:rFonts w:ascii="Times New Roman" w:hAnsi="Times New Roman"/>
+                <w:b w:val="0"/>
+                <w:color w:val="000000"/>
+                <w:sz w:val="18"/>
+              </w:rPr>
+            </w:r>
+          </w:p>
+        </w:tc>
+        <w:tc>
+          <w:tcPr>
+            <w:tcW w:w="523" w:type="dxa"/>
+            <w:shd w:val="clear" w:color="auto" w:fill="FFFFFF"/>
+          </w:tcPr>
+          <w:p>
+            <w:pPr>
+              <w:spacing w:before="60" w:after="60" w:line="240" w:lineRule="auto"/>
+              <w:jc w:val="center"/>
+            </w:pPr>
+            <w:r>
+              <w:rPr>
+                <w:rFonts w:ascii="Times New Roman" w:hAnsi="Times New Roman"/>
+                <w:b w:val="0"/>
+                <w:color w:val="000000"/>
+                <w:sz w:val="18"/>
+              </w:rPr>
+            </w:r>
+          </w:p>
+        </w:tc>
+        <w:tc>
+          <w:tcPr>
+            <w:tcW w:w="523" w:type="dxa"/>
+            <w:shd w:val="clear" w:color="auto" w:fill="FFFFFF"/>
+          </w:tcPr>
+          <w:p>
+            <w:pPr>
+              <w:spacing w:before="60" w:after="60" w:line="240" w:lineRule="auto"/>
+              <w:jc w:val="center"/>
+            </w:pPr>
+            <w:r>
+              <w:rPr>
+                <w:rFonts w:ascii="Times New Roman" w:hAnsi="Times New Roman"/>
+                <w:b w:val="0"/>
+                <w:color w:val="000000"/>
+                <w:sz w:val="18"/>
+              </w:rPr>
+            </w:r>
+          </w:p>
+        </w:tc>
+      </w:tr>
+      <w:tr>
+        <w:tc>
+          <w:tcPr>
+            <w:tcW w:w="3033" w:type="dxa"/>
             <w:shd w:val="clear" w:color="auto" w:fill="D9E1F2"/>
           </w:tcPr>
           <w:p>
@@ -2375,13 +3435,13 @@
                 <w:color w:val="000000"/>
                 <w:sz w:val="20"/>
               </w:rPr>
-              <w:t>Revisión final de la propuesta de optimización y presentación formal a la gerencia.</w:t>
+              <w:t>Apoyo en la recepción y tramitación de solicitudes de compra del departamento.</w:t>
             </w:r>
           </w:p>
         </w:tc>
         <w:tc>
           <w:tcPr>
-            <w:tcW w:w="424" w:type="dxa"/>
+            <w:tcW w:w="523" w:type="dxa"/>
             <w:shd w:val="clear" w:color="auto" w:fill="D9E1F2"/>
           </w:tcPr>
           <w:p>
@@ -2401,7 +3461,7 @@
         </w:tc>
         <w:tc>
           <w:tcPr>
-            <w:tcW w:w="424" w:type="dxa"/>
+            <w:tcW w:w="523" w:type="dxa"/>
             <w:shd w:val="clear" w:color="auto" w:fill="D9E1F2"/>
           </w:tcPr>
           <w:p>
@@ -2421,7 +3481,28 @@
         </w:tc>
         <w:tc>
           <w:tcPr>
-            <w:tcW w:w="424" w:type="dxa"/>
+            <w:tcW w:w="523" w:type="dxa"/>
+            <w:shd w:val="clear" w:color="auto" w:fill="70AD47"/>
+          </w:tcPr>
+          <w:p>
+            <w:pPr>
+              <w:spacing w:before="60" w:after="60" w:line="240" w:lineRule="auto"/>
+              <w:jc w:val="center"/>
+            </w:pPr>
+            <w:r>
+              <w:rPr>
+                <w:rFonts w:ascii="Times New Roman" w:hAnsi="Times New Roman"/>
+                <w:b w:val="0"/>
+                <w:color w:val="FFFFFF"/>
+                <w:sz w:val="18"/>
+              </w:rPr>
+              <w:t>✓</w:t>
+            </w:r>
+          </w:p>
+        </w:tc>
+        <w:tc>
+          <w:tcPr>
+            <w:tcW w:w="523" w:type="dxa"/>
             <w:shd w:val="clear" w:color="auto" w:fill="D9E1F2"/>
           </w:tcPr>
           <w:p>
@@ -2441,7 +3522,28 @@
         </w:tc>
         <w:tc>
           <w:tcPr>
-            <w:tcW w:w="424" w:type="dxa"/>
+            <w:tcW w:w="523" w:type="dxa"/>
+            <w:shd w:val="clear" w:color="auto" w:fill="70AD47"/>
+          </w:tcPr>
+          <w:p>
+            <w:pPr>
+              <w:spacing w:before="60" w:after="60" w:line="240" w:lineRule="auto"/>
+              <w:jc w:val="center"/>
+            </w:pPr>
+            <w:r>
+              <w:rPr>
+                <w:rFonts w:ascii="Times New Roman" w:hAnsi="Times New Roman"/>
+                <w:b w:val="0"/>
+                <w:color w:val="FFFFFF"/>
+                <w:sz w:val="18"/>
+              </w:rPr>
+              <w:t>✓</w:t>
+            </w:r>
+          </w:p>
+        </w:tc>
+        <w:tc>
+          <w:tcPr>
+            <w:tcW w:w="523" w:type="dxa"/>
             <w:shd w:val="clear" w:color="auto" w:fill="D9E1F2"/>
           </w:tcPr>
           <w:p>
@@ -2461,7 +3563,516 @@
         </w:tc>
         <w:tc>
           <w:tcPr>
-            <w:tcW w:w="424" w:type="dxa"/>
+            <w:tcW w:w="523" w:type="dxa"/>
+            <w:shd w:val="clear" w:color="auto" w:fill="D9E1F2"/>
+          </w:tcPr>
+          <w:p>
+            <w:pPr>
+              <w:spacing w:before="60" w:after="60" w:line="240" w:lineRule="auto"/>
+              <w:jc w:val="center"/>
+            </w:pPr>
+            <w:r>
+              <w:rPr>
+                <w:rFonts w:ascii="Times New Roman" w:hAnsi="Times New Roman"/>
+                <w:b w:val="0"/>
+                <w:color w:val="000000"/>
+                <w:sz w:val="18"/>
+              </w:rPr>
+            </w:r>
+          </w:p>
+        </w:tc>
+        <w:tc>
+          <w:tcPr>
+            <w:tcW w:w="523" w:type="dxa"/>
+            <w:shd w:val="clear" w:color="auto" w:fill="D9E1F2"/>
+          </w:tcPr>
+          <w:p>
+            <w:pPr>
+              <w:spacing w:before="60" w:after="60" w:line="240" w:lineRule="auto"/>
+              <w:jc w:val="center"/>
+            </w:pPr>
+            <w:r>
+              <w:rPr>
+                <w:rFonts w:ascii="Times New Roman" w:hAnsi="Times New Roman"/>
+                <w:b w:val="0"/>
+                <w:color w:val="000000"/>
+                <w:sz w:val="18"/>
+              </w:rPr>
+            </w:r>
+          </w:p>
+        </w:tc>
+        <w:tc>
+          <w:tcPr>
+            <w:tcW w:w="523" w:type="dxa"/>
+            <w:shd w:val="clear" w:color="auto" w:fill="D9E1F2"/>
+          </w:tcPr>
+          <w:p>
+            <w:pPr>
+              <w:spacing w:before="60" w:after="60" w:line="240" w:lineRule="auto"/>
+              <w:jc w:val="center"/>
+            </w:pPr>
+            <w:r>
+              <w:rPr>
+                <w:rFonts w:ascii="Times New Roman" w:hAnsi="Times New Roman"/>
+                <w:b w:val="0"/>
+                <w:color w:val="000000"/>
+                <w:sz w:val="18"/>
+              </w:rPr>
+            </w:r>
+          </w:p>
+        </w:tc>
+        <w:tc>
+          <w:tcPr>
+            <w:tcW w:w="523" w:type="dxa"/>
+            <w:shd w:val="clear" w:color="auto" w:fill="D9E1F2"/>
+          </w:tcPr>
+          <w:p>
+            <w:pPr>
+              <w:spacing w:before="60" w:after="60" w:line="240" w:lineRule="auto"/>
+              <w:jc w:val="center"/>
+            </w:pPr>
+            <w:r>
+              <w:rPr>
+                <w:rFonts w:ascii="Times New Roman" w:hAnsi="Times New Roman"/>
+                <w:b w:val="0"/>
+                <w:color w:val="000000"/>
+                <w:sz w:val="18"/>
+              </w:rPr>
+            </w:r>
+          </w:p>
+        </w:tc>
+      </w:tr>
+      <w:tr>
+        <w:tc>
+          <w:tcPr>
+            <w:tcW w:w="3033" w:type="dxa"/>
+            <w:shd w:val="clear" w:color="auto" w:fill="FFFFFF"/>
+          </w:tcPr>
+          <w:p>
+            <w:pPr>
+              <w:spacing w:before="60" w:after="60" w:line="240" w:lineRule="auto"/>
+              <w:jc w:val="both"/>
+            </w:pPr>
+            <w:r>
+              <w:rPr>
+                <w:rFonts w:ascii="Times New Roman" w:hAnsi="Times New Roman"/>
+                <w:b w:val="0"/>
+                <w:color w:val="000000"/>
+                <w:sz w:val="20"/>
+              </w:rPr>
+              <w:t>Seguimiento a cotizaciones y actualización de expedientes de proveedores.</w:t>
+            </w:r>
+          </w:p>
+        </w:tc>
+        <w:tc>
+          <w:tcPr>
+            <w:tcW w:w="523" w:type="dxa"/>
+            <w:shd w:val="clear" w:color="auto" w:fill="FFFFFF"/>
+          </w:tcPr>
+          <w:p>
+            <w:pPr>
+              <w:spacing w:before="60" w:after="60" w:line="240" w:lineRule="auto"/>
+              <w:jc w:val="center"/>
+            </w:pPr>
+            <w:r>
+              <w:rPr>
+                <w:rFonts w:ascii="Times New Roman" w:hAnsi="Times New Roman"/>
+                <w:b w:val="0"/>
+                <w:color w:val="000000"/>
+                <w:sz w:val="18"/>
+              </w:rPr>
+            </w:r>
+          </w:p>
+        </w:tc>
+        <w:tc>
+          <w:tcPr>
+            <w:tcW w:w="523" w:type="dxa"/>
+            <w:shd w:val="clear" w:color="auto" w:fill="FFFFFF"/>
+          </w:tcPr>
+          <w:p>
+            <w:pPr>
+              <w:spacing w:before="60" w:after="60" w:line="240" w:lineRule="auto"/>
+              <w:jc w:val="center"/>
+            </w:pPr>
+            <w:r>
+              <w:rPr>
+                <w:rFonts w:ascii="Times New Roman" w:hAnsi="Times New Roman"/>
+                <w:b w:val="0"/>
+                <w:color w:val="000000"/>
+                <w:sz w:val="18"/>
+              </w:rPr>
+            </w:r>
+          </w:p>
+        </w:tc>
+        <w:tc>
+          <w:tcPr>
+            <w:tcW w:w="523" w:type="dxa"/>
+            <w:shd w:val="clear" w:color="auto" w:fill="FFFFFF"/>
+          </w:tcPr>
+          <w:p>
+            <w:pPr>
+              <w:spacing w:before="60" w:after="60" w:line="240" w:lineRule="auto"/>
+              <w:jc w:val="center"/>
+            </w:pPr>
+            <w:r>
+              <w:rPr>
+                <w:rFonts w:ascii="Times New Roman" w:hAnsi="Times New Roman"/>
+                <w:b w:val="0"/>
+                <w:color w:val="000000"/>
+                <w:sz w:val="18"/>
+              </w:rPr>
+            </w:r>
+          </w:p>
+        </w:tc>
+        <w:tc>
+          <w:tcPr>
+            <w:tcW w:w="523" w:type="dxa"/>
+            <w:shd w:val="clear" w:color="auto" w:fill="FFFFFF"/>
+          </w:tcPr>
+          <w:p>
+            <w:pPr>
+              <w:spacing w:before="60" w:after="60" w:line="240" w:lineRule="auto"/>
+              <w:jc w:val="center"/>
+            </w:pPr>
+            <w:r>
+              <w:rPr>
+                <w:rFonts w:ascii="Times New Roman" w:hAnsi="Times New Roman"/>
+                <w:b w:val="0"/>
+                <w:color w:val="000000"/>
+                <w:sz w:val="18"/>
+              </w:rPr>
+            </w:r>
+          </w:p>
+        </w:tc>
+        <w:tc>
+          <w:tcPr>
+            <w:tcW w:w="523" w:type="dxa"/>
+            <w:shd w:val="clear" w:color="auto" w:fill="FFFFFF"/>
+          </w:tcPr>
+          <w:p>
+            <w:pPr>
+              <w:spacing w:before="60" w:after="60" w:line="240" w:lineRule="auto"/>
+              <w:jc w:val="center"/>
+            </w:pPr>
+            <w:r>
+              <w:rPr>
+                <w:rFonts w:ascii="Times New Roman" w:hAnsi="Times New Roman"/>
+                <w:b w:val="0"/>
+                <w:color w:val="000000"/>
+                <w:sz w:val="18"/>
+              </w:rPr>
+            </w:r>
+          </w:p>
+        </w:tc>
+        <w:tc>
+          <w:tcPr>
+            <w:tcW w:w="523" w:type="dxa"/>
+            <w:shd w:val="clear" w:color="auto" w:fill="70AD47"/>
+          </w:tcPr>
+          <w:p>
+            <w:pPr>
+              <w:spacing w:before="60" w:after="60" w:line="240" w:lineRule="auto"/>
+              <w:jc w:val="center"/>
+            </w:pPr>
+            <w:r>
+              <w:rPr>
+                <w:rFonts w:ascii="Times New Roman" w:hAnsi="Times New Roman"/>
+                <w:b w:val="0"/>
+                <w:color w:val="FFFFFF"/>
+                <w:sz w:val="18"/>
+              </w:rPr>
+              <w:t>✓</w:t>
+            </w:r>
+          </w:p>
+        </w:tc>
+        <w:tc>
+          <w:tcPr>
+            <w:tcW w:w="523" w:type="dxa"/>
+            <w:shd w:val="clear" w:color="auto" w:fill="FFFFFF"/>
+          </w:tcPr>
+          <w:p>
+            <w:pPr>
+              <w:spacing w:before="60" w:after="60" w:line="240" w:lineRule="auto"/>
+              <w:jc w:val="center"/>
+            </w:pPr>
+            <w:r>
+              <w:rPr>
+                <w:rFonts w:ascii="Times New Roman" w:hAnsi="Times New Roman"/>
+                <w:b w:val="0"/>
+                <w:color w:val="000000"/>
+                <w:sz w:val="18"/>
+              </w:rPr>
+            </w:r>
+          </w:p>
+        </w:tc>
+        <w:tc>
+          <w:tcPr>
+            <w:tcW w:w="523" w:type="dxa"/>
+            <w:shd w:val="clear" w:color="auto" w:fill="70AD47"/>
+          </w:tcPr>
+          <w:p>
+            <w:pPr>
+              <w:spacing w:before="60" w:after="60" w:line="240" w:lineRule="auto"/>
+              <w:jc w:val="center"/>
+            </w:pPr>
+            <w:r>
+              <w:rPr>
+                <w:rFonts w:ascii="Times New Roman" w:hAnsi="Times New Roman"/>
+                <w:b w:val="0"/>
+                <w:color w:val="FFFFFF"/>
+                <w:sz w:val="18"/>
+              </w:rPr>
+              <w:t>✓</w:t>
+            </w:r>
+          </w:p>
+        </w:tc>
+        <w:tc>
+          <w:tcPr>
+            <w:tcW w:w="523" w:type="dxa"/>
+            <w:shd w:val="clear" w:color="auto" w:fill="FFFFFF"/>
+          </w:tcPr>
+          <w:p>
+            <w:pPr>
+              <w:spacing w:before="60" w:after="60" w:line="240" w:lineRule="auto"/>
+              <w:jc w:val="center"/>
+            </w:pPr>
+            <w:r>
+              <w:rPr>
+                <w:rFonts w:ascii="Times New Roman" w:hAnsi="Times New Roman"/>
+                <w:b w:val="0"/>
+                <w:color w:val="000000"/>
+                <w:sz w:val="18"/>
+              </w:rPr>
+            </w:r>
+          </w:p>
+        </w:tc>
+        <w:tc>
+          <w:tcPr>
+            <w:tcW w:w="523" w:type="dxa"/>
+            <w:shd w:val="clear" w:color="auto" w:fill="FFFFFF"/>
+          </w:tcPr>
+          <w:p>
+            <w:pPr>
+              <w:spacing w:before="60" w:after="60" w:line="240" w:lineRule="auto"/>
+              <w:jc w:val="center"/>
+            </w:pPr>
+            <w:r>
+              <w:rPr>
+                <w:rFonts w:ascii="Times New Roman" w:hAnsi="Times New Roman"/>
+                <w:b w:val="0"/>
+                <w:color w:val="000000"/>
+                <w:sz w:val="18"/>
+              </w:rPr>
+            </w:r>
+          </w:p>
+        </w:tc>
+      </w:tr>
+      <w:tr>
+        <w:tc>
+          <w:tcPr>
+            <w:tcW w:w="3033" w:type="dxa"/>
+            <w:shd w:val="clear" w:color="auto" w:fill="D9E1F2"/>
+          </w:tcPr>
+          <w:p>
+            <w:pPr>
+              <w:spacing w:before="60" w:after="60" w:line="240" w:lineRule="auto"/>
+              <w:jc w:val="both"/>
+            </w:pPr>
+            <w:r>
+              <w:rPr>
+                <w:rFonts w:ascii="Times New Roman" w:hAnsi="Times New Roman"/>
+                <w:b w:val="0"/>
+                <w:color w:val="000000"/>
+                <w:sz w:val="20"/>
+              </w:rPr>
+              <w:t>Apoyo en el cierre administrativo del período y archivo de órdenes de compra.</w:t>
+            </w:r>
+          </w:p>
+        </w:tc>
+        <w:tc>
+          <w:tcPr>
+            <w:tcW w:w="523" w:type="dxa"/>
+            <w:shd w:val="clear" w:color="auto" w:fill="D9E1F2"/>
+          </w:tcPr>
+          <w:p>
+            <w:pPr>
+              <w:spacing w:before="60" w:after="60" w:line="240" w:lineRule="auto"/>
+              <w:jc w:val="center"/>
+            </w:pPr>
+            <w:r>
+              <w:rPr>
+                <w:rFonts w:ascii="Times New Roman" w:hAnsi="Times New Roman"/>
+                <w:b w:val="0"/>
+                <w:color w:val="000000"/>
+                <w:sz w:val="18"/>
+              </w:rPr>
+            </w:r>
+          </w:p>
+        </w:tc>
+        <w:tc>
+          <w:tcPr>
+            <w:tcW w:w="523" w:type="dxa"/>
+            <w:shd w:val="clear" w:color="auto" w:fill="D9E1F2"/>
+          </w:tcPr>
+          <w:p>
+            <w:pPr>
+              <w:spacing w:before="60" w:after="60" w:line="240" w:lineRule="auto"/>
+              <w:jc w:val="center"/>
+            </w:pPr>
+            <w:r>
+              <w:rPr>
+                <w:rFonts w:ascii="Times New Roman" w:hAnsi="Times New Roman"/>
+                <w:b w:val="0"/>
+                <w:color w:val="000000"/>
+                <w:sz w:val="18"/>
+              </w:rPr>
+            </w:r>
+          </w:p>
+        </w:tc>
+        <w:tc>
+          <w:tcPr>
+            <w:tcW w:w="523" w:type="dxa"/>
+            <w:shd w:val="clear" w:color="auto" w:fill="D9E1F2"/>
+          </w:tcPr>
+          <w:p>
+            <w:pPr>
+              <w:spacing w:before="60" w:after="60" w:line="240" w:lineRule="auto"/>
+              <w:jc w:val="center"/>
+            </w:pPr>
+            <w:r>
+              <w:rPr>
+                <w:rFonts w:ascii="Times New Roman" w:hAnsi="Times New Roman"/>
+                <w:b w:val="0"/>
+                <w:color w:val="000000"/>
+                <w:sz w:val="18"/>
+              </w:rPr>
+            </w:r>
+          </w:p>
+        </w:tc>
+        <w:tc>
+          <w:tcPr>
+            <w:tcW w:w="523" w:type="dxa"/>
+            <w:shd w:val="clear" w:color="auto" w:fill="D9E1F2"/>
+          </w:tcPr>
+          <w:p>
+            <w:pPr>
+              <w:spacing w:before="60" w:after="60" w:line="240" w:lineRule="auto"/>
+              <w:jc w:val="center"/>
+            </w:pPr>
+            <w:r>
+              <w:rPr>
+                <w:rFonts w:ascii="Times New Roman" w:hAnsi="Times New Roman"/>
+                <w:b w:val="0"/>
+                <w:color w:val="000000"/>
+                <w:sz w:val="18"/>
+              </w:rPr>
+            </w:r>
+          </w:p>
+        </w:tc>
+        <w:tc>
+          <w:tcPr>
+            <w:tcW w:w="523" w:type="dxa"/>
+            <w:shd w:val="clear" w:color="auto" w:fill="D9E1F2"/>
+          </w:tcPr>
+          <w:p>
+            <w:pPr>
+              <w:spacing w:before="60" w:after="60" w:line="240" w:lineRule="auto"/>
+              <w:jc w:val="center"/>
+            </w:pPr>
+            <w:r>
+              <w:rPr>
+                <w:rFonts w:ascii="Times New Roman" w:hAnsi="Times New Roman"/>
+                <w:b w:val="0"/>
+                <w:color w:val="000000"/>
+                <w:sz w:val="18"/>
+              </w:rPr>
+            </w:r>
+          </w:p>
+        </w:tc>
+        <w:tc>
+          <w:tcPr>
+            <w:tcW w:w="523" w:type="dxa"/>
+            <w:shd w:val="clear" w:color="auto" w:fill="D9E1F2"/>
+          </w:tcPr>
+          <w:p>
+            <w:pPr>
+              <w:spacing w:before="60" w:after="60" w:line="240" w:lineRule="auto"/>
+              <w:jc w:val="center"/>
+            </w:pPr>
+            <w:r>
+              <w:rPr>
+                <w:rFonts w:ascii="Times New Roman" w:hAnsi="Times New Roman"/>
+                <w:b w:val="0"/>
+                <w:color w:val="000000"/>
+                <w:sz w:val="18"/>
+              </w:rPr>
+            </w:r>
+          </w:p>
+        </w:tc>
+        <w:tc>
+          <w:tcPr>
+            <w:tcW w:w="523" w:type="dxa"/>
+            <w:shd w:val="clear" w:color="auto" w:fill="D9E1F2"/>
+          </w:tcPr>
+          <w:p>
+            <w:pPr>
+              <w:spacing w:before="60" w:after="60" w:line="240" w:lineRule="auto"/>
+              <w:jc w:val="center"/>
+            </w:pPr>
+            <w:r>
+              <w:rPr>
+                <w:rFonts w:ascii="Times New Roman" w:hAnsi="Times New Roman"/>
+                <w:b w:val="0"/>
+                <w:color w:val="000000"/>
+                <w:sz w:val="18"/>
+              </w:rPr>
+            </w:r>
+          </w:p>
+        </w:tc>
+        <w:tc>
+          <w:tcPr>
+            <w:tcW w:w="523" w:type="dxa"/>
+            <w:shd w:val="clear" w:color="auto" w:fill="D9E1F2"/>
+          </w:tcPr>
+          <w:p>
+            <w:pPr>
+              <w:spacing w:before="60" w:after="60" w:line="240" w:lineRule="auto"/>
+              <w:jc w:val="center"/>
+            </w:pPr>
+            <w:r>
+              <w:rPr>
+                <w:rFonts w:ascii="Times New Roman" w:hAnsi="Times New Roman"/>
+                <w:b w:val="0"/>
+                <w:color w:val="000000"/>
+                <w:sz w:val="18"/>
+              </w:rPr>
+            </w:r>
+          </w:p>
+        </w:tc>
+        <w:tc>
+          <w:tcPr>
+            <w:tcW w:w="523" w:type="dxa"/>
+            <w:shd w:val="clear" w:color="auto" w:fill="70AD47"/>
+          </w:tcPr>
+          <w:p>
+            <w:pPr>
+              <w:spacing w:before="60" w:after="60" w:line="240" w:lineRule="auto"/>
+              <w:jc w:val="center"/>
+            </w:pPr>
+            <w:r>
+              <w:rPr>
+                <w:rFonts w:ascii="Times New Roman" w:hAnsi="Times New Roman"/>
+                <w:b w:val="0"/>
+                <w:color w:val="FFFFFF"/>
+                <w:sz w:val="18"/>
+              </w:rPr>
+              <w:t>✓</w:t>
+            </w:r>
+          </w:p>
+        </w:tc>
+        <w:tc>
+          <w:tcPr>
+            <w:tcW w:w="523" w:type="dxa"/>
             <w:shd w:val="clear" w:color="auto" w:fill="70AD47"/>
           </w:tcPr>
           <w:p>

--- a/keidy/reportes/Informe_Pasantia_IUTECP_BORRADOR.docx
+++ b/keidy/reportes/Informe_Pasantia_IUTECP_BORRADOR.docx
@@ -40,7 +40,7 @@
           <w:b/>
           <w:sz w:val="24"/>
         </w:rPr>
-        <w:t>"ELÍAS CALIXTO POMPA" (IUTECP)</w:t>
+        <w:t>"ELÍAS CALIXTO POMPA"</w:t>
         <w:br/>
       </w:r>
       <w:r>
@@ -54,7 +54,47 @@
     </w:p>
     <w:p>
       <w:pPr>
-        <w:spacing w:line="276" w:lineRule="auto" w:before="3844" w:after="0"/>
+        <w:spacing w:before="978" w:after="1334"/>
+        <w:jc w:val="center"/>
+      </w:pPr>
+      <w:r>
+        <w:drawing>
+          <wp:inline xmlns:a="http://schemas.openxmlformats.org/drawingml/2006/main" xmlns:pic="http://schemas.openxmlformats.org/drawingml/2006/picture">
+            <wp:extent cx="1080000" cy="347711"/>
+            <wp:docPr id="1" name="Picture 1"/>
+            <wp:cNvGraphicFramePr>
+              <a:graphicFrameLocks noChangeAspect="1"/>
+            </wp:cNvGraphicFramePr>
+            <a:graphic>
+              <a:graphicData uri="http://schemas.openxmlformats.org/drawingml/2006/picture">
+                <pic:pic>
+                  <pic:nvPicPr>
+                    <pic:cNvPr id="0" name="iutecp.png"/>
+                    <pic:cNvPicPr/>
+                  </pic:nvPicPr>
+                  <pic:blipFill>
+                    <a:blip r:embed="rId9"/>
+                    <a:stretch>
+                      <a:fillRect/>
+                    </a:stretch>
+                  </pic:blipFill>
+                  <pic:spPr>
+                    <a:xfrm>
+                      <a:off x="0" y="0"/>
+                      <a:ext cx="1080000" cy="347711"/>
+                    </a:xfrm>
+                    <a:prstGeom prst="rect"/>
+                  </pic:spPr>
+                </pic:pic>
+              </a:graphicData>
+            </a:graphic>
+          </wp:inline>
+        </w:drawing>
+      </w:r>
+    </w:p>
+    <w:p>
+      <w:pPr>
+        <w:spacing w:line="276" w:lineRule="auto" w:before="0" w:after="0"/>
         <w:jc w:val="center"/>
       </w:pPr>
       <w:r>
@@ -63,12 +103,12 @@
           <w:b/>
           <w:sz w:val="24"/>
         </w:rPr>
-        <w:t>PROPUESTA DE OPTIMIZACIÓN DEL PROCESO DE PROCURA EN EL DEPARTAMENTO ADMINISTRATIVO DE LUBRICANTES Y EQUIPOS VARYNA, C.A.</w:t>
+        <w:t>PROPUESTA DE SIMPLIFICACIÓN ADMINISTRATIVA DE LA PROCURA EN LUBRICANTES Y EQUIPOS VARYNA, C.A.</w:t>
       </w:r>
     </w:p>
     <w:p>
       <w:pPr>
-        <w:spacing w:line="276" w:lineRule="auto" w:before="2557" w:after="0"/>
+        <w:spacing w:line="276" w:lineRule="auto" w:before="3260" w:after="0"/>
         <w:jc w:val="right"/>
       </w:pPr>
       <w:r>
@@ -77,7 +117,16 @@
           <w:b/>
           <w:sz w:val="24"/>
         </w:rPr>
-        <w:t>Autor: Keidy Guzmán</w:t>
+        <w:t>Autor:</w:t>
+        <w:br/>
+      </w:r>
+      <w:r>
+        <w:rPr>
+          <w:rFonts w:ascii="Times New Roman" w:hAnsi="Times New Roman"/>
+          <w:b/>
+          <w:sz w:val="24"/>
+        </w:rPr>
+        <w:t>Keidy Guzmán</w:t>
         <w:br/>
       </w:r>
       <w:r>
@@ -91,7 +140,7 @@
     </w:p>
     <w:p>
       <w:pPr>
-        <w:spacing w:line="276" w:lineRule="auto" w:before="2309" w:after="0"/>
+        <w:spacing w:line="276" w:lineRule="auto" w:before="1630" w:after="0"/>
         <w:jc w:val="center"/>
       </w:pPr>
       <w:r>
@@ -105,7 +154,7 @@
     <w:p>
       <w:pPr>
         <w:sectPr>
-          <w:footerReference w:type="default" r:id="rId11"/>
+          <w:footerReference w:type="default" r:id="rId12"/>
           <w:pgSz w:w="12240" w:h="15840"/>
           <w:pgMar w:top="1701" w:right="1701" w:bottom="1701" w:left="2268" w:header="720" w:footer="720" w:gutter="0"/>
           <w:cols w:space="720"/>
@@ -115,7 +164,7 @@
     </w:p>
     <w:p>
       <w:pPr>
-        <w:spacing w:after="480"/>
+        <w:spacing w:before="1140" w:after="480"/>
         <w:jc w:val="center"/>
       </w:pPr>
       <w:r>
@@ -146,9 +195,9 @@
     <w:p>
       <w:pPr>
         <w:sectPr>
-          <w:footerReference w:type="default" r:id="rId12"/>
+          <w:footerReference w:type="default" r:id="rId13"/>
           <w:pgSz w:w="12240" w:h="15840"/>
-          <w:pgMar w:top="2835" w:right="1701" w:bottom="1701" w:left="2268" w:header="720" w:footer="720" w:gutter="0"/>
+          <w:pgMar w:top="1701" w:right="1701" w:bottom="1701" w:left="2268" w:header="720" w:footer="720" w:gutter="0"/>
           <w:cols w:space="720"/>
           <w:titlePg/>
           <w:docGrid w:linePitch="360"/>
@@ -159,6 +208,21 @@
       <w:bookmarkStart w:id="bm_cap1_ident" w:name="bm_cap1_ident"/>
       <w:pPr>
         <w:spacing w:before="480" w:after="480" w:line="360" w:lineRule="auto"/>
+        <w:jc w:val="center"/>
+      </w:pPr>
+      <w:r>
+        <w:rPr>
+          <w:rFonts w:ascii="Times New Roman" w:hAnsi="Times New Roman"/>
+          <w:b/>
+          <w:sz w:val="24"/>
+        </w:rPr>
+        <w:t>Identificación de la empresa</w:t>
+      </w:r>
+      <w:bookmarkEnd w:id="bm_cap1_ident"/>
+    </w:p>
+    <w:p>
+      <w:pPr>
+        <w:spacing w:before="480" w:after="480" w:line="360" w:lineRule="auto"/>
         <w:jc w:val="left"/>
       </w:pPr>
       <w:r>
@@ -167,39 +231,7 @@
           <w:b/>
           <w:sz w:val="24"/>
         </w:rPr>
-        <w:t>IDENTIFICACIÓN DE LA EMPRESA</w:t>
-      </w:r>
-      <w:bookmarkEnd w:id="bm_cap1_ident"/>
-    </w:p>
-    <w:p>
-      <w:pPr>
-        <w:spacing w:line="360" w:lineRule="auto" w:after="0" w:before="0"/>
-        <w:ind w:firstLine="709"/>
-        <w:jc w:val="both"/>
-      </w:pPr>
-      <w:r>
-        <w:rPr>
-          <w:rFonts w:ascii="Times New Roman" w:hAnsi="Times New Roman"/>
-          <w:i w:val="0"/>
-          <w:sz w:val="24"/>
-        </w:rPr>
-        <w:t>La práctica profesional se desarrolla en Lubricantes y Equipos Varyna, C.A., empresa venezolana con más de treinta y seis (36) años de trayectoria en el sector petrolero, industrial y de construcción.Su actividad principal se enfoca en el procesamiento y suministro de productos químicos especializados, el tratamiento de crudo y la provisión de maquinaria pesada para operaciones industriales.</w:t>
-      </w:r>
-    </w:p>
-    <w:p>
-      <w:pPr>
-        <w:spacing w:before="240" w:after="240" w:line="360" w:lineRule="auto"/>
-        <w:ind w:firstLine="709"/>
-        <w:jc w:val="left"/>
-      </w:pPr>
-      <w:r>
-        <w:rPr>
-          <w:rFonts w:ascii="Times New Roman" w:hAnsi="Times New Roman"/>
-          <w:b/>
-          <w:i/>
-          <w:sz w:val="24"/>
-        </w:rPr>
-        <w:t>1.1.1 Razón social</w:t>
+        <w:t>Razón social</w:t>
       </w:r>
     </w:p>
     <w:p>
@@ -220,18 +252,16 @@
     <w:p>
       <w:bookmarkStart w:id="bm_cap1_resena" w:name="bm_cap1_resena"/>
       <w:pPr>
-        <w:spacing w:before="240" w:after="240" w:line="360" w:lineRule="auto"/>
-        <w:ind w:firstLine="709"/>
+        <w:spacing w:before="480" w:after="480" w:line="360" w:lineRule="auto"/>
         <w:jc w:val="left"/>
       </w:pPr>
       <w:r>
         <w:rPr>
           <w:rFonts w:ascii="Times New Roman" w:hAnsi="Times New Roman"/>
           <w:b/>
-          <w:i/>
           <w:sz w:val="24"/>
         </w:rPr>
-        <w:t>1.1.2 Reseña histórica</w:t>
+        <w:t>Reseña histórica</w:t>
       </w:r>
       <w:bookmarkEnd w:id="bm_cap1_resena"/>
     </w:p>
@@ -247,7 +277,7 @@
           <w:i w:val="0"/>
           <w:sz w:val="24"/>
         </w:rPr>
-        <w:t>Lubricantes y Equipos Varyná C.A. es una empresa venezolana con más de treinta y seis (36) años de trayectoria en el sector petrolero, industrial y de construcción, consolidándose como una organización de amplia experiencia y reconocimiento dentro del mercado nacional. Desde sus inicios, la empresa ha orientado sus esfuerzos al desarrollo de soluciones integrales que contribuyan al fortalecimiento de las actividades productivas del país.</w:t>
+        <w:t>Lubricantes y Equipos Varyná, C.A. es una empresa venezolana fundada con la visión de responder a las crecientes demandas operativas e industriales del país. A lo largo de más de treinta y seis (36) años de trayectoria ininterrumpida, la organización se ha consolidado en el sector petrolero, industrial y de construcción, posicionándose como un aliado estratégico de alta confiabilidad en el mercado nacional gracias a su capacidad de respuesta y solvencia técnica.</w:t>
       </w:r>
     </w:p>
     <w:p>
@@ -262,24 +292,37 @@
           <w:i w:val="0"/>
           <w:sz w:val="24"/>
         </w:rPr>
-        <w:t>Como empresa integrante del Grupo Corporativo VTC, ha profesionalizado un crecimiento sostenido basado en la innovación, la calidad de sus servicios y el compromiso con sus clientes. Su actividad principal se enfoca en el procesamiento y suministro de productos químicos especializados, el tratamiento de crudo y la provisión de maquinaria pesada para operaciones industriales.</w:t>
+        <w:t>Desde sus primeros años de operaciones, la empresa enfocó su estrategia en la diversificación técnica de sus servicios, pasando de ser un proveedor local de insumos a una estructura corporativa especializada en el procesamiento y suministro de productos químicos de alto rendimiento, tratamiento químico de crudo y provisión de maquinaria pesada para proyectos de gran escala. Este desarrollo progresivo le permitió establecer estándares operacionales alineados con las exigencias de la industria energética regional y nacional.</w:t>
+      </w:r>
+    </w:p>
+    <w:p>
+      <w:pPr>
+        <w:spacing w:line="360" w:lineRule="auto" w:after="0" w:before="0"/>
+        <w:ind w:firstLine="709"/>
+        <w:jc w:val="both"/>
+      </w:pPr>
+      <w:r>
+        <w:rPr>
+          <w:rFonts w:ascii="Times New Roman" w:hAnsi="Times New Roman"/>
+          <w:i w:val="0"/>
+          <w:sz w:val="24"/>
+        </w:rPr>
+        <w:t>Su integración como parte fundamental del Grupo Corporativo VTC marcó un hito en su madurez organizacional, impulsando un crecimiento sostenido mediante la profesionalización de sus procesos, la adopción de tecnologías de vanguardia y la consolidación de alianzas comerciales de largo alcance. Hoy en día, Lubricantes y Equipos Varyná, C.A. mantiene su compromiso con el desarrollo productivo del país, sustentando su liderazgo en la innovación continua, la calidad de servicio y el fortalecimiento constante de su capital humano y capacidad logística.</w:t>
       </w:r>
     </w:p>
     <w:p>
       <w:bookmarkStart w:id="bm_cap1_mision" w:name="bm_cap1_mision"/>
       <w:pPr>
-        <w:spacing w:before="240" w:after="240" w:line="360" w:lineRule="auto"/>
-        <w:ind w:firstLine="709"/>
+        <w:spacing w:before="480" w:after="480" w:line="360" w:lineRule="auto"/>
         <w:jc w:val="left"/>
       </w:pPr>
       <w:r>
         <w:rPr>
           <w:rFonts w:ascii="Times New Roman" w:hAnsi="Times New Roman"/>
           <w:b/>
-          <w:i/>
           <w:sz w:val="24"/>
         </w:rPr>
-        <w:t>1.1.3 Misión</w:t>
+        <w:t>Misión</w:t>
       </w:r>
       <w:bookmarkEnd w:id="bm_cap1_mision"/>
     </w:p>
@@ -292,7 +335,7 @@
       <w:r>
         <w:rPr>
           <w:rFonts w:ascii="Times New Roman" w:hAnsi="Times New Roman"/>
-          <w:i/>
+          <w:i w:val="0"/>
           <w:sz w:val="24"/>
         </w:rPr>
         <w:t>Brindar a nuestros clientes objetivos, soluciones de calidad en las áreas en las cuales nos desempeñamos, para contribuir de manera significativa en sus resultados. Aportando valor con nuestras respuestas a sus requerimientos. En la búsqueda de un mejor país y de una mejor humanidad.</w:t>
@@ -301,18 +344,16 @@
     <w:p>
       <w:bookmarkStart w:id="bm_cap1_vision" w:name="bm_cap1_vision"/>
       <w:pPr>
-        <w:spacing w:before="240" w:after="240" w:line="360" w:lineRule="auto"/>
-        <w:ind w:firstLine="709"/>
+        <w:spacing w:before="480" w:after="480" w:line="360" w:lineRule="auto"/>
         <w:jc w:val="left"/>
       </w:pPr>
       <w:r>
         <w:rPr>
           <w:rFonts w:ascii="Times New Roman" w:hAnsi="Times New Roman"/>
           <w:b/>
-          <w:i/>
           <w:sz w:val="24"/>
         </w:rPr>
-        <w:t>1.1.4 Visión</w:t>
+        <w:t>Visión</w:t>
       </w:r>
       <w:bookmarkEnd w:id="bm_cap1_vision"/>
     </w:p>
@@ -325,7 +366,7 @@
       <w:r>
         <w:rPr>
           <w:rFonts w:ascii="Times New Roman" w:hAnsi="Times New Roman"/>
-          <w:i/>
+          <w:i w:val="0"/>
           <w:sz w:val="24"/>
         </w:rPr>
         <w:t>Ser el conglomerado de empresas líderes en cada una de las categorías en las que participamos, generando modelos de negocios altamente competitivos, atendiendo a nuestros distintos beneficiarios con productos y servicios de calidad.</w:t>
@@ -334,18 +375,16 @@
     <w:p>
       <w:bookmarkStart w:id="bm_cap1_valores" w:name="bm_cap1_valores"/>
       <w:pPr>
-        <w:spacing w:before="240" w:after="240" w:line="360" w:lineRule="auto"/>
-        <w:ind w:firstLine="709"/>
+        <w:spacing w:before="480" w:after="480" w:line="360" w:lineRule="auto"/>
         <w:jc w:val="left"/>
       </w:pPr>
       <w:r>
         <w:rPr>
           <w:rFonts w:ascii="Times New Roman" w:hAnsi="Times New Roman"/>
           <w:b/>
-          <w:i/>
           <w:sz w:val="24"/>
         </w:rPr>
-        <w:t>1.1.5 Valores</w:t>
+        <w:t>Valores</w:t>
       </w:r>
       <w:bookmarkEnd w:id="bm_cap1_valores"/>
     </w:p>
@@ -483,20 +522,32 @@
     <w:p>
       <w:bookmarkStart w:id="bm_cap1_obj" w:name="bm_cap1_obj"/>
       <w:pPr>
-        <w:spacing w:before="240" w:after="240" w:line="360" w:lineRule="auto"/>
-        <w:ind w:firstLine="709"/>
+        <w:spacing w:before="480" w:after="480" w:line="360" w:lineRule="auto"/>
         <w:jc w:val="left"/>
       </w:pPr>
       <w:r>
         <w:rPr>
           <w:rFonts w:ascii="Times New Roman" w:hAnsi="Times New Roman"/>
           <w:b/>
-          <w:i/>
           <w:sz w:val="24"/>
         </w:rPr>
-        <w:t>1.1.6 Objetivos Organizacionales</w:t>
+        <w:t>Objetivos Organizacionales</w:t>
       </w:r>
       <w:bookmarkEnd w:id="bm_cap1_obj"/>
+    </w:p>
+    <w:p>
+      <w:pPr>
+        <w:spacing w:before="480" w:after="480" w:line="360" w:lineRule="auto"/>
+        <w:jc w:val="left"/>
+      </w:pPr>
+      <w:r>
+        <w:rPr>
+          <w:rFonts w:ascii="Times New Roman" w:hAnsi="Times New Roman"/>
+          <w:b/>
+          <w:sz w:val="24"/>
+        </w:rPr>
+        <w:t>Objetivo General</w:t>
+      </w:r>
     </w:p>
     <w:p>
       <w:pPr>
@@ -510,7 +561,21 @@
           <w:i w:val="0"/>
           <w:sz w:val="24"/>
         </w:rPr>
-        <w:t>Entre sus objetivos organizacionales se encuentran:</w:t>
+        <w:t>Posicionarse como una empresa líder en el sector petrolero, industrial y de construcción a nivel nacional, garantizando la provisión oportuna de productos químicos especializados, tratamiento de crudo y maquinaria pesada, mediante una gestión administrativa, operacional y de procura transparente, eficiente y orientada a la calidad total.</w:t>
+      </w:r>
+    </w:p>
+    <w:p>
+      <w:pPr>
+        <w:spacing w:before="480" w:after="480" w:line="360" w:lineRule="auto"/>
+        <w:jc w:val="left"/>
+      </w:pPr>
+      <w:r>
+        <w:rPr>
+          <w:rFonts w:ascii="Times New Roman" w:hAnsi="Times New Roman"/>
+          <w:b/>
+          <w:sz w:val="24"/>
+        </w:rPr>
+        <w:t>Objetivos Específicos</w:t>
       </w:r>
     </w:p>
     <w:p>
@@ -579,18 +644,16 @@
     <w:p>
       <w:bookmarkStart w:id="bm_cap1_ubic" w:name="bm_cap1_ubic"/>
       <w:pPr>
-        <w:spacing w:before="240" w:after="240" w:line="360" w:lineRule="auto"/>
-        <w:ind w:firstLine="709"/>
+        <w:spacing w:before="480" w:after="480" w:line="360" w:lineRule="auto"/>
         <w:jc w:val="left"/>
       </w:pPr>
       <w:r>
         <w:rPr>
           <w:rFonts w:ascii="Times New Roman" w:hAnsi="Times New Roman"/>
           <w:b/>
-          <w:i/>
           <w:sz w:val="24"/>
         </w:rPr>
-        <w:t>1.1.7 Ubicación geográfica</w:t>
+        <w:t>Ubicación geográfica</w:t>
       </w:r>
       <w:bookmarkEnd w:id="bm_cap1_ubic"/>
     </w:p>
@@ -618,7 +681,7 @@
         <w:drawing>
           <wp:inline xmlns:a="http://schemas.openxmlformats.org/drawingml/2006/main" xmlns:pic="http://schemas.openxmlformats.org/drawingml/2006/picture">
             <wp:extent cx="1800000" cy="1315385"/>
-            <wp:docPr id="1" name="Picture 1"/>
+            <wp:docPr id="2" name="Picture 2"/>
             <wp:cNvGraphicFramePr>
               <a:graphicFrameLocks noChangeAspect="1"/>
             </wp:cNvGraphicFramePr>
@@ -630,7 +693,7 @@
                     <pic:cNvPicPr/>
                   </pic:nvPicPr>
                   <pic:blipFill>
-                    <a:blip r:embed="rId9"/>
+                    <a:blip r:embed="rId10"/>
                     <a:stretch>
                       <a:fillRect/>
                     </a:stretch>
@@ -676,18 +739,16 @@
     <w:p>
       <w:bookmarkStart w:id="bm_cap1_pobla" w:name="bm_cap1_pobla"/>
       <w:pPr>
-        <w:spacing w:before="240" w:after="240" w:line="360" w:lineRule="auto"/>
-        <w:ind w:firstLine="709"/>
+        <w:spacing w:before="480" w:after="480" w:line="360" w:lineRule="auto"/>
         <w:jc w:val="left"/>
       </w:pPr>
       <w:r>
         <w:rPr>
           <w:rFonts w:ascii="Times New Roman" w:hAnsi="Times New Roman"/>
           <w:b/>
-          <w:i/>
           <w:sz w:val="24"/>
         </w:rPr>
-        <w:t>1.1.8 Población de los trabajadores de la empresa</w:t>
+        <w:t>Población de los trabajadores de la empresa</w:t>
       </w:r>
       <w:bookmarkEnd w:id="bm_cap1_pobla"/>
     </w:p>
@@ -709,18 +770,16 @@
     <w:p>
       <w:bookmarkStart w:id="bm_cap1_estruct" w:name="bm_cap1_estruct"/>
       <w:pPr>
-        <w:spacing w:before="240" w:after="240" w:line="360" w:lineRule="auto"/>
-        <w:ind w:firstLine="709"/>
+        <w:spacing w:before="480" w:after="480" w:line="360" w:lineRule="auto"/>
         <w:jc w:val="left"/>
       </w:pPr>
       <w:r>
         <w:rPr>
           <w:rFonts w:ascii="Times New Roman" w:hAnsi="Times New Roman"/>
           <w:b/>
-          <w:i/>
           <w:sz w:val="24"/>
         </w:rPr>
-        <w:t>1.1.9 Estructura Organizativa</w:t>
+        <w:t>Estructura Organizativa</w:t>
       </w:r>
       <w:bookmarkEnd w:id="bm_cap1_estruct"/>
     </w:p>
@@ -748,7 +807,7 @@
         <w:drawing>
           <wp:inline xmlns:a="http://schemas.openxmlformats.org/drawingml/2006/main" xmlns:pic="http://schemas.openxmlformats.org/drawingml/2006/picture">
             <wp:extent cx="4320000" cy="2603179"/>
-            <wp:docPr id="2" name="Picture 2"/>
+            <wp:docPr id="3" name="Picture 3"/>
             <wp:cNvGraphicFramePr>
               <a:graphicFrameLocks noChangeAspect="1"/>
             </wp:cNvGraphicFramePr>
@@ -760,7 +819,7 @@
                     <pic:cNvPicPr/>
                   </pic:nvPicPr>
                   <pic:blipFill>
-                    <a:blip r:embed="rId10"/>
+                    <a:blip r:embed="rId11"/>
                     <a:stretch>
                       <a:fillRect/>
                     </a:stretch>
@@ -806,7 +865,7 @@
     <w:p>
       <w:pPr>
         <w:sectPr>
-          <w:footerReference w:type="default" r:id="rId13"/>
+          <w:footerReference w:type="default" r:id="rId14"/>
           <w:type w:val="continuous"/>
           <w:pgSz w:w="12240" w:h="15840"/>
           <w:pgMar w:top="1701" w:right="1701" w:bottom="1701" w:left="2268" w:header="720" w:footer="720" w:gutter="0"/>
@@ -818,7 +877,7 @@
     </w:p>
     <w:p>
       <w:pPr>
-        <w:spacing w:after="480"/>
+        <w:spacing w:before="1140" w:after="480"/>
         <w:jc w:val="center"/>
       </w:pPr>
       <w:r>
@@ -849,9 +908,9 @@
     <w:p>
       <w:pPr>
         <w:sectPr>
-          <w:footerReference w:type="default" r:id="rId14"/>
+          <w:footerReference w:type="default" r:id="rId15"/>
           <w:pgSz w:w="12240" w:h="15840"/>
-          <w:pgMar w:top="2835" w:right="1701" w:bottom="1701" w:left="2268" w:header="720" w:footer="720" w:gutter="0"/>
+          <w:pgMar w:top="1701" w:right="1701" w:bottom="1701" w:left="2268" w:header="720" w:footer="720" w:gutter="0"/>
           <w:cols w:space="720"/>
           <w:titlePg/>
           <w:docGrid w:linePitch="360"/>
@@ -886,7 +945,7 @@
           <w:i w:val="0"/>
           <w:sz w:val="24"/>
         </w:rPr>
-        <w:t>En el departamento administrativo de Lubricantes y Equipos Varyna, C.A., se ha identificado una situación desfavorable relacionada con el control y flujo procedimental de la procura. En la actualidad, las solicitudes de compras de materiales e insumos críticos presentan marcados retrasos debido a la ausencia de un canal formalizado de recepción, lo que ocasiona que las requisiciones no sigan una ruta clara de procesamiento.</w:t>
+        <w:t>En el departamento administrativo de Lubricantes y Equipos Varyna, C.A., se ha identificado una situación desfavorable relacionada con la complejidad y dispersión del flujo procedimental de la procura. En la actualidad, las solicitudes de compras de materiales e insumos críticos presentan marcados retrasos debido a la ausencia de un canal formalizado de recepción, lo que ocasiona que las requisiciones no sigan una ruta clara ni simplificada de procesamiento.</w:t>
       </w:r>
     </w:p>
     <w:p>
@@ -901,7 +960,7 @@
           <w:i w:val="0"/>
           <w:sz w:val="24"/>
         </w:rPr>
-        <w:t>Esta falta de estandarización administrativa genera cuellos de botella en las instancias de aprobación, pérdida de trazabilidad en el seguimiento de las cotizaciones y tiempos prolongados para la adquisición definitiva de los insumos. Como consecuencia directa, se producen retrasos logísticos en las obras operativas y una sobrecarga de funciones correctivas en el personal de compras, haciendo necesaria una propuesta de optimización procedimental adaptada a los estándares organizacionales vigentes.</w:t>
+        <w:t>Esta falta de estandarización y simplificación administrativa genera cuellos de botella en las instancias de aprobación, pérdida de trazabilidad en el seguimiento de las cotizaciones y tiempos prolongados para la adquisición definitiva de los insumos. Como consecuencia directa, se producen retrasos logísticos en las obras operativas y una sobrecarga de funciones correctivas en el personal de compras, haciendo necesaria una propuesta de simplificación procedimental adaptada a los estándares organizacionales vigentes.</w:t>
       </w:r>
     </w:p>
     <w:p>
@@ -932,7 +991,7 @@
           <w:i w:val="0"/>
           <w:sz w:val="24"/>
         </w:rPr>
-        <w:t>Proponer mejoras procedimentales para optimizar el proceso de procura en el departamento administrativo de Lubricantes y Equipos Varyna, C.A., con la finalidad de agilizar los tiempos de adquisición y fortalecer el control interno de las operaciones de compras.</w:t>
+        <w:t>Proponer la simplificación administrativa del proceso de procura en el departamento administrativo de Lubricantes y Equipos Varyna, C.A., con la finalidad de reducir la complejidad procedimental, agilizar los tiempos de adquisición y fortalecer el control interno de las operaciones de compras.</w:t>
       </w:r>
     </w:p>
     <w:p>
@@ -969,7 +1028,7 @@
           <w:rFonts w:ascii="Times New Roman" w:hAnsi="Times New Roman"/>
           <w:sz w:val="24"/>
         </w:rPr>
-        <w:t>Diagnosticar el proceso actual de procura en el departamento administrativo de la empresa para identificar el flujo secuencial de las solicitudes de compra.</w:t>
+        <w:t>Diagnosticar el proceso actual de procura en el departamento administrativo de la empresa para identificar los pasos y procedimientos susceptibles de simplificación.</w:t>
       </w:r>
     </w:p>
     <w:p>
@@ -990,7 +1049,7 @@
           <w:rFonts w:ascii="Times New Roman" w:hAnsi="Times New Roman"/>
           <w:sz w:val="24"/>
         </w:rPr>
-        <w:t>Identificar las debilidades y cuellos de botella presentes en las fases de seguimiento, cotización y aprobación de las adquisiciones.</w:t>
+        <w:t>Identificar las complejidades, redundancias y cuellos de botella presentes en las fases de seguimiento, cotización y aprobación de las adquisiciones.</w:t>
       </w:r>
     </w:p>
     <w:p>
@@ -1011,7 +1070,7 @@
           <w:rFonts w:ascii="Times New Roman" w:hAnsi="Times New Roman"/>
           <w:sz w:val="24"/>
         </w:rPr>
-        <w:t>Analizar las causas organizativas que generan retrasos y tiempos prolongados en el ciclo de adquisición de insumos y materiales.</w:t>
+        <w:t>Analizar las causas organizativas que generan retrasos y procedimientos innecesariamente complejos en el ciclo de adquisición de insumos y materiales.</w:t>
       </w:r>
     </w:p>
     <w:p>
@@ -1032,7 +1091,7 @@
           <w:rFonts w:ascii="Times New Roman" w:hAnsi="Times New Roman"/>
           <w:sz w:val="24"/>
         </w:rPr>
-        <w:t>Diseñar una propuesta de mejora procedimental que agilice los tiempos de respuesta y optimice el control de la procura en el área administrativa.</w:t>
+        <w:t>Diseñar una propuesta de simplificación administrativa que reduzca los pasos procedimentales, agilice los tiempos de respuesta y optimice el control de la procura en el área administrativa.</w:t>
       </w:r>
     </w:p>
     <w:p>
@@ -1063,7 +1122,7 @@
           <w:i w:val="0"/>
           <w:sz w:val="24"/>
         </w:rPr>
-        <w:t>La planificación establece la relación entre cada objetivo específico y las actividades técnicas a ejecutar para el desarrollo de la propuesta de optimización:</w:t>
+        <w:t>La planificación establece la relación entre cada objetivo específico y las actividades técnicas a ejecutar para el desarrollo de la propuesta de simplificación administrativa:</w:t>
       </w:r>
     </w:p>
     <w:p>
@@ -1207,7 +1266,7 @@
                 <w:color w:val="000000"/>
                 <w:sz w:val="20"/>
               </w:rPr>
-              <w:t>Diagnosticar el proceso actual de procura en el departamento administrativo.</w:t>
+              <w:t>Diagnosticar el proceso actual de procura e identificar los pasos susceptibles de simplificación.</w:t>
             </w:r>
           </w:p>
         </w:tc>
@@ -1293,7 +1352,7 @@
                 <w:color w:val="000000"/>
                 <w:sz w:val="20"/>
               </w:rPr>
-              <w:t>Identificar las debilidades y cuellos de botella en el seguimiento y aprobación.</w:t>
+              <w:t>Identificar complejidades, redundancias y cuellos de botella en el seguimiento y aprobación.</w:t>
             </w:r>
           </w:p>
         </w:tc>
@@ -1314,7 +1373,7 @@
                 <w:color w:val="000000"/>
                 <w:sz w:val="20"/>
               </w:rPr>
-              <w:t>Revisión y análisis de los tiempos promedio de respuesta en expedientes de compras anteriores y detección de fases críticas.</w:t>
+              <w:t>Revisión y análisis de los tiempos promedio de respuesta en expedientes de compras anteriores y detección de fases críticas y pasos duplicados.</w:t>
             </w:r>
           </w:p>
         </w:tc>
@@ -1356,7 +1415,7 @@
                 <w:color w:val="000000"/>
                 <w:sz w:val="20"/>
               </w:rPr>
-              <w:t>Matriz de criticidad con los puntos de retraso documental identificados.</w:t>
+              <w:t>Matriz de criticidad con los puntos de complejidad y retraso documental identificados.</w:t>
             </w:r>
           </w:p>
         </w:tc>
@@ -1379,7 +1438,7 @@
                 <w:color w:val="000000"/>
                 <w:sz w:val="20"/>
               </w:rPr>
-              <w:t>Analizar las causas organizativas que generan retrasos en la adquisición.</w:t>
+              <w:t>Analizar las causas organizativas que generan procedimientos innecesariamente complejos.</w:t>
             </w:r>
           </w:p>
         </w:tc>
@@ -1400,7 +1459,7 @@
                 <w:color w:val="000000"/>
                 <w:sz w:val="20"/>
               </w:rPr>
-              <w:t>Clasificación analítica de los factores determinantes de las demoras mediante mesas de trabajo técnica con la administración.</w:t>
+              <w:t>Clasificación analítica de los factores determinantes de las demoras y redundancias mediante mesas de trabajo técnica con la administración.</w:t>
             </w:r>
           </w:p>
         </w:tc>
@@ -1442,7 +1501,7 @@
                 <w:color w:val="000000"/>
                 <w:sz w:val="20"/>
               </w:rPr>
-              <w:t>Informe analítico con la jerarquización de las causas raíz de las demoras.</w:t>
+              <w:t>Informe analítico con la jerarquización de las causas raíz de la complejidad procedimental.</w:t>
             </w:r>
           </w:p>
         </w:tc>
@@ -1465,7 +1524,7 @@
                 <w:color w:val="000000"/>
                 <w:sz w:val="20"/>
               </w:rPr>
-              <w:t>Diseñar una propuesta de mejora procedimental para el control de la procura.</w:t>
+              <w:t>Diseñar una propuesta de simplificación administrativa para el control de la procura.</w:t>
             </w:r>
           </w:p>
         </w:tc>
@@ -1486,7 +1545,7 @@
                 <w:color w:val="000000"/>
                 <w:sz w:val="20"/>
               </w:rPr>
-              <w:t>Redacción del nuevo flujo de trabajo optimizado, asignación formal de roles y diseño de plantillas estandarizadas para cotizaciones.</w:t>
+              <w:t>Redacción del nuevo flujo de trabajo simplificado, asignación formal de roles y diseño de plantillas estandarizadas para cotizaciones.</w:t>
             </w:r>
           </w:p>
         </w:tc>
@@ -1528,7 +1587,7 @@
                 <w:color w:val="000000"/>
                 <w:sz w:val="20"/>
               </w:rPr>
-              <w:t>Propuesta metodológica de optimización de procura formulada y validada.</w:t>
+              <w:t>Propuesta de simplificación administrativa de la procura formulada y validada.</w:t>
             </w:r>
           </w:p>
         </w:tc>
@@ -4095,7 +4154,7 @@
     </w:tbl>
     <w:p/>
     <w:sectPr>
-      <w:footerReference w:type="default" r:id="rId15"/>
+      <w:footerReference w:type="default" r:id="rId16"/>
       <w:type w:val="continuous"/>
       <w:pgSz w:w="12240" w:h="15840"/>
       <w:pgMar w:top="1701" w:right="1701" w:bottom="1701" w:left="2268" w:header="720" w:footer="720" w:gutter="0"/>

--- a/keidy/reportes/Informe_Pasantia_IUTECP_BORRADOR.docx
+++ b/keidy/reportes/Informe_Pasantia_IUTECP_BORRADOR.docx
@@ -754,17 +754,1419 @@
     </w:p>
     <w:p>
       <w:pPr>
-        <w:spacing w:line="360" w:lineRule="auto" w:after="0" w:before="0"/>
-        <w:ind w:firstLine="709"/>
-        <w:jc w:val="both"/>
+        <w:spacing w:after="120"/>
+      </w:pPr>
+    </w:p>
+    <w:tbl>
+      <w:tblPr>
+        <w:tblStyle w:val="TableGrid"/>
+        <w:tblW w:type="auto" w:w="0"/>
+        <w:jc w:val="center"/>
+        <w:tblLook w:firstColumn="1" w:firstRow="1" w:lastColumn="0" w:lastRow="0" w:noHBand="0" w:noVBand="1" w:val="04A0"/>
+      </w:tblPr>
+      <w:tblGrid>
+        <w:gridCol w:w="1654"/>
+        <w:gridCol w:w="1654"/>
+        <w:gridCol w:w="1654"/>
+        <w:gridCol w:w="1654"/>
+        <w:gridCol w:w="1654"/>
+      </w:tblGrid>
+      <w:tr>
+        <w:tc>
+          <w:tcPr>
+            <w:tcW w:type="dxa" w:w="1654"/>
+            <w:shd w:fill="D9E2F3"/>
+          </w:tcPr>
+          <w:p>
+            <w:pPr>
+              <w:jc w:val="center"/>
+            </w:pPr>
+            <w:r/>
+            <w:r>
+              <w:rPr>
+                <w:rFonts w:ascii="Times New Roman" w:hAnsi="Times New Roman"/>
+                <w:b/>
+                <w:sz w:val="16"/>
+              </w:rPr>
+              <w:t>Departamento / Área</w:t>
+            </w:r>
+          </w:p>
+        </w:tc>
+        <w:tc>
+          <w:tcPr>
+            <w:tcW w:type="dxa" w:w="1654"/>
+            <w:shd w:fill="D9E2F3"/>
+          </w:tcPr>
+          <w:p>
+            <w:pPr>
+              <w:jc w:val="center"/>
+            </w:pPr>
+            <w:r/>
+            <w:r>
+              <w:rPr>
+                <w:rFonts w:ascii="Times New Roman" w:hAnsi="Times New Roman"/>
+                <w:b/>
+                <w:sz w:val="16"/>
+              </w:rPr>
+              <w:t>Cargo</w:t>
+            </w:r>
+          </w:p>
+        </w:tc>
+        <w:tc>
+          <w:tcPr>
+            <w:tcW w:type="dxa" w:w="1654"/>
+            <w:shd w:fill="D9E2F3"/>
+          </w:tcPr>
+          <w:p>
+            <w:pPr>
+              <w:jc w:val="center"/>
+            </w:pPr>
+            <w:r/>
+            <w:r>
+              <w:rPr>
+                <w:rFonts w:ascii="Times New Roman" w:hAnsi="Times New Roman"/>
+                <w:b/>
+                <w:sz w:val="16"/>
+              </w:rPr>
+              <w:t>Femenino</w:t>
+            </w:r>
+          </w:p>
+        </w:tc>
+        <w:tc>
+          <w:tcPr>
+            <w:tcW w:type="dxa" w:w="1654"/>
+            <w:shd w:fill="D9E2F3"/>
+          </w:tcPr>
+          <w:p>
+            <w:pPr>
+              <w:jc w:val="center"/>
+            </w:pPr>
+            <w:r/>
+            <w:r>
+              <w:rPr>
+                <w:rFonts w:ascii="Times New Roman" w:hAnsi="Times New Roman"/>
+                <w:b/>
+                <w:sz w:val="16"/>
+              </w:rPr>
+              <w:t>Masculino</w:t>
+            </w:r>
+          </w:p>
+        </w:tc>
+        <w:tc>
+          <w:tcPr>
+            <w:tcW w:type="dxa" w:w="1654"/>
+            <w:shd w:fill="D9E2F3"/>
+          </w:tcPr>
+          <w:p>
+            <w:pPr>
+              <w:jc w:val="center"/>
+            </w:pPr>
+            <w:r/>
+            <w:r>
+              <w:rPr>
+                <w:rFonts w:ascii="Times New Roman" w:hAnsi="Times New Roman"/>
+                <w:b/>
+                <w:sz w:val="16"/>
+              </w:rPr>
+              <w:t>Total</w:t>
+            </w:r>
+          </w:p>
+        </w:tc>
+      </w:tr>
+      <w:tr>
+        <w:tc>
+          <w:tcPr>
+            <w:tcW w:type="dxa" w:w="1654"/>
+          </w:tcPr>
+          <w:p>
+            <w:pPr>
+              <w:jc w:val="left"/>
+            </w:pPr>
+            <w:r/>
+            <w:r>
+              <w:rPr>
+                <w:rFonts w:ascii="Times New Roman" w:hAnsi="Times New Roman"/>
+                <w:sz w:val="16"/>
+              </w:rPr>
+              <w:t>Alta Dirección</w:t>
+            </w:r>
+          </w:p>
+        </w:tc>
+        <w:tc>
+          <w:tcPr>
+            <w:tcW w:type="dxa" w:w="1654"/>
+          </w:tcPr>
+          <w:p>
+            <w:pPr>
+              <w:jc w:val="left"/>
+            </w:pPr>
+            <w:r/>
+            <w:r>
+              <w:rPr>
+                <w:rFonts w:ascii="Times New Roman" w:hAnsi="Times New Roman"/>
+                <w:sz w:val="16"/>
+              </w:rPr>
+              <w:t>Gerente General</w:t>
+            </w:r>
+          </w:p>
+        </w:tc>
+        <w:tc>
+          <w:tcPr>
+            <w:tcW w:type="dxa" w:w="1654"/>
+          </w:tcPr>
+          <w:p>
+            <w:pPr>
+              <w:jc w:val="center"/>
+            </w:pPr>
+            <w:r/>
+            <w:r>
+              <w:rPr>
+                <w:rFonts w:ascii="Times New Roman" w:hAnsi="Times New Roman"/>
+                <w:sz w:val="16"/>
+              </w:rPr>
+              <w:t>0</w:t>
+            </w:r>
+          </w:p>
+        </w:tc>
+        <w:tc>
+          <w:tcPr>
+            <w:tcW w:type="dxa" w:w="1654"/>
+          </w:tcPr>
+          <w:p>
+            <w:pPr>
+              <w:jc w:val="center"/>
+            </w:pPr>
+            <w:r/>
+            <w:r>
+              <w:rPr>
+                <w:rFonts w:ascii="Times New Roman" w:hAnsi="Times New Roman"/>
+                <w:sz w:val="16"/>
+              </w:rPr>
+              <w:t>1</w:t>
+            </w:r>
+          </w:p>
+        </w:tc>
+        <w:tc>
+          <w:tcPr>
+            <w:tcW w:type="dxa" w:w="1654"/>
+          </w:tcPr>
+          <w:p>
+            <w:pPr>
+              <w:jc w:val="center"/>
+            </w:pPr>
+            <w:r/>
+            <w:r>
+              <w:rPr>
+                <w:rFonts w:ascii="Times New Roman" w:hAnsi="Times New Roman"/>
+                <w:sz w:val="16"/>
+              </w:rPr>
+              <w:t>1</w:t>
+            </w:r>
+          </w:p>
+        </w:tc>
+      </w:tr>
+      <w:tr>
+        <w:tc>
+          <w:tcPr>
+            <w:tcW w:type="dxa" w:w="1654"/>
+          </w:tcPr>
+          <w:p>
+            <w:pPr>
+              <w:jc w:val="left"/>
+            </w:pPr>
+            <w:r/>
+            <w:r>
+              <w:rPr>
+                <w:rFonts w:ascii="Times New Roman" w:hAnsi="Times New Roman"/>
+                <w:sz w:val="16"/>
+              </w:rPr>
+              <w:t>Dirección Operativa</w:t>
+            </w:r>
+          </w:p>
+        </w:tc>
+        <w:tc>
+          <w:tcPr>
+            <w:tcW w:type="dxa" w:w="1654"/>
+          </w:tcPr>
+          <w:p>
+            <w:pPr>
+              <w:jc w:val="left"/>
+            </w:pPr>
+            <w:r/>
+            <w:r>
+              <w:rPr>
+                <w:rFonts w:ascii="Times New Roman" w:hAnsi="Times New Roman"/>
+                <w:sz w:val="16"/>
+              </w:rPr>
+              <w:t>Gerente de Operaciones</w:t>
+            </w:r>
+          </w:p>
+        </w:tc>
+        <w:tc>
+          <w:tcPr>
+            <w:tcW w:type="dxa" w:w="1654"/>
+          </w:tcPr>
+          <w:p>
+            <w:pPr>
+              <w:jc w:val="center"/>
+            </w:pPr>
+            <w:r/>
+            <w:r>
+              <w:rPr>
+                <w:rFonts w:ascii="Times New Roman" w:hAnsi="Times New Roman"/>
+                <w:sz w:val="16"/>
+              </w:rPr>
+              <w:t>0</w:t>
+            </w:r>
+          </w:p>
+        </w:tc>
+        <w:tc>
+          <w:tcPr>
+            <w:tcW w:type="dxa" w:w="1654"/>
+          </w:tcPr>
+          <w:p>
+            <w:pPr>
+              <w:jc w:val="center"/>
+            </w:pPr>
+            <w:r/>
+            <w:r>
+              <w:rPr>
+                <w:rFonts w:ascii="Times New Roman" w:hAnsi="Times New Roman"/>
+                <w:sz w:val="16"/>
+              </w:rPr>
+              <w:t>1</w:t>
+            </w:r>
+          </w:p>
+        </w:tc>
+        <w:tc>
+          <w:tcPr>
+            <w:tcW w:type="dxa" w:w="1654"/>
+          </w:tcPr>
+          <w:p>
+            <w:pPr>
+              <w:jc w:val="center"/>
+            </w:pPr>
+            <w:r/>
+            <w:r>
+              <w:rPr>
+                <w:rFonts w:ascii="Times New Roman" w:hAnsi="Times New Roman"/>
+                <w:sz w:val="16"/>
+              </w:rPr>
+              <w:t>1</w:t>
+            </w:r>
+          </w:p>
+        </w:tc>
+      </w:tr>
+      <w:tr>
+        <w:tc>
+          <w:tcPr>
+            <w:tcW w:type="dxa" w:w="1654"/>
+          </w:tcPr>
+          <w:p>
+            <w:pPr>
+              <w:jc w:val="left"/>
+            </w:pPr>
+            <w:r/>
+            <w:r>
+              <w:rPr>
+                <w:rFonts w:ascii="Times New Roman" w:hAnsi="Times New Roman"/>
+                <w:sz w:val="16"/>
+              </w:rPr>
+              <w:t>Control y Avance</w:t>
+            </w:r>
+          </w:p>
+        </w:tc>
+        <w:tc>
+          <w:tcPr>
+            <w:tcW w:type="dxa" w:w="1654"/>
+          </w:tcPr>
+          <w:p>
+            <w:pPr>
+              <w:jc w:val="left"/>
+            </w:pPr>
+            <w:r/>
+            <w:r>
+              <w:rPr>
+                <w:rFonts w:ascii="Times New Roman" w:hAnsi="Times New Roman"/>
+                <w:sz w:val="16"/>
+              </w:rPr>
+              <w:t>Gerente / Operaciones Morichal</w:t>
+            </w:r>
+          </w:p>
+        </w:tc>
+        <w:tc>
+          <w:tcPr>
+            <w:tcW w:type="dxa" w:w="1654"/>
+          </w:tcPr>
+          <w:p>
+            <w:pPr>
+              <w:jc w:val="center"/>
+            </w:pPr>
+            <w:r/>
+            <w:r>
+              <w:rPr>
+                <w:rFonts w:ascii="Times New Roman" w:hAnsi="Times New Roman"/>
+                <w:sz w:val="16"/>
+              </w:rPr>
+              <w:t>1</w:t>
+            </w:r>
+          </w:p>
+        </w:tc>
+        <w:tc>
+          <w:tcPr>
+            <w:tcW w:type="dxa" w:w="1654"/>
+          </w:tcPr>
+          <w:p>
+            <w:pPr>
+              <w:jc w:val="center"/>
+            </w:pPr>
+            <w:r/>
+            <w:r>
+              <w:rPr>
+                <w:rFonts w:ascii="Times New Roman" w:hAnsi="Times New Roman"/>
+                <w:sz w:val="16"/>
+              </w:rPr>
+              <w:t>1</w:t>
+            </w:r>
+          </w:p>
+        </w:tc>
+        <w:tc>
+          <w:tcPr>
+            <w:tcW w:type="dxa" w:w="1654"/>
+          </w:tcPr>
+          <w:p>
+            <w:pPr>
+              <w:jc w:val="center"/>
+            </w:pPr>
+            <w:r/>
+            <w:r>
+              <w:rPr>
+                <w:rFonts w:ascii="Times New Roman" w:hAnsi="Times New Roman"/>
+                <w:sz w:val="16"/>
+              </w:rPr>
+              <w:t>2</w:t>
+            </w:r>
+          </w:p>
+        </w:tc>
+      </w:tr>
+      <w:tr>
+        <w:tc>
+          <w:tcPr>
+            <w:tcW w:type="dxa" w:w="1654"/>
+          </w:tcPr>
+          <w:p>
+            <w:pPr>
+              <w:jc w:val="left"/>
+            </w:pPr>
+            <w:r/>
+            <w:r>
+              <w:rPr>
+                <w:rFonts w:ascii="Times New Roman" w:hAnsi="Times New Roman"/>
+                <w:sz w:val="16"/>
+              </w:rPr>
+              <w:t>Administración (Área de Pasantía)</w:t>
+            </w:r>
+          </w:p>
+        </w:tc>
+        <w:tc>
+          <w:tcPr>
+            <w:tcW w:type="dxa" w:w="1654"/>
+          </w:tcPr>
+          <w:p>
+            <w:pPr>
+              <w:jc w:val="left"/>
+            </w:pPr>
+            <w:r/>
+            <w:r>
+              <w:rPr>
+                <w:rFonts w:ascii="Times New Roman" w:hAnsi="Times New Roman"/>
+                <w:sz w:val="16"/>
+              </w:rPr>
+              <w:t>Administración / Asistentes Administrativos</w:t>
+            </w:r>
+          </w:p>
+        </w:tc>
+        <w:tc>
+          <w:tcPr>
+            <w:tcW w:type="dxa" w:w="1654"/>
+          </w:tcPr>
+          <w:p>
+            <w:pPr>
+              <w:jc w:val="center"/>
+            </w:pPr>
+            <w:r/>
+            <w:r>
+              <w:rPr>
+                <w:rFonts w:ascii="Times New Roman" w:hAnsi="Times New Roman"/>
+                <w:sz w:val="16"/>
+              </w:rPr>
+              <w:t>2</w:t>
+            </w:r>
+          </w:p>
+        </w:tc>
+        <w:tc>
+          <w:tcPr>
+            <w:tcW w:type="dxa" w:w="1654"/>
+          </w:tcPr>
+          <w:p>
+            <w:pPr>
+              <w:jc w:val="center"/>
+            </w:pPr>
+            <w:r/>
+            <w:r>
+              <w:rPr>
+                <w:rFonts w:ascii="Times New Roman" w:hAnsi="Times New Roman"/>
+                <w:sz w:val="16"/>
+              </w:rPr>
+              <w:t>1</w:t>
+            </w:r>
+          </w:p>
+        </w:tc>
+        <w:tc>
+          <w:tcPr>
+            <w:tcW w:type="dxa" w:w="1654"/>
+          </w:tcPr>
+          <w:p>
+            <w:pPr>
+              <w:jc w:val="center"/>
+            </w:pPr>
+            <w:r/>
+            <w:r>
+              <w:rPr>
+                <w:rFonts w:ascii="Times New Roman" w:hAnsi="Times New Roman"/>
+                <w:sz w:val="16"/>
+              </w:rPr>
+              <w:t>3</w:t>
+            </w:r>
+          </w:p>
+        </w:tc>
+      </w:tr>
+      <w:tr>
+        <w:tc>
+          <w:tcPr>
+            <w:tcW w:type="dxa" w:w="1654"/>
+          </w:tcPr>
+          <w:p>
+            <w:pPr>
+              <w:jc w:val="left"/>
+            </w:pPr>
+            <w:r/>
+            <w:r>
+              <w:rPr>
+                <w:rFonts w:ascii="Times New Roman" w:hAnsi="Times New Roman"/>
+                <w:sz w:val="16"/>
+              </w:rPr>
+            </w:r>
+          </w:p>
+        </w:tc>
+        <w:tc>
+          <w:tcPr>
+            <w:tcW w:type="dxa" w:w="1654"/>
+          </w:tcPr>
+          <w:p>
+            <w:pPr>
+              <w:jc w:val="left"/>
+            </w:pPr>
+            <w:r/>
+            <w:r>
+              <w:rPr>
+                <w:rFonts w:ascii="Times New Roman" w:hAnsi="Times New Roman"/>
+                <w:sz w:val="16"/>
+              </w:rPr>
+              <w:t>Control de Avance, Logística y Compras (Procura)</w:t>
+            </w:r>
+          </w:p>
+        </w:tc>
+        <w:tc>
+          <w:tcPr>
+            <w:tcW w:type="dxa" w:w="1654"/>
+          </w:tcPr>
+          <w:p>
+            <w:pPr>
+              <w:jc w:val="center"/>
+            </w:pPr>
+            <w:r/>
+            <w:r>
+              <w:rPr>
+                <w:rFonts w:ascii="Times New Roman" w:hAnsi="Times New Roman"/>
+                <w:sz w:val="16"/>
+              </w:rPr>
+              <w:t>1</w:t>
+            </w:r>
+          </w:p>
+        </w:tc>
+        <w:tc>
+          <w:tcPr>
+            <w:tcW w:type="dxa" w:w="1654"/>
+          </w:tcPr>
+          <w:p>
+            <w:pPr>
+              <w:jc w:val="center"/>
+            </w:pPr>
+            <w:r/>
+            <w:r>
+              <w:rPr>
+                <w:rFonts w:ascii="Times New Roman" w:hAnsi="Times New Roman"/>
+                <w:sz w:val="16"/>
+              </w:rPr>
+              <w:t>1</w:t>
+            </w:r>
+          </w:p>
+        </w:tc>
+        <w:tc>
+          <w:tcPr>
+            <w:tcW w:type="dxa" w:w="1654"/>
+          </w:tcPr>
+          <w:p>
+            <w:pPr>
+              <w:jc w:val="center"/>
+            </w:pPr>
+            <w:r/>
+            <w:r>
+              <w:rPr>
+                <w:rFonts w:ascii="Times New Roman" w:hAnsi="Times New Roman"/>
+                <w:sz w:val="16"/>
+              </w:rPr>
+              <w:t>2</w:t>
+            </w:r>
+          </w:p>
+        </w:tc>
+      </w:tr>
+      <w:tr>
+        <w:tc>
+          <w:tcPr>
+            <w:tcW w:type="dxa" w:w="1654"/>
+          </w:tcPr>
+          <w:p>
+            <w:pPr>
+              <w:jc w:val="left"/>
+            </w:pPr>
+            <w:r/>
+            <w:r>
+              <w:rPr>
+                <w:rFonts w:ascii="Times New Roman" w:hAnsi="Times New Roman"/>
+                <w:sz w:val="16"/>
+              </w:rPr>
+            </w:r>
+          </w:p>
+        </w:tc>
+        <w:tc>
+          <w:tcPr>
+            <w:tcW w:type="dxa" w:w="1654"/>
+          </w:tcPr>
+          <w:p>
+            <w:pPr>
+              <w:jc w:val="left"/>
+            </w:pPr>
+            <w:r/>
+            <w:r>
+              <w:rPr>
+                <w:rFonts w:ascii="Times New Roman" w:hAnsi="Times New Roman"/>
+                <w:sz w:val="16"/>
+              </w:rPr>
+              <w:t>Operarios, Sup. Patio, Mantenimiento y Logística</w:t>
+            </w:r>
+          </w:p>
+        </w:tc>
+        <w:tc>
+          <w:tcPr>
+            <w:tcW w:type="dxa" w:w="1654"/>
+          </w:tcPr>
+          <w:p>
+            <w:pPr>
+              <w:jc w:val="center"/>
+            </w:pPr>
+            <w:r/>
+            <w:r>
+              <w:rPr>
+                <w:rFonts w:ascii="Times New Roman" w:hAnsi="Times New Roman"/>
+                <w:sz w:val="16"/>
+              </w:rPr>
+              <w:t>0</w:t>
+            </w:r>
+          </w:p>
+        </w:tc>
+        <w:tc>
+          <w:tcPr>
+            <w:tcW w:type="dxa" w:w="1654"/>
+          </w:tcPr>
+          <w:p>
+            <w:pPr>
+              <w:jc w:val="center"/>
+            </w:pPr>
+            <w:r/>
+            <w:r>
+              <w:rPr>
+                <w:rFonts w:ascii="Times New Roman" w:hAnsi="Times New Roman"/>
+                <w:sz w:val="16"/>
+              </w:rPr>
+              <w:t>2</w:t>
+            </w:r>
+          </w:p>
+        </w:tc>
+        <w:tc>
+          <w:tcPr>
+            <w:tcW w:type="dxa" w:w="1654"/>
+          </w:tcPr>
+          <w:p>
+            <w:pPr>
+              <w:jc w:val="center"/>
+            </w:pPr>
+            <w:r/>
+            <w:r>
+              <w:rPr>
+                <w:rFonts w:ascii="Times New Roman" w:hAnsi="Times New Roman"/>
+                <w:sz w:val="16"/>
+              </w:rPr>
+              <w:t>2</w:t>
+            </w:r>
+          </w:p>
+        </w:tc>
+      </w:tr>
+      <w:tr>
+        <w:tc>
+          <w:tcPr>
+            <w:tcW w:type="dxa" w:w="1654"/>
+          </w:tcPr>
+          <w:p>
+            <w:pPr>
+              <w:jc w:val="left"/>
+            </w:pPr>
+            <w:r/>
+            <w:r>
+              <w:rPr>
+                <w:rFonts w:ascii="Times New Roman" w:hAnsi="Times New Roman"/>
+                <w:sz w:val="16"/>
+              </w:rPr>
+              <w:t>Contratación y Adm. Contratos</w:t>
+            </w:r>
+          </w:p>
+        </w:tc>
+        <w:tc>
+          <w:tcPr>
+            <w:tcW w:type="dxa" w:w="1654"/>
+          </w:tcPr>
+          <w:p>
+            <w:pPr>
+              <w:jc w:val="left"/>
+            </w:pPr>
+            <w:r/>
+            <w:r>
+              <w:rPr>
+                <w:rFonts w:ascii="Times New Roman" w:hAnsi="Times New Roman"/>
+                <w:sz w:val="16"/>
+              </w:rPr>
+              <w:t>Gerente / Estimadores, Administradores, Planificadores</w:t>
+            </w:r>
+          </w:p>
+        </w:tc>
+        <w:tc>
+          <w:tcPr>
+            <w:tcW w:type="dxa" w:w="1654"/>
+          </w:tcPr>
+          <w:p>
+            <w:pPr>
+              <w:jc w:val="center"/>
+            </w:pPr>
+            <w:r/>
+            <w:r>
+              <w:rPr>
+                <w:rFonts w:ascii="Times New Roman" w:hAnsi="Times New Roman"/>
+                <w:sz w:val="16"/>
+              </w:rPr>
+              <w:t>2</w:t>
+            </w:r>
+          </w:p>
+        </w:tc>
+        <w:tc>
+          <w:tcPr>
+            <w:tcW w:type="dxa" w:w="1654"/>
+          </w:tcPr>
+          <w:p>
+            <w:pPr>
+              <w:jc w:val="center"/>
+            </w:pPr>
+            <w:r/>
+            <w:r>
+              <w:rPr>
+                <w:rFonts w:ascii="Times New Roman" w:hAnsi="Times New Roman"/>
+                <w:sz w:val="16"/>
+              </w:rPr>
+              <w:t>1</w:t>
+            </w:r>
+          </w:p>
+        </w:tc>
+        <w:tc>
+          <w:tcPr>
+            <w:tcW w:type="dxa" w:w="1654"/>
+          </w:tcPr>
+          <w:p>
+            <w:pPr>
+              <w:jc w:val="center"/>
+            </w:pPr>
+            <w:r/>
+            <w:r>
+              <w:rPr>
+                <w:rFonts w:ascii="Times New Roman" w:hAnsi="Times New Roman"/>
+                <w:sz w:val="16"/>
+              </w:rPr>
+              <w:t>3</w:t>
+            </w:r>
+          </w:p>
+        </w:tc>
+      </w:tr>
+      <w:tr>
+        <w:tc>
+          <w:tcPr>
+            <w:tcW w:type="dxa" w:w="1654"/>
+          </w:tcPr>
+          <w:p>
+            <w:pPr>
+              <w:jc w:val="left"/>
+            </w:pPr>
+            <w:r/>
+            <w:r>
+              <w:rPr>
+                <w:rFonts w:ascii="Times New Roman" w:hAnsi="Times New Roman"/>
+                <w:sz w:val="16"/>
+              </w:rPr>
+              <w:t>Recursos Humanos</w:t>
+            </w:r>
+          </w:p>
+        </w:tc>
+        <w:tc>
+          <w:tcPr>
+            <w:tcW w:type="dxa" w:w="1654"/>
+          </w:tcPr>
+          <w:p>
+            <w:pPr>
+              <w:jc w:val="left"/>
+            </w:pPr>
+            <w:r/>
+            <w:r>
+              <w:rPr>
+                <w:rFonts w:ascii="Times New Roman" w:hAnsi="Times New Roman"/>
+                <w:sz w:val="16"/>
+              </w:rPr>
+              <w:t>Gerente de RRHH-Laborales / Asistentes</w:t>
+            </w:r>
+          </w:p>
+        </w:tc>
+        <w:tc>
+          <w:tcPr>
+            <w:tcW w:type="dxa" w:w="1654"/>
+          </w:tcPr>
+          <w:p>
+            <w:pPr>
+              <w:jc w:val="center"/>
+            </w:pPr>
+            <w:r/>
+            <w:r>
+              <w:rPr>
+                <w:rFonts w:ascii="Times New Roman" w:hAnsi="Times New Roman"/>
+                <w:sz w:val="16"/>
+              </w:rPr>
+              <w:t>2</w:t>
+            </w:r>
+          </w:p>
+        </w:tc>
+        <w:tc>
+          <w:tcPr>
+            <w:tcW w:type="dxa" w:w="1654"/>
+          </w:tcPr>
+          <w:p>
+            <w:pPr>
+              <w:jc w:val="center"/>
+            </w:pPr>
+            <w:r/>
+            <w:r>
+              <w:rPr>
+                <w:rFonts w:ascii="Times New Roman" w:hAnsi="Times New Roman"/>
+                <w:sz w:val="16"/>
+              </w:rPr>
+              <w:t>1</w:t>
+            </w:r>
+          </w:p>
+        </w:tc>
+        <w:tc>
+          <w:tcPr>
+            <w:tcW w:type="dxa" w:w="1654"/>
+          </w:tcPr>
+          <w:p>
+            <w:pPr>
+              <w:jc w:val="center"/>
+            </w:pPr>
+            <w:r/>
+            <w:r>
+              <w:rPr>
+                <w:rFonts w:ascii="Times New Roman" w:hAnsi="Times New Roman"/>
+                <w:sz w:val="16"/>
+              </w:rPr>
+              <w:t>3</w:t>
+            </w:r>
+          </w:p>
+        </w:tc>
+      </w:tr>
+      <w:tr>
+        <w:tc>
+          <w:tcPr>
+            <w:tcW w:type="dxa" w:w="1654"/>
+          </w:tcPr>
+          <w:p>
+            <w:pPr>
+              <w:jc w:val="left"/>
+            </w:pPr>
+            <w:r/>
+            <w:r>
+              <w:rPr>
+                <w:rFonts w:ascii="Times New Roman" w:hAnsi="Times New Roman"/>
+                <w:sz w:val="16"/>
+              </w:rPr>
+              <w:t>Proyectos y Producción</w:t>
+            </w:r>
+          </w:p>
+        </w:tc>
+        <w:tc>
+          <w:tcPr>
+            <w:tcW w:type="dxa" w:w="1654"/>
+          </w:tcPr>
+          <w:p>
+            <w:pPr>
+              <w:jc w:val="left"/>
+            </w:pPr>
+            <w:r/>
+            <w:r>
+              <w:rPr>
+                <w:rFonts w:ascii="Times New Roman" w:hAnsi="Times New Roman"/>
+                <w:sz w:val="16"/>
+              </w:rPr>
+              <w:t>Gerentes de Proyecto, Optimización y Servicios</w:t>
+            </w:r>
+          </w:p>
+        </w:tc>
+        <w:tc>
+          <w:tcPr>
+            <w:tcW w:type="dxa" w:w="1654"/>
+          </w:tcPr>
+          <w:p>
+            <w:pPr>
+              <w:jc w:val="center"/>
+            </w:pPr>
+            <w:r/>
+            <w:r>
+              <w:rPr>
+                <w:rFonts w:ascii="Times New Roman" w:hAnsi="Times New Roman"/>
+                <w:sz w:val="16"/>
+              </w:rPr>
+              <w:t>1</w:t>
+            </w:r>
+          </w:p>
+        </w:tc>
+        <w:tc>
+          <w:tcPr>
+            <w:tcW w:type="dxa" w:w="1654"/>
+          </w:tcPr>
+          <w:p>
+            <w:pPr>
+              <w:jc w:val="center"/>
+            </w:pPr>
+            <w:r/>
+            <w:r>
+              <w:rPr>
+                <w:rFonts w:ascii="Times New Roman" w:hAnsi="Times New Roman"/>
+                <w:sz w:val="16"/>
+              </w:rPr>
+              <w:t>2</w:t>
+            </w:r>
+          </w:p>
+        </w:tc>
+        <w:tc>
+          <w:tcPr>
+            <w:tcW w:type="dxa" w:w="1654"/>
+          </w:tcPr>
+          <w:p>
+            <w:pPr>
+              <w:jc w:val="center"/>
+            </w:pPr>
+            <w:r/>
+            <w:r>
+              <w:rPr>
+                <w:rFonts w:ascii="Times New Roman" w:hAnsi="Times New Roman"/>
+                <w:sz w:val="16"/>
+              </w:rPr>
+              <w:t>3</w:t>
+            </w:r>
+          </w:p>
+        </w:tc>
+      </w:tr>
+      <w:tr>
+        <w:tc>
+          <w:tcPr>
+            <w:tcW w:type="dxa" w:w="1654"/>
+          </w:tcPr>
+          <w:p>
+            <w:pPr>
+              <w:jc w:val="left"/>
+            </w:pPr>
+            <w:r/>
+            <w:r>
+              <w:rPr>
+                <w:rFonts w:ascii="Times New Roman" w:hAnsi="Times New Roman"/>
+                <w:sz w:val="16"/>
+              </w:rPr>
+            </w:r>
+          </w:p>
+        </w:tc>
+        <w:tc>
+          <w:tcPr>
+            <w:tcW w:type="dxa" w:w="1654"/>
+          </w:tcPr>
+          <w:p>
+            <w:pPr>
+              <w:jc w:val="left"/>
+            </w:pPr>
+            <w:r/>
+            <w:r>
+              <w:rPr>
+                <w:rFonts w:ascii="Times New Roman" w:hAnsi="Times New Roman"/>
+                <w:sz w:val="16"/>
+              </w:rPr>
+              <w:t>Gerente Metalmecánico</w:t>
+            </w:r>
+          </w:p>
+        </w:tc>
+        <w:tc>
+          <w:tcPr>
+            <w:tcW w:type="dxa" w:w="1654"/>
+          </w:tcPr>
+          <w:p>
+            <w:pPr>
+              <w:jc w:val="center"/>
+            </w:pPr>
+            <w:r/>
+            <w:r>
+              <w:rPr>
+                <w:rFonts w:ascii="Times New Roman" w:hAnsi="Times New Roman"/>
+                <w:sz w:val="16"/>
+              </w:rPr>
+              <w:t>0</w:t>
+            </w:r>
+          </w:p>
+        </w:tc>
+        <w:tc>
+          <w:tcPr>
+            <w:tcW w:type="dxa" w:w="1654"/>
+          </w:tcPr>
+          <w:p>
+            <w:pPr>
+              <w:jc w:val="center"/>
+            </w:pPr>
+            <w:r/>
+            <w:r>
+              <w:rPr>
+                <w:rFonts w:ascii="Times New Roman" w:hAnsi="Times New Roman"/>
+                <w:sz w:val="16"/>
+              </w:rPr>
+              <w:t>1</w:t>
+            </w:r>
+          </w:p>
+        </w:tc>
+        <w:tc>
+          <w:tcPr>
+            <w:tcW w:type="dxa" w:w="1654"/>
+          </w:tcPr>
+          <w:p>
+            <w:pPr>
+              <w:jc w:val="center"/>
+            </w:pPr>
+            <w:r/>
+            <w:r>
+              <w:rPr>
+                <w:rFonts w:ascii="Times New Roman" w:hAnsi="Times New Roman"/>
+                <w:sz w:val="16"/>
+              </w:rPr>
+              <w:t>1</w:t>
+            </w:r>
+          </w:p>
+        </w:tc>
+      </w:tr>
+      <w:tr>
+        <w:tc>
+          <w:tcPr>
+            <w:tcW w:type="dxa" w:w="1654"/>
+          </w:tcPr>
+          <w:p>
+            <w:pPr>
+              <w:jc w:val="left"/>
+            </w:pPr>
+            <w:r/>
+            <w:r>
+              <w:rPr>
+                <w:rFonts w:ascii="Times New Roman" w:hAnsi="Times New Roman"/>
+                <w:sz w:val="16"/>
+              </w:rPr>
+              <w:t>Ingeniería y Campo</w:t>
+            </w:r>
+          </w:p>
+        </w:tc>
+        <w:tc>
+          <w:tcPr>
+            <w:tcW w:type="dxa" w:w="1654"/>
+          </w:tcPr>
+          <w:p>
+            <w:pPr>
+              <w:jc w:val="left"/>
+            </w:pPr>
+            <w:r/>
+            <w:r>
+              <w:rPr>
+                <w:rFonts w:ascii="Times New Roman" w:hAnsi="Times New Roman"/>
+                <w:sz w:val="16"/>
+              </w:rPr>
+              <w:t>Ingenieros Residentes / Coordinadores (SIHO-A, Calidad)</w:t>
+            </w:r>
+          </w:p>
+        </w:tc>
+        <w:tc>
+          <w:tcPr>
+            <w:tcW w:type="dxa" w:w="1654"/>
+          </w:tcPr>
+          <w:p>
+            <w:pPr>
+              <w:jc w:val="center"/>
+            </w:pPr>
+            <w:r/>
+            <w:r>
+              <w:rPr>
+                <w:rFonts w:ascii="Times New Roman" w:hAnsi="Times New Roman"/>
+                <w:sz w:val="16"/>
+              </w:rPr>
+              <w:t>2</w:t>
+            </w:r>
+          </w:p>
+        </w:tc>
+        <w:tc>
+          <w:tcPr>
+            <w:tcW w:type="dxa" w:w="1654"/>
+          </w:tcPr>
+          <w:p>
+            <w:pPr>
+              <w:jc w:val="center"/>
+            </w:pPr>
+            <w:r/>
+            <w:r>
+              <w:rPr>
+                <w:rFonts w:ascii="Times New Roman" w:hAnsi="Times New Roman"/>
+                <w:sz w:val="16"/>
+              </w:rPr>
+              <w:t>3</w:t>
+            </w:r>
+          </w:p>
+        </w:tc>
+        <w:tc>
+          <w:tcPr>
+            <w:tcW w:type="dxa" w:w="1654"/>
+          </w:tcPr>
+          <w:p>
+            <w:pPr>
+              <w:jc w:val="center"/>
+            </w:pPr>
+            <w:r/>
+            <w:r>
+              <w:rPr>
+                <w:rFonts w:ascii="Times New Roman" w:hAnsi="Times New Roman"/>
+                <w:sz w:val="16"/>
+              </w:rPr>
+              <w:t>5</w:t>
+            </w:r>
+          </w:p>
+        </w:tc>
+      </w:tr>
+      <w:tr>
+        <w:tc>
+          <w:tcPr>
+            <w:tcW w:type="dxa" w:w="1654"/>
+          </w:tcPr>
+          <w:p>
+            <w:pPr>
+              <w:jc w:val="left"/>
+            </w:pPr>
+            <w:r/>
+            <w:r>
+              <w:rPr>
+                <w:rFonts w:ascii="Times New Roman" w:hAnsi="Times New Roman"/>
+                <w:sz w:val="16"/>
+              </w:rPr>
+            </w:r>
+          </w:p>
+        </w:tc>
+        <w:tc>
+          <w:tcPr>
+            <w:tcW w:type="dxa" w:w="1654"/>
+          </w:tcPr>
+          <w:p>
+            <w:pPr>
+              <w:jc w:val="left"/>
+            </w:pPr>
+            <w:r/>
+            <w:r>
+              <w:rPr>
+                <w:rFonts w:ascii="Times New Roman" w:hAnsi="Times New Roman"/>
+                <w:sz w:val="16"/>
+              </w:rPr>
+              <w:t>Inspectores (SIHO, Ambiente, Paramédicos, Calidad)</w:t>
+            </w:r>
+          </w:p>
+        </w:tc>
+        <w:tc>
+          <w:tcPr>
+            <w:tcW w:type="dxa" w:w="1654"/>
+          </w:tcPr>
+          <w:p>
+            <w:pPr>
+              <w:jc w:val="center"/>
+            </w:pPr>
+            <w:r/>
+            <w:r>
+              <w:rPr>
+                <w:rFonts w:ascii="Times New Roman" w:hAnsi="Times New Roman"/>
+                <w:sz w:val="16"/>
+              </w:rPr>
+              <w:t>2</w:t>
+            </w:r>
+          </w:p>
+        </w:tc>
+        <w:tc>
+          <w:tcPr>
+            <w:tcW w:type="dxa" w:w="1654"/>
+          </w:tcPr>
+          <w:p>
+            <w:pPr>
+              <w:jc w:val="center"/>
+            </w:pPr>
+            <w:r/>
+            <w:r>
+              <w:rPr>
+                <w:rFonts w:ascii="Times New Roman" w:hAnsi="Times New Roman"/>
+                <w:sz w:val="16"/>
+              </w:rPr>
+              <w:t>2</w:t>
+            </w:r>
+          </w:p>
+        </w:tc>
+        <w:tc>
+          <w:tcPr>
+            <w:tcW w:type="dxa" w:w="1654"/>
+          </w:tcPr>
+          <w:p>
+            <w:pPr>
+              <w:jc w:val="center"/>
+            </w:pPr>
+            <w:r/>
+            <w:r>
+              <w:rPr>
+                <w:rFonts w:ascii="Times New Roman" w:hAnsi="Times New Roman"/>
+                <w:sz w:val="16"/>
+              </w:rPr>
+              <w:t>4</w:t>
+            </w:r>
+          </w:p>
+        </w:tc>
+      </w:tr>
+      <w:tr>
+        <w:tc>
+          <w:tcPr>
+            <w:tcW w:type="dxa" w:w="1654"/>
+          </w:tcPr>
+          <w:p>
+            <w:pPr>
+              <w:jc w:val="left"/>
+            </w:pPr>
+            <w:r/>
+            <w:r>
+              <w:rPr>
+                <w:rFonts w:ascii="Times New Roman" w:hAnsi="Times New Roman"/>
+                <w:sz w:val="16"/>
+              </w:rPr>
+            </w:r>
+          </w:p>
+        </w:tc>
+        <w:tc>
+          <w:tcPr>
+            <w:tcW w:type="dxa" w:w="1654"/>
+          </w:tcPr>
+          <w:p>
+            <w:pPr>
+              <w:jc w:val="left"/>
+            </w:pPr>
+            <w:r/>
+            <w:r>
+              <w:rPr>
+                <w:rFonts w:ascii="Times New Roman" w:hAnsi="Times New Roman"/>
+                <w:sz w:val="16"/>
+              </w:rPr>
+              <w:t>Supervisor de Obras, Operadores, Chóferes, Soldadores, Obreros</w:t>
+            </w:r>
+          </w:p>
+        </w:tc>
+        <w:tc>
+          <w:tcPr>
+            <w:tcW w:type="dxa" w:w="1654"/>
+          </w:tcPr>
+          <w:p>
+            <w:pPr>
+              <w:jc w:val="center"/>
+            </w:pPr>
+            <w:r/>
+            <w:r>
+              <w:rPr>
+                <w:rFonts w:ascii="Times New Roman" w:hAnsi="Times New Roman"/>
+                <w:sz w:val="16"/>
+              </w:rPr>
+              <w:t>1</w:t>
+            </w:r>
+          </w:p>
+        </w:tc>
+        <w:tc>
+          <w:tcPr>
+            <w:tcW w:type="dxa" w:w="1654"/>
+          </w:tcPr>
+          <w:p>
+            <w:pPr>
+              <w:jc w:val="center"/>
+            </w:pPr>
+            <w:r/>
+            <w:r>
+              <w:rPr>
+                <w:rFonts w:ascii="Times New Roman" w:hAnsi="Times New Roman"/>
+                <w:sz w:val="16"/>
+              </w:rPr>
+              <w:t>10</w:t>
+            </w:r>
+          </w:p>
+        </w:tc>
+        <w:tc>
+          <w:tcPr>
+            <w:tcW w:type="dxa" w:w="1654"/>
+          </w:tcPr>
+          <w:p>
+            <w:pPr>
+              <w:jc w:val="center"/>
+            </w:pPr>
+            <w:r/>
+            <w:r>
+              <w:rPr>
+                <w:rFonts w:ascii="Times New Roman" w:hAnsi="Times New Roman"/>
+                <w:sz w:val="16"/>
+              </w:rPr>
+              <w:t>11</w:t>
+            </w:r>
+          </w:p>
+        </w:tc>
+      </w:tr>
+      <w:tr>
+        <w:tc>
+          <w:tcPr>
+            <w:tcW w:type="dxa" w:w="1654"/>
+          </w:tcPr>
+          <w:p>
+            <w:pPr>
+              <w:jc w:val="left"/>
+            </w:pPr>
+            <w:r/>
+            <w:r>
+              <w:rPr>
+                <w:rFonts w:ascii="Times New Roman" w:hAnsi="Times New Roman"/>
+                <w:sz w:val="16"/>
+              </w:rPr>
+              <w:t>TOTAL GENERAL</w:t>
+            </w:r>
+          </w:p>
+        </w:tc>
+        <w:tc>
+          <w:tcPr>
+            <w:tcW w:type="dxa" w:w="1654"/>
+          </w:tcPr>
+          <w:p>
+            <w:pPr>
+              <w:jc w:val="left"/>
+            </w:pPr>
+            <w:r/>
+            <w:r>
+              <w:rPr>
+                <w:rFonts w:ascii="Times New Roman" w:hAnsi="Times New Roman"/>
+                <w:sz w:val="16"/>
+              </w:rPr>
+            </w:r>
+          </w:p>
+        </w:tc>
+        <w:tc>
+          <w:tcPr>
+            <w:tcW w:type="dxa" w:w="1654"/>
+          </w:tcPr>
+          <w:p>
+            <w:pPr>
+              <w:jc w:val="center"/>
+            </w:pPr>
+            <w:r/>
+            <w:r>
+              <w:rPr>
+                <w:rFonts w:ascii="Times New Roman" w:hAnsi="Times New Roman"/>
+                <w:sz w:val="16"/>
+              </w:rPr>
+              <w:t>14</w:t>
+            </w:r>
+          </w:p>
+        </w:tc>
+        <w:tc>
+          <w:tcPr>
+            <w:tcW w:type="dxa" w:w="1654"/>
+          </w:tcPr>
+          <w:p>
+            <w:pPr>
+              <w:jc w:val="center"/>
+            </w:pPr>
+            <w:r/>
+            <w:r>
+              <w:rPr>
+                <w:rFonts w:ascii="Times New Roman" w:hAnsi="Times New Roman"/>
+                <w:sz w:val="16"/>
+              </w:rPr>
+              <w:t>28</w:t>
+            </w:r>
+          </w:p>
+        </w:tc>
+        <w:tc>
+          <w:tcPr>
+            <w:tcW w:type="dxa" w:w="1654"/>
+          </w:tcPr>
+          <w:p>
+            <w:pPr>
+              <w:jc w:val="center"/>
+            </w:pPr>
+            <w:r/>
+            <w:r>
+              <w:rPr>
+                <w:rFonts w:ascii="Times New Roman" w:hAnsi="Times New Roman"/>
+                <w:sz w:val="16"/>
+              </w:rPr>
+              <w:t>42</w:t>
+            </w:r>
+          </w:p>
+        </w:tc>
+      </w:tr>
+    </w:tbl>
+    <w:p>
+      <w:pPr>
+        <w:spacing w:before="120"/>
       </w:pPr>
       <w:r>
         <w:rPr>
           <w:rFonts w:ascii="Times New Roman" w:hAnsi="Times New Roman"/>
-          <w:i w:val="0"/>
-          <w:sz w:val="24"/>
+          <w:i/>
+          <w:sz w:val="16"/>
         </w:rPr>
-        <w:t>La población de trabajadores de Lubricantes y Equipos Varyná C.A. está conformada por personal administrativo, técnico y operativo. Toda la empresa trabaja de manera coordinada para garantizar la calidad de los servicios prestados, recayendo sobre el área de procura administrativa la responsabilidad de asegurar la disponibilidad oportuna de materiales y repuestos para la continuidad operativa.</w:t>
+        <w:t>Fuente: Departamento Administrativo de Lubricantes y Equipos Varyna, C.A. (2026).</w:t>
       </w:r>
     </w:p>
     <w:p>
@@ -795,7 +2197,127 @@
           <w:i w:val="0"/>
           <w:sz w:val="24"/>
         </w:rPr>
-        <w:t>A continuación, se presenta la estructura organizativa de la empresa, reflejando las líneas de mando y la distribución de los departamentos administrativos y de procura:</w:t>
+        <w:t>A continuación, se presenta la estructura organizativa de la empresa, reflejando las líneas de mando y la distribución de los departamentos administrativos y de procura. Los departamentos que conforman la organización son los siguientes:</w:t>
+      </w:r>
+    </w:p>
+    <w:p>
+      <w:pPr>
+        <w:spacing w:line="360" w:lineRule="auto" w:after="0" w:before="0"/>
+        <w:ind w:firstLine="709"/>
+        <w:jc w:val="both"/>
+      </w:pPr>
+      <w:r>
+        <w:rPr>
+          <w:rFonts w:ascii="Times New Roman" w:hAnsi="Times New Roman"/>
+          <w:i w:val="0"/>
+          <w:sz w:val="24"/>
+        </w:rPr>
+        <w:t>Gerencia General: Es la máxima autoridad ejecutiva encargada de la dirección estratégica, la toma de decisiones corporativas y el cumplimiento de los objetivos globales de la organización.</w:t>
+      </w:r>
+    </w:p>
+    <w:p>
+      <w:pPr>
+        <w:spacing w:line="360" w:lineRule="auto" w:after="0" w:before="0"/>
+        <w:ind w:firstLine="709"/>
+        <w:jc w:val="both"/>
+      </w:pPr>
+      <w:r>
+        <w:rPr>
+          <w:rFonts w:ascii="Times New Roman" w:hAnsi="Times New Roman"/>
+          <w:i w:val="0"/>
+          <w:sz w:val="24"/>
+        </w:rPr>
+        <w:t>Gerencia de Operaciones: Coordina y supervisa la ejecución técnica y operativa de los proyectos, garantizando la eficiencia en el uso de recursos e infraestructura en campo.</w:t>
+      </w:r>
+    </w:p>
+    <w:p>
+      <w:pPr>
+        <w:spacing w:line="360" w:lineRule="auto" w:after="0" w:before="0"/>
+        <w:ind w:firstLine="709"/>
+        <w:jc w:val="both"/>
+      </w:pPr>
+      <w:r>
+        <w:rPr>
+          <w:rFonts w:ascii="Times New Roman" w:hAnsi="Times New Roman"/>
+          <w:i w:val="0"/>
+          <w:sz w:val="24"/>
+        </w:rPr>
+        <w:t>Gerencia de Control y Avance (y Operaciones Morichal): Responsable de monitorear el rendimiento, cumplimiento de metas de avance físico de obras y la logística operativa regional en el área de Morichal.</w:t>
+      </w:r>
+    </w:p>
+    <w:p>
+      <w:pPr>
+        <w:spacing w:line="360" w:lineRule="auto" w:after="0" w:before="0"/>
+        <w:ind w:firstLine="709"/>
+        <w:jc w:val="both"/>
+      </w:pPr>
+      <w:r>
+        <w:rPr>
+          <w:rFonts w:ascii="Times New Roman" w:hAnsi="Times New Roman"/>
+          <w:i w:val="0"/>
+          <w:sz w:val="24"/>
+        </w:rPr>
+        <w:t>Departamento Administrativo (Área de Pasantía): Unidad encargada de la gestión financiera, presupuestaria, logística interna, control contable e inventarios. En este departamento se desenvuelve la pasante en el rol de Asistente Administrativo, brindando apoyo operativo y de control, con énfasis en el área de Procura (Compras y Logística) mediante la recepción de requerimientos, solicitud de cotizaciones, selección de proveedores y seguimiento a la adquisición oportuna de bienes, materiales y servicios esenciales.</w:t>
+      </w:r>
+    </w:p>
+    <w:p>
+      <w:pPr>
+        <w:spacing w:line="360" w:lineRule="auto" w:after="0" w:before="0"/>
+        <w:ind w:firstLine="709"/>
+        <w:jc w:val="both"/>
+      </w:pPr>
+      <w:r>
+        <w:rPr>
+          <w:rFonts w:ascii="Times New Roman" w:hAnsi="Times New Roman"/>
+          <w:i w:val="0"/>
+          <w:sz w:val="24"/>
+        </w:rPr>
+        <w:t>Gerencia de Contratación y Administración de Contratos: Encargada del análisis de costos, estimaciones presupuestarias, planificación y control legal y operativo de las licitaciones y contratos vigentes.</w:t>
+      </w:r>
+    </w:p>
+    <w:p>
+      <w:pPr>
+        <w:spacing w:line="360" w:lineRule="auto" w:after="0" w:before="0"/>
+        <w:ind w:firstLine="709"/>
+        <w:jc w:val="both"/>
+      </w:pPr>
+      <w:r>
+        <w:rPr>
+          <w:rFonts w:ascii="Times New Roman" w:hAnsi="Times New Roman"/>
+          <w:i w:val="0"/>
+          <w:sz w:val="24"/>
+        </w:rPr>
+        <w:t>Gerencia de Recursos Humanos y Relaciones Laborales: Dirige el reclutamiento, selección, administración de personal, nómina y la gestión del clima laboral de la empresa.</w:t>
+      </w:r>
+    </w:p>
+    <w:p>
+      <w:pPr>
+        <w:spacing w:line="360" w:lineRule="auto" w:after="0" w:before="0"/>
+        <w:ind w:firstLine="709"/>
+        <w:jc w:val="both"/>
+      </w:pPr>
+      <w:r>
+        <w:rPr>
+          <w:rFonts w:ascii="Times New Roman" w:hAnsi="Times New Roman"/>
+          <w:i w:val="0"/>
+          <w:sz w:val="24"/>
+        </w:rPr>
+        <w:t>Gerencias Técnicas (Proyectos, Optimización, Servicios Eléctricos y Metalmecánico): Áreas especializadas dedicadas al diseño, mantenimiento, ejecución de estructuras metálicas y optimización de servicios de ingeniería en campo.</w:t>
+      </w:r>
+    </w:p>
+    <w:p>
+      <w:pPr>
+        <w:spacing w:line="360" w:lineRule="auto" w:after="0" w:before="0"/>
+        <w:ind w:firstLine="709"/>
+        <w:jc w:val="both"/>
+      </w:pPr>
+      <w:r>
+        <w:rPr>
+          <w:rFonts w:ascii="Times New Roman" w:hAnsi="Times New Roman"/>
+          <w:i w:val="0"/>
+          <w:sz w:val="24"/>
+        </w:rPr>
+        <w:t>Coordinaciones de SIHO-A y Calidad: Unidades orientadas a garantizar la Seguridad Industrial, Higiene Ocupacional y Ambiente, asegurando el cumplimiento de normas de prevención de riesgos y estándares de calidad en las operaciones.</w:t>
       </w:r>
     </w:p>
     <w:p>

--- a/keidy/reportes/Informe_Pasantia_IUTECP_BORRADOR.docx
+++ b/keidy/reportes/Informe_Pasantia_IUTECP_BORRADOR.docx
@@ -763,18 +763,19 @@
         <w:tblW w:type="auto" w:w="0"/>
         <w:jc w:val="center"/>
         <w:tblLook w:firstColumn="1" w:firstRow="1" w:lastColumn="0" w:lastRow="0" w:noHBand="0" w:noVBand="1" w:val="04A0"/>
+        <w:tblLayout w:type="fixed"/>
       </w:tblPr>
       <w:tblGrid>
-        <w:gridCol w:w="1654"/>
-        <w:gridCol w:w="1654"/>
-        <w:gridCol w:w="1654"/>
-        <w:gridCol w:w="1654"/>
-        <w:gridCol w:w="1654"/>
+        <w:gridCol w:w="1984"/>
+        <w:gridCol w:w="2886"/>
+        <w:gridCol w:w="1134"/>
+        <w:gridCol w:w="1134"/>
+        <w:gridCol w:w="1134"/>
       </w:tblGrid>
       <w:tr>
         <w:tc>
           <w:tcPr>
-            <w:tcW w:type="dxa" w:w="1654"/>
+            <w:tcW w:w="1984" w:type="dxa"/>
             <w:shd w:fill="D9E2F3"/>
           </w:tcPr>
           <w:p>
@@ -794,7 +795,7 @@
         </w:tc>
         <w:tc>
           <w:tcPr>
-            <w:tcW w:type="dxa" w:w="1654"/>
+            <w:tcW w:w="2886" w:type="dxa"/>
             <w:shd w:fill="D9E2F3"/>
           </w:tcPr>
           <w:p>
@@ -814,7 +815,7 @@
         </w:tc>
         <w:tc>
           <w:tcPr>
-            <w:tcW w:type="dxa" w:w="1654"/>
+            <w:tcW w:w="1134" w:type="dxa"/>
             <w:shd w:fill="D9E2F3"/>
           </w:tcPr>
           <w:p>
@@ -834,7 +835,7 @@
         </w:tc>
         <w:tc>
           <w:tcPr>
-            <w:tcW w:type="dxa" w:w="1654"/>
+            <w:tcW w:w="1134" w:type="dxa"/>
             <w:shd w:fill="D9E2F3"/>
           </w:tcPr>
           <w:p>
@@ -854,7 +855,7 @@
         </w:tc>
         <w:tc>
           <w:tcPr>
-            <w:tcW w:type="dxa" w:w="1654"/>
+            <w:tcW w:w="1134" w:type="dxa"/>
             <w:shd w:fill="D9E2F3"/>
           </w:tcPr>
           <w:p>
@@ -876,7 +877,7 @@
       <w:tr>
         <w:tc>
           <w:tcPr>
-            <w:tcW w:type="dxa" w:w="1654"/>
+            <w:tcW w:type="dxa" w:w="1984"/>
           </w:tcPr>
           <w:p>
             <w:pPr>
@@ -894,7 +895,7 @@
         </w:tc>
         <w:tc>
           <w:tcPr>
-            <w:tcW w:type="dxa" w:w="1654"/>
+            <w:tcW w:type="dxa" w:w="2886"/>
           </w:tcPr>
           <w:p>
             <w:pPr>
@@ -912,7 +913,7 @@
         </w:tc>
         <w:tc>
           <w:tcPr>
-            <w:tcW w:type="dxa" w:w="1654"/>
+            <w:tcW w:type="dxa" w:w="1134"/>
           </w:tcPr>
           <w:p>
             <w:pPr>
@@ -930,7 +931,7 @@
         </w:tc>
         <w:tc>
           <w:tcPr>
-            <w:tcW w:type="dxa" w:w="1654"/>
+            <w:tcW w:type="dxa" w:w="1134"/>
           </w:tcPr>
           <w:p>
             <w:pPr>
@@ -948,7 +949,7 @@
         </w:tc>
         <w:tc>
           <w:tcPr>
-            <w:tcW w:type="dxa" w:w="1654"/>
+            <w:tcW w:type="dxa" w:w="1134"/>
           </w:tcPr>
           <w:p>
             <w:pPr>
@@ -968,7 +969,7 @@
       <w:tr>
         <w:tc>
           <w:tcPr>
-            <w:tcW w:type="dxa" w:w="1654"/>
+            <w:tcW w:type="dxa" w:w="1984"/>
           </w:tcPr>
           <w:p>
             <w:pPr>
@@ -986,7 +987,7 @@
         </w:tc>
         <w:tc>
           <w:tcPr>
-            <w:tcW w:type="dxa" w:w="1654"/>
+            <w:tcW w:type="dxa" w:w="2886"/>
           </w:tcPr>
           <w:p>
             <w:pPr>
@@ -1004,7 +1005,7 @@
         </w:tc>
         <w:tc>
           <w:tcPr>
-            <w:tcW w:type="dxa" w:w="1654"/>
+            <w:tcW w:type="dxa" w:w="1134"/>
           </w:tcPr>
           <w:p>
             <w:pPr>
@@ -1022,7 +1023,7 @@
         </w:tc>
         <w:tc>
           <w:tcPr>
-            <w:tcW w:type="dxa" w:w="1654"/>
+            <w:tcW w:type="dxa" w:w="1134"/>
           </w:tcPr>
           <w:p>
             <w:pPr>
@@ -1040,7 +1041,7 @@
         </w:tc>
         <w:tc>
           <w:tcPr>
-            <w:tcW w:type="dxa" w:w="1654"/>
+            <w:tcW w:type="dxa" w:w="1134"/>
           </w:tcPr>
           <w:p>
             <w:pPr>
@@ -1060,7 +1061,7 @@
       <w:tr>
         <w:tc>
           <w:tcPr>
-            <w:tcW w:type="dxa" w:w="1654"/>
+            <w:tcW w:type="dxa" w:w="1984"/>
           </w:tcPr>
           <w:p>
             <w:pPr>
@@ -1078,7 +1079,7 @@
         </w:tc>
         <w:tc>
           <w:tcPr>
-            <w:tcW w:type="dxa" w:w="1654"/>
+            <w:tcW w:type="dxa" w:w="2886"/>
           </w:tcPr>
           <w:p>
             <w:pPr>
@@ -1096,7 +1097,7 @@
         </w:tc>
         <w:tc>
           <w:tcPr>
-            <w:tcW w:type="dxa" w:w="1654"/>
+            <w:tcW w:type="dxa" w:w="1134"/>
           </w:tcPr>
           <w:p>
             <w:pPr>
@@ -1114,7 +1115,7 @@
         </w:tc>
         <w:tc>
           <w:tcPr>
-            <w:tcW w:type="dxa" w:w="1654"/>
+            <w:tcW w:type="dxa" w:w="1134"/>
           </w:tcPr>
           <w:p>
             <w:pPr>
@@ -1132,7 +1133,7 @@
         </w:tc>
         <w:tc>
           <w:tcPr>
-            <w:tcW w:type="dxa" w:w="1654"/>
+            <w:tcW w:type="dxa" w:w="1134"/>
           </w:tcPr>
           <w:p>
             <w:pPr>
@@ -1152,7 +1153,7 @@
       <w:tr>
         <w:tc>
           <w:tcPr>
-            <w:tcW w:type="dxa" w:w="1654"/>
+            <w:tcW w:type="dxa" w:w="1984"/>
           </w:tcPr>
           <w:p>
             <w:pPr>
@@ -1170,7 +1171,7 @@
         </w:tc>
         <w:tc>
           <w:tcPr>
-            <w:tcW w:type="dxa" w:w="1654"/>
+            <w:tcW w:type="dxa" w:w="2886"/>
           </w:tcPr>
           <w:p>
             <w:pPr>
@@ -1188,7 +1189,7 @@
         </w:tc>
         <w:tc>
           <w:tcPr>
-            <w:tcW w:type="dxa" w:w="1654"/>
+            <w:tcW w:type="dxa" w:w="1134"/>
           </w:tcPr>
           <w:p>
             <w:pPr>
@@ -1206,7 +1207,7 @@
         </w:tc>
         <w:tc>
           <w:tcPr>
-            <w:tcW w:type="dxa" w:w="1654"/>
+            <w:tcW w:type="dxa" w:w="1134"/>
           </w:tcPr>
           <w:p>
             <w:pPr>
@@ -1224,7 +1225,7 @@
         </w:tc>
         <w:tc>
           <w:tcPr>
-            <w:tcW w:type="dxa" w:w="1654"/>
+            <w:tcW w:type="dxa" w:w="1134"/>
           </w:tcPr>
           <w:p>
             <w:pPr>
@@ -1244,7 +1245,7 @@
       <w:tr>
         <w:tc>
           <w:tcPr>
-            <w:tcW w:type="dxa" w:w="1654"/>
+            <w:tcW w:type="dxa" w:w="1984"/>
           </w:tcPr>
           <w:p>
             <w:pPr>
@@ -1261,7 +1262,7 @@
         </w:tc>
         <w:tc>
           <w:tcPr>
-            <w:tcW w:type="dxa" w:w="1654"/>
+            <w:tcW w:type="dxa" w:w="2886"/>
           </w:tcPr>
           <w:p>
             <w:pPr>
@@ -1279,7 +1280,7 @@
         </w:tc>
         <w:tc>
           <w:tcPr>
-            <w:tcW w:type="dxa" w:w="1654"/>
+            <w:tcW w:type="dxa" w:w="1134"/>
           </w:tcPr>
           <w:p>
             <w:pPr>
@@ -1297,7 +1298,7 @@
         </w:tc>
         <w:tc>
           <w:tcPr>
-            <w:tcW w:type="dxa" w:w="1654"/>
+            <w:tcW w:type="dxa" w:w="1134"/>
           </w:tcPr>
           <w:p>
             <w:pPr>
@@ -1315,7 +1316,7 @@
         </w:tc>
         <w:tc>
           <w:tcPr>
-            <w:tcW w:type="dxa" w:w="1654"/>
+            <w:tcW w:type="dxa" w:w="1134"/>
           </w:tcPr>
           <w:p>
             <w:pPr>
@@ -1335,7 +1336,7 @@
       <w:tr>
         <w:tc>
           <w:tcPr>
-            <w:tcW w:type="dxa" w:w="1654"/>
+            <w:tcW w:type="dxa" w:w="1984"/>
           </w:tcPr>
           <w:p>
             <w:pPr>
@@ -1352,7 +1353,7 @@
         </w:tc>
         <w:tc>
           <w:tcPr>
-            <w:tcW w:type="dxa" w:w="1654"/>
+            <w:tcW w:type="dxa" w:w="2886"/>
           </w:tcPr>
           <w:p>
             <w:pPr>
@@ -1370,7 +1371,7 @@
         </w:tc>
         <w:tc>
           <w:tcPr>
-            <w:tcW w:type="dxa" w:w="1654"/>
+            <w:tcW w:type="dxa" w:w="1134"/>
           </w:tcPr>
           <w:p>
             <w:pPr>
@@ -1388,7 +1389,7 @@
         </w:tc>
         <w:tc>
           <w:tcPr>
-            <w:tcW w:type="dxa" w:w="1654"/>
+            <w:tcW w:type="dxa" w:w="1134"/>
           </w:tcPr>
           <w:p>
             <w:pPr>
@@ -1406,7 +1407,7 @@
         </w:tc>
         <w:tc>
           <w:tcPr>
-            <w:tcW w:type="dxa" w:w="1654"/>
+            <w:tcW w:type="dxa" w:w="1134"/>
           </w:tcPr>
           <w:p>
             <w:pPr>
@@ -1426,7 +1427,7 @@
       <w:tr>
         <w:tc>
           <w:tcPr>
-            <w:tcW w:type="dxa" w:w="1654"/>
+            <w:tcW w:type="dxa" w:w="1984"/>
           </w:tcPr>
           <w:p>
             <w:pPr>
@@ -1444,7 +1445,7 @@
         </w:tc>
         <w:tc>
           <w:tcPr>
-            <w:tcW w:type="dxa" w:w="1654"/>
+            <w:tcW w:type="dxa" w:w="2886"/>
           </w:tcPr>
           <w:p>
             <w:pPr>
@@ -1462,7 +1463,7 @@
         </w:tc>
         <w:tc>
           <w:tcPr>
-            <w:tcW w:type="dxa" w:w="1654"/>
+            <w:tcW w:type="dxa" w:w="1134"/>
           </w:tcPr>
           <w:p>
             <w:pPr>
@@ -1480,7 +1481,7 @@
         </w:tc>
         <w:tc>
           <w:tcPr>
-            <w:tcW w:type="dxa" w:w="1654"/>
+            <w:tcW w:type="dxa" w:w="1134"/>
           </w:tcPr>
           <w:p>
             <w:pPr>
@@ -1498,7 +1499,7 @@
         </w:tc>
         <w:tc>
           <w:tcPr>
-            <w:tcW w:type="dxa" w:w="1654"/>
+            <w:tcW w:type="dxa" w:w="1134"/>
           </w:tcPr>
           <w:p>
             <w:pPr>
@@ -1518,7 +1519,7 @@
       <w:tr>
         <w:tc>
           <w:tcPr>
-            <w:tcW w:type="dxa" w:w="1654"/>
+            <w:tcW w:type="dxa" w:w="1984"/>
           </w:tcPr>
           <w:p>
             <w:pPr>
@@ -1536,7 +1537,7 @@
         </w:tc>
         <w:tc>
           <w:tcPr>
-            <w:tcW w:type="dxa" w:w="1654"/>
+            <w:tcW w:type="dxa" w:w="2886"/>
           </w:tcPr>
           <w:p>
             <w:pPr>
@@ -1554,7 +1555,7 @@
         </w:tc>
         <w:tc>
           <w:tcPr>
-            <w:tcW w:type="dxa" w:w="1654"/>
+            <w:tcW w:type="dxa" w:w="1134"/>
           </w:tcPr>
           <w:p>
             <w:pPr>
@@ -1572,7 +1573,7 @@
         </w:tc>
         <w:tc>
           <w:tcPr>
-            <w:tcW w:type="dxa" w:w="1654"/>
+            <w:tcW w:type="dxa" w:w="1134"/>
           </w:tcPr>
           <w:p>
             <w:pPr>
@@ -1590,7 +1591,7 @@
         </w:tc>
         <w:tc>
           <w:tcPr>
-            <w:tcW w:type="dxa" w:w="1654"/>
+            <w:tcW w:type="dxa" w:w="1134"/>
           </w:tcPr>
           <w:p>
             <w:pPr>
@@ -1610,7 +1611,7 @@
       <w:tr>
         <w:tc>
           <w:tcPr>
-            <w:tcW w:type="dxa" w:w="1654"/>
+            <w:tcW w:type="dxa" w:w="1984"/>
           </w:tcPr>
           <w:p>
             <w:pPr>
@@ -1628,7 +1629,7 @@
         </w:tc>
         <w:tc>
           <w:tcPr>
-            <w:tcW w:type="dxa" w:w="1654"/>
+            <w:tcW w:type="dxa" w:w="2886"/>
           </w:tcPr>
           <w:p>
             <w:pPr>
@@ -1646,7 +1647,7 @@
         </w:tc>
         <w:tc>
           <w:tcPr>
-            <w:tcW w:type="dxa" w:w="1654"/>
+            <w:tcW w:type="dxa" w:w="1134"/>
           </w:tcPr>
           <w:p>
             <w:pPr>
@@ -1664,7 +1665,7 @@
         </w:tc>
         <w:tc>
           <w:tcPr>
-            <w:tcW w:type="dxa" w:w="1654"/>
+            <w:tcW w:type="dxa" w:w="1134"/>
           </w:tcPr>
           <w:p>
             <w:pPr>
@@ -1682,7 +1683,7 @@
         </w:tc>
         <w:tc>
           <w:tcPr>
-            <w:tcW w:type="dxa" w:w="1654"/>
+            <w:tcW w:type="dxa" w:w="1134"/>
           </w:tcPr>
           <w:p>
             <w:pPr>
@@ -1702,7 +1703,7 @@
       <w:tr>
         <w:tc>
           <w:tcPr>
-            <w:tcW w:type="dxa" w:w="1654"/>
+            <w:tcW w:type="dxa" w:w="1984"/>
           </w:tcPr>
           <w:p>
             <w:pPr>
@@ -1719,7 +1720,7 @@
         </w:tc>
         <w:tc>
           <w:tcPr>
-            <w:tcW w:type="dxa" w:w="1654"/>
+            <w:tcW w:type="dxa" w:w="2886"/>
           </w:tcPr>
           <w:p>
             <w:pPr>
@@ -1737,7 +1738,7 @@
         </w:tc>
         <w:tc>
           <w:tcPr>
-            <w:tcW w:type="dxa" w:w="1654"/>
+            <w:tcW w:type="dxa" w:w="1134"/>
           </w:tcPr>
           <w:p>
             <w:pPr>
@@ -1755,7 +1756,7 @@
         </w:tc>
         <w:tc>
           <w:tcPr>
-            <w:tcW w:type="dxa" w:w="1654"/>
+            <w:tcW w:type="dxa" w:w="1134"/>
           </w:tcPr>
           <w:p>
             <w:pPr>
@@ -1773,7 +1774,7 @@
         </w:tc>
         <w:tc>
           <w:tcPr>
-            <w:tcW w:type="dxa" w:w="1654"/>
+            <w:tcW w:type="dxa" w:w="1134"/>
           </w:tcPr>
           <w:p>
             <w:pPr>
@@ -1793,7 +1794,7 @@
       <w:tr>
         <w:tc>
           <w:tcPr>
-            <w:tcW w:type="dxa" w:w="1654"/>
+            <w:tcW w:type="dxa" w:w="1984"/>
           </w:tcPr>
           <w:p>
             <w:pPr>
@@ -1811,7 +1812,7 @@
         </w:tc>
         <w:tc>
           <w:tcPr>
-            <w:tcW w:type="dxa" w:w="1654"/>
+            <w:tcW w:type="dxa" w:w="2886"/>
           </w:tcPr>
           <w:p>
             <w:pPr>
@@ -1829,7 +1830,7 @@
         </w:tc>
         <w:tc>
           <w:tcPr>
-            <w:tcW w:type="dxa" w:w="1654"/>
+            <w:tcW w:type="dxa" w:w="1134"/>
           </w:tcPr>
           <w:p>
             <w:pPr>
@@ -1847,7 +1848,7 @@
         </w:tc>
         <w:tc>
           <w:tcPr>
-            <w:tcW w:type="dxa" w:w="1654"/>
+            <w:tcW w:type="dxa" w:w="1134"/>
           </w:tcPr>
           <w:p>
             <w:pPr>
@@ -1865,7 +1866,7 @@
         </w:tc>
         <w:tc>
           <w:tcPr>
-            <w:tcW w:type="dxa" w:w="1654"/>
+            <w:tcW w:type="dxa" w:w="1134"/>
           </w:tcPr>
           <w:p>
             <w:pPr>
@@ -1885,7 +1886,7 @@
       <w:tr>
         <w:tc>
           <w:tcPr>
-            <w:tcW w:type="dxa" w:w="1654"/>
+            <w:tcW w:type="dxa" w:w="1984"/>
           </w:tcPr>
           <w:p>
             <w:pPr>
@@ -1902,7 +1903,7 @@
         </w:tc>
         <w:tc>
           <w:tcPr>
-            <w:tcW w:type="dxa" w:w="1654"/>
+            <w:tcW w:type="dxa" w:w="2886"/>
           </w:tcPr>
           <w:p>
             <w:pPr>
@@ -1920,7 +1921,7 @@
         </w:tc>
         <w:tc>
           <w:tcPr>
-            <w:tcW w:type="dxa" w:w="1654"/>
+            <w:tcW w:type="dxa" w:w="1134"/>
           </w:tcPr>
           <w:p>
             <w:pPr>
@@ -1938,7 +1939,7 @@
         </w:tc>
         <w:tc>
           <w:tcPr>
-            <w:tcW w:type="dxa" w:w="1654"/>
+            <w:tcW w:type="dxa" w:w="1134"/>
           </w:tcPr>
           <w:p>
             <w:pPr>
@@ -1956,7 +1957,7 @@
         </w:tc>
         <w:tc>
           <w:tcPr>
-            <w:tcW w:type="dxa" w:w="1654"/>
+            <w:tcW w:type="dxa" w:w="1134"/>
           </w:tcPr>
           <w:p>
             <w:pPr>
@@ -1976,7 +1977,7 @@
       <w:tr>
         <w:tc>
           <w:tcPr>
-            <w:tcW w:type="dxa" w:w="1654"/>
+            <w:tcW w:type="dxa" w:w="1984"/>
           </w:tcPr>
           <w:p>
             <w:pPr>
@@ -1993,7 +1994,7 @@
         </w:tc>
         <w:tc>
           <w:tcPr>
-            <w:tcW w:type="dxa" w:w="1654"/>
+            <w:tcW w:type="dxa" w:w="2886"/>
           </w:tcPr>
           <w:p>
             <w:pPr>
@@ -2011,7 +2012,7 @@
         </w:tc>
         <w:tc>
           <w:tcPr>
-            <w:tcW w:type="dxa" w:w="1654"/>
+            <w:tcW w:type="dxa" w:w="1134"/>
           </w:tcPr>
           <w:p>
             <w:pPr>
@@ -2029,7 +2030,7 @@
         </w:tc>
         <w:tc>
           <w:tcPr>
-            <w:tcW w:type="dxa" w:w="1654"/>
+            <w:tcW w:type="dxa" w:w="1134"/>
           </w:tcPr>
           <w:p>
             <w:pPr>
@@ -2047,7 +2048,7 @@
         </w:tc>
         <w:tc>
           <w:tcPr>
-            <w:tcW w:type="dxa" w:w="1654"/>
+            <w:tcW w:type="dxa" w:w="1134"/>
           </w:tcPr>
           <w:p>
             <w:pPr>
@@ -2067,7 +2068,7 @@
       <w:tr>
         <w:tc>
           <w:tcPr>
-            <w:tcW w:type="dxa" w:w="1654"/>
+            <w:tcW w:type="dxa" w:w="1984"/>
           </w:tcPr>
           <w:p>
             <w:pPr>
@@ -2085,7 +2086,7 @@
         </w:tc>
         <w:tc>
           <w:tcPr>
-            <w:tcW w:type="dxa" w:w="1654"/>
+            <w:tcW w:type="dxa" w:w="2886"/>
           </w:tcPr>
           <w:p>
             <w:pPr>
@@ -2102,7 +2103,7 @@
         </w:tc>
         <w:tc>
           <w:tcPr>
-            <w:tcW w:type="dxa" w:w="1654"/>
+            <w:tcW w:type="dxa" w:w="1134"/>
           </w:tcPr>
           <w:p>
             <w:pPr>
@@ -2120,7 +2121,7 @@
         </w:tc>
         <w:tc>
           <w:tcPr>
-            <w:tcW w:type="dxa" w:w="1654"/>
+            <w:tcW w:type="dxa" w:w="1134"/>
           </w:tcPr>
           <w:p>
             <w:pPr>
@@ -2138,7 +2139,7 @@
         </w:tc>
         <w:tc>
           <w:tcPr>
-            <w:tcW w:type="dxa" w:w="1654"/>
+            <w:tcW w:type="dxa" w:w="1134"/>
           </w:tcPr>
           <w:p>
             <w:pPr>

--- a/keidy/reportes/Informe_Pasantia_IUTECP_BORRADOR.docx
+++ b/keidy/reportes/Informe_Pasantia_IUTECP_BORRADOR.docx
@@ -2680,15 +2680,16 @@
         <w:tblLayout w:type="fixed"/>
       </w:tblPr>
       <w:tblGrid>
-        <w:gridCol w:w="2551"/>
-        <w:gridCol w:w="2551"/>
-        <w:gridCol w:w="1701"/>
-        <w:gridCol w:w="1984"/>
+        <w:gridCol w:w="1644"/>
+        <w:gridCol w:w="1644"/>
+        <w:gridCol w:w="1644"/>
+        <w:gridCol w:w="1644"/>
+        <w:gridCol w:w="1695"/>
       </w:tblGrid>
       <w:tr>
         <w:tc>
           <w:tcPr>
-            <w:tcW w:w="2551" w:type="dxa"/>
+            <w:tcW w:w="1644" w:type="dxa"/>
             <w:shd w:val="clear" w:color="auto" w:fill="4472C4"/>
           </w:tcPr>
           <w:p>
@@ -2703,13 +2704,34 @@
                 <w:color w:val="FFFFFF"/>
                 <w:sz w:val="20"/>
               </w:rPr>
-              <w:t>Objetivo Específico</w:t>
+              <w:t>Objetivo</w:t>
             </w:r>
           </w:p>
         </w:tc>
         <w:tc>
           <w:tcPr>
-            <w:tcW w:w="2551" w:type="dxa"/>
+            <w:tcW w:w="1644" w:type="dxa"/>
+            <w:shd w:val="clear" w:color="auto" w:fill="4472C4"/>
+          </w:tcPr>
+          <w:p>
+            <w:pPr>
+              <w:spacing w:before="60" w:after="60" w:line="240" w:lineRule="auto"/>
+              <w:jc w:val="center"/>
+            </w:pPr>
+            <w:r>
+              <w:rPr>
+                <w:rFonts w:ascii="Times New Roman" w:hAnsi="Times New Roman"/>
+                <w:b/>
+                <w:color w:val="FFFFFF"/>
+                <w:sz w:val="20"/>
+              </w:rPr>
+              <w:t>Variable</w:t>
+            </w:r>
+          </w:p>
+        </w:tc>
+        <w:tc>
+          <w:tcPr>
+            <w:tcW w:w="1644" w:type="dxa"/>
             <w:shd w:val="clear" w:color="auto" w:fill="4472C4"/>
           </w:tcPr>
           <w:p>
@@ -2730,7 +2752,7 @@
         </w:tc>
         <w:tc>
           <w:tcPr>
-            <w:tcW w:w="1701" w:type="dxa"/>
+            <w:tcW w:w="1644" w:type="dxa"/>
             <w:shd w:val="clear" w:color="auto" w:fill="4472C4"/>
           </w:tcPr>
           <w:p>
@@ -2745,13 +2767,13 @@
                 <w:color w:val="FFFFFF"/>
                 <w:sz w:val="20"/>
               </w:rPr>
-              <w:t>Recursos</w:t>
+              <w:t>Técnica</w:t>
             </w:r>
           </w:p>
         </w:tc>
         <w:tc>
           <w:tcPr>
-            <w:tcW w:w="1984" w:type="dxa"/>
+            <w:tcW w:w="1695" w:type="dxa"/>
             <w:shd w:val="clear" w:color="auto" w:fill="4472C4"/>
           </w:tcPr>
           <w:p>
@@ -2766,7 +2788,7 @@
                 <w:color w:val="FFFFFF"/>
                 <w:sz w:val="20"/>
               </w:rPr>
-              <w:t>Indicadores de Logro</w:t>
+              <w:t>Instrumento</w:t>
             </w:r>
           </w:p>
         </w:tc>
@@ -2774,7 +2796,7 @@
       <w:tr>
         <w:tc>
           <w:tcPr>
-            <w:tcW w:w="2551" w:type="dxa"/>
+            <w:tcW w:w="1644" w:type="dxa"/>
             <w:shd w:val="clear" w:color="auto" w:fill="FFFFFF"/>
           </w:tcPr>
           <w:p>
@@ -2795,7 +2817,7 @@
         </w:tc>
         <w:tc>
           <w:tcPr>
-            <w:tcW w:w="2551" w:type="dxa"/>
+            <w:tcW w:w="1644" w:type="dxa"/>
             <w:shd w:val="clear" w:color="auto" w:fill="FFFFFF"/>
           </w:tcPr>
           <w:p>
@@ -2810,13 +2832,13 @@
                 <w:color w:val="000000"/>
                 <w:sz w:val="20"/>
               </w:rPr>
-              <w:t>Aplicación de guías de observación directa y entrevistas al personal encargado del ciclo de compras de la empresa.</w:t>
+              <w:t>Flujo procedimental y canales de recepción de solicitudes.</w:t>
             </w:r>
           </w:p>
         </w:tc>
         <w:tc>
           <w:tcPr>
-            <w:tcW w:w="1701" w:type="dxa"/>
+            <w:tcW w:w="1644" w:type="dxa"/>
             <w:shd w:val="clear" w:color="auto" w:fill="FFFFFF"/>
           </w:tcPr>
           <w:p>
@@ -2831,13 +2853,13 @@
                 <w:color w:val="000000"/>
                 <w:sz w:val="20"/>
               </w:rPr>
-              <w:t>Guía de entrevista, libreta de notas de campo, computadora de oficina.</w:t>
+              <w:t>Observación directa del ciclo de compras y entrevistas al personal.</w:t>
             </w:r>
           </w:p>
         </w:tc>
         <w:tc>
           <w:tcPr>
-            <w:tcW w:w="1984" w:type="dxa"/>
+            <w:tcW w:w="1644" w:type="dxa"/>
             <w:shd w:val="clear" w:color="auto" w:fill="FFFFFF"/>
           </w:tcPr>
           <w:p>
@@ -2852,7 +2874,28 @@
                 <w:color w:val="000000"/>
                 <w:sz w:val="20"/>
               </w:rPr>
-              <w:t>Mapeo situacional del flujo actual de las solicitudes de compra elaborado.</w:t>
+              <w:t>Observación directa y entrevistas.</w:t>
+            </w:r>
+          </w:p>
+        </w:tc>
+        <w:tc>
+          <w:tcPr>
+            <w:tcW w:w="1695" w:type="dxa"/>
+            <w:shd w:val="clear" w:color="auto" w:fill="FFFFFF"/>
+          </w:tcPr>
+          <w:p>
+            <w:pPr>
+              <w:spacing w:before="60" w:after="60" w:line="240" w:lineRule="auto"/>
+              <w:jc w:val="both"/>
+            </w:pPr>
+            <w:r>
+              <w:rPr>
+                <w:rFonts w:ascii="Times New Roman" w:hAnsi="Times New Roman"/>
+                <w:b w:val="0"/>
+                <w:color w:val="000000"/>
+                <w:sz w:val="20"/>
+              </w:rPr>
+              <w:t>Guía de entrevista, libreta de notas de campo, computadora.</w:t>
             </w:r>
           </w:p>
         </w:tc>
@@ -2860,7 +2903,7 @@
       <w:tr>
         <w:tc>
           <w:tcPr>
-            <w:tcW w:w="2551" w:type="dxa"/>
+            <w:tcW w:w="1644" w:type="dxa"/>
             <w:shd w:val="clear" w:color="auto" w:fill="D9E1F2"/>
           </w:tcPr>
           <w:p>
@@ -2881,7 +2924,7 @@
         </w:tc>
         <w:tc>
           <w:tcPr>
-            <w:tcW w:w="2551" w:type="dxa"/>
+            <w:tcW w:w="1644" w:type="dxa"/>
             <w:shd w:val="clear" w:color="auto" w:fill="D9E1F2"/>
           </w:tcPr>
           <w:p>
@@ -2896,13 +2939,55 @@
                 <w:color w:val="000000"/>
                 <w:sz w:val="20"/>
               </w:rPr>
-              <w:t>Revisión y análisis de los tiempos promedio de respuesta en expedientes de compras anteriores y detección de fases críticas y pasos duplicados.</w:t>
+              <w:t>Tiempos de respuesta y etapas críticas del proceso de compras.</w:t>
             </w:r>
           </w:p>
         </w:tc>
         <w:tc>
           <w:tcPr>
-            <w:tcW w:w="1701" w:type="dxa"/>
+            <w:tcW w:w="1644" w:type="dxa"/>
+            <w:shd w:val="clear" w:color="auto" w:fill="D9E1F2"/>
+          </w:tcPr>
+          <w:p>
+            <w:pPr>
+              <w:spacing w:before="60" w:after="60" w:line="240" w:lineRule="auto"/>
+              <w:jc w:val="both"/>
+            </w:pPr>
+            <w:r>
+              <w:rPr>
+                <w:rFonts w:ascii="Times New Roman" w:hAnsi="Times New Roman"/>
+                <w:b w:val="0"/>
+                <w:color w:val="000000"/>
+                <w:sz w:val="20"/>
+              </w:rPr>
+              <w:t>Revisión de expedientes históricos y detección de fases duplicadas.</w:t>
+            </w:r>
+          </w:p>
+        </w:tc>
+        <w:tc>
+          <w:tcPr>
+            <w:tcW w:w="1644" w:type="dxa"/>
+            <w:shd w:val="clear" w:color="auto" w:fill="D9E1F2"/>
+          </w:tcPr>
+          <w:p>
+            <w:pPr>
+              <w:spacing w:before="60" w:after="60" w:line="240" w:lineRule="auto"/>
+              <w:jc w:val="both"/>
+            </w:pPr>
+            <w:r>
+              <w:rPr>
+                <w:rFonts w:ascii="Times New Roman" w:hAnsi="Times New Roman"/>
+                <w:b w:val="0"/>
+                <w:color w:val="000000"/>
+                <w:sz w:val="20"/>
+              </w:rPr>
+              <w:t>Análisis documental y revisión de tiempos.</w:t>
+            </w:r>
+          </w:p>
+        </w:tc>
+        <w:tc>
+          <w:tcPr>
+            <w:tcW w:w="1695" w:type="dxa"/>
             <w:shd w:val="clear" w:color="auto" w:fill="D9E1F2"/>
           </w:tcPr>
           <w:p>
@@ -2921,32 +3006,11 @@
             </w:r>
           </w:p>
         </w:tc>
-        <w:tc>
-          <w:tcPr>
-            <w:tcW w:w="1984" w:type="dxa"/>
-            <w:shd w:val="clear" w:color="auto" w:fill="D9E1F2"/>
-          </w:tcPr>
-          <w:p>
-            <w:pPr>
-              <w:spacing w:before="60" w:after="60" w:line="240" w:lineRule="auto"/>
-              <w:jc w:val="both"/>
-            </w:pPr>
-            <w:r>
-              <w:rPr>
-                <w:rFonts w:ascii="Times New Roman" w:hAnsi="Times New Roman"/>
-                <w:b w:val="0"/>
-                <w:color w:val="000000"/>
-                <w:sz w:val="20"/>
-              </w:rPr>
-              <w:t>Matriz de criticidad con los puntos de complejidad y retraso documental identificados.</w:t>
-            </w:r>
-          </w:p>
-        </w:tc>
       </w:tr>
       <w:tr>
         <w:tc>
           <w:tcPr>
-            <w:tcW w:w="2551" w:type="dxa"/>
+            <w:tcW w:w="1644" w:type="dxa"/>
             <w:shd w:val="clear" w:color="auto" w:fill="FFFFFF"/>
           </w:tcPr>
           <w:p>
@@ -2967,7 +3031,7 @@
         </w:tc>
         <w:tc>
           <w:tcPr>
-            <w:tcW w:w="2551" w:type="dxa"/>
+            <w:tcW w:w="1644" w:type="dxa"/>
             <w:shd w:val="clear" w:color="auto" w:fill="FFFFFF"/>
           </w:tcPr>
           <w:p>
@@ -2982,13 +3046,13 @@
                 <w:color w:val="000000"/>
                 <w:sz w:val="20"/>
               </w:rPr>
-              <w:t>Clasificación analítica de los factores determinantes de las demoras y redundancias mediante mesas de trabajo técnica con la administración.</w:t>
+              <w:t>Factores determinantes de demoras y redundancias.</w:t>
             </w:r>
           </w:p>
         </w:tc>
         <w:tc>
           <w:tcPr>
-            <w:tcW w:w="1701" w:type="dxa"/>
+            <w:tcW w:w="1644" w:type="dxa"/>
             <w:shd w:val="clear" w:color="auto" w:fill="FFFFFF"/>
           </w:tcPr>
           <w:p>
@@ -3003,13 +3067,13 @@
                 <w:color w:val="000000"/>
                 <w:sz w:val="20"/>
               </w:rPr>
-              <w:t>Diagramas causa-efecto, material de papelería, marco de control de procesos.</w:t>
+              <w:t>Clasificación analítica de causas mediante mesas de trabajo con la administración.</w:t>
             </w:r>
           </w:p>
         </w:tc>
         <w:tc>
           <w:tcPr>
-            <w:tcW w:w="1984" w:type="dxa"/>
+            <w:tcW w:w="1644" w:type="dxa"/>
             <w:shd w:val="clear" w:color="auto" w:fill="FFFFFF"/>
           </w:tcPr>
           <w:p>
@@ -3024,7 +3088,28 @@
                 <w:color w:val="000000"/>
                 <w:sz w:val="20"/>
               </w:rPr>
-              <w:t>Informe analítico con la jerarquización de las causas raíz de la complejidad procedimental.</w:t>
+              <w:t>Diagrama causa-efecto y jerarquización de factores.</w:t>
+            </w:r>
+          </w:p>
+        </w:tc>
+        <w:tc>
+          <w:tcPr>
+            <w:tcW w:w="1695" w:type="dxa"/>
+            <w:shd w:val="clear" w:color="auto" w:fill="FFFFFF"/>
+          </w:tcPr>
+          <w:p>
+            <w:pPr>
+              <w:spacing w:before="60" w:after="60" w:line="240" w:lineRule="auto"/>
+              <w:jc w:val="both"/>
+            </w:pPr>
+            <w:r>
+              <w:rPr>
+                <w:rFonts w:ascii="Times New Roman" w:hAnsi="Times New Roman"/>
+                <w:b w:val="0"/>
+                <w:color w:val="000000"/>
+                <w:sz w:val="20"/>
+              </w:rPr>
+              <w:t>Material de papelería, marco de control de procesos.</w:t>
             </w:r>
           </w:p>
         </w:tc>
@@ -3032,7 +3117,7 @@
       <w:tr>
         <w:tc>
           <w:tcPr>
-            <w:tcW w:w="2551" w:type="dxa"/>
+            <w:tcW w:w="1644" w:type="dxa"/>
             <w:shd w:val="clear" w:color="auto" w:fill="D9E1F2"/>
           </w:tcPr>
           <w:p>
@@ -3053,7 +3138,7 @@
         </w:tc>
         <w:tc>
           <w:tcPr>
-            <w:tcW w:w="2551" w:type="dxa"/>
+            <w:tcW w:w="1644" w:type="dxa"/>
             <w:shd w:val="clear" w:color="auto" w:fill="D9E1F2"/>
           </w:tcPr>
           <w:p>
@@ -3068,13 +3153,13 @@
                 <w:color w:val="000000"/>
                 <w:sz w:val="20"/>
               </w:rPr>
-              <w:t>Redacción del nuevo flujo de trabajo simplificado, asignación formal de roles y diseño de plantillas estandarizadas para cotizaciones.</w:t>
+              <w:t>Flujo de trabajo y formatos de control de la procura.</w:t>
             </w:r>
           </w:p>
         </w:tc>
         <w:tc>
           <w:tcPr>
-            <w:tcW w:w="1701" w:type="dxa"/>
+            <w:tcW w:w="1644" w:type="dxa"/>
             <w:shd w:val="clear" w:color="auto" w:fill="D9E1F2"/>
           </w:tcPr>
           <w:p>
@@ -3089,13 +3174,13 @@
                 <w:color w:val="000000"/>
                 <w:sz w:val="20"/>
               </w:rPr>
-              <w:t>Procesador de texto, guías metodológicas de administración, normativas de la empresa.</w:t>
+              <w:t>Redacción del nuevo flujo simplificado y diseño de plantillas estandarizadas.</w:t>
             </w:r>
           </w:p>
         </w:tc>
         <w:tc>
           <w:tcPr>
-            <w:tcW w:w="1984" w:type="dxa"/>
+            <w:tcW w:w="1644" w:type="dxa"/>
             <w:shd w:val="clear" w:color="auto" w:fill="D9E1F2"/>
           </w:tcPr>
           <w:p>
@@ -3110,7 +3195,28 @@
                 <w:color w:val="000000"/>
                 <w:sz w:val="20"/>
               </w:rPr>
-              <w:t>Propuesta de simplificación administrativa de la procura formulada y validada.</w:t>
+              <w:t>Diseño procedimental y estandarización de formatos.</w:t>
+            </w:r>
+          </w:p>
+        </w:tc>
+        <w:tc>
+          <w:tcPr>
+            <w:tcW w:w="1695" w:type="dxa"/>
+            <w:shd w:val="clear" w:color="auto" w:fill="D9E1F2"/>
+          </w:tcPr>
+          <w:p>
+            <w:pPr>
+              <w:spacing w:before="60" w:after="60" w:line="240" w:lineRule="auto"/>
+              <w:jc w:val="both"/>
+            </w:pPr>
+            <w:r>
+              <w:rPr>
+                <w:rFonts w:ascii="Times New Roman" w:hAnsi="Times New Roman"/>
+                <w:b w:val="0"/>
+                <w:color w:val="000000"/>
+                <w:sz w:val="20"/>
+              </w:rPr>
+              <w:t>Procesador de texto, guías metodológicas de administración.</w:t>
             </w:r>
           </w:p>
         </w:tc>
@@ -3210,7 +3316,96 @@
                 <w:color w:val="FFFFFF"/>
                 <w:sz w:val="20"/>
               </w:rPr>
-              <w:t>Actividades Administrativas</w:t>
+              <w:t>Semana</w:t>
+            </w:r>
+          </w:p>
+        </w:tc>
+        <w:tc>
+          <w:tcPr>
+            <w:tcW w:w="2092" w:type="dxa"/>
+            <w:gridSpan w:val="4"/>
+            <w:shd w:val="clear" w:color="auto" w:fill="4472C4"/>
+          </w:tcPr>
+          <w:p>
+            <w:pPr>
+              <w:spacing w:before="60" w:after="60" w:line="240" w:lineRule="auto"/>
+              <w:jc w:val="center"/>
+            </w:pPr>
+            <w:r>
+              <w:rPr>
+                <w:rFonts w:ascii="Times New Roman" w:hAnsi="Times New Roman"/>
+                <w:b/>
+                <w:color w:val="FFFFFF"/>
+                <w:sz w:val="20"/>
+              </w:rPr>
+              <w:t>JUNIO</w:t>
+            </w:r>
+          </w:p>
+        </w:tc>
+        <w:tc>
+          <w:tcPr>
+            <w:tcW w:w="2092" w:type="dxa"/>
+            <w:gridSpan w:val="4"/>
+            <w:shd w:val="clear" w:color="auto" w:fill="4472C4"/>
+          </w:tcPr>
+          <w:p>
+            <w:pPr>
+              <w:spacing w:before="60" w:after="60" w:line="240" w:lineRule="auto"/>
+              <w:jc w:val="center"/>
+            </w:pPr>
+            <w:r>
+              <w:rPr>
+                <w:rFonts w:ascii="Times New Roman" w:hAnsi="Times New Roman"/>
+                <w:b/>
+                <w:color w:val="FFFFFF"/>
+                <w:sz w:val="20"/>
+              </w:rPr>
+              <w:t>JULIO</w:t>
+            </w:r>
+          </w:p>
+        </w:tc>
+        <w:tc>
+          <w:tcPr>
+            <w:tcW w:w="1046" w:type="dxa"/>
+            <w:gridSpan w:val="2"/>
+            <w:shd w:val="clear" w:color="auto" w:fill="4472C4"/>
+          </w:tcPr>
+          <w:p>
+            <w:pPr>
+              <w:spacing w:before="60" w:after="60" w:line="240" w:lineRule="auto"/>
+              <w:jc w:val="center"/>
+            </w:pPr>
+            <w:r>
+              <w:rPr>
+                <w:rFonts w:ascii="Times New Roman" w:hAnsi="Times New Roman"/>
+                <w:b/>
+                <w:color w:val="FFFFFF"/>
+                <w:sz w:val="20"/>
+              </w:rPr>
+              <w:t>AGOSTO</w:t>
+            </w:r>
+          </w:p>
+        </w:tc>
+      </w:tr>
+      <w:tr>
+        <w:tc>
+          <w:tcPr>
+            <w:tcW w:w="3033" w:type="dxa"/>
+            <w:shd w:val="clear" w:color="auto" w:fill="4472C4"/>
+          </w:tcPr>
+          <w:p>
+            <w:pPr>
+              <w:spacing w:before="60" w:after="60" w:line="240" w:lineRule="auto"/>
+              <w:jc w:val="center"/>
+            </w:pPr>
+            <w:r>
+              <w:rPr>
+                <w:rFonts w:ascii="Times New Roman" w:hAnsi="Times New Roman"/>
+                <w:b/>
+                <w:color w:val="FFFFFF"/>
+                <w:sz w:val="20"/>
+              </w:rPr>
+              <w:t>Actividad</w:t>
             </w:r>
           </w:p>
         </w:tc>
@@ -3231,7 +3426,7 @@
                 <w:color w:val="FFFFFF"/>
                 <w:sz w:val="18"/>
               </w:rPr>
-              <w:t>S1</w:t>
+              <w:t>1</w:t>
             </w:r>
           </w:p>
         </w:tc>
@@ -3252,7 +3447,7 @@
                 <w:color w:val="FFFFFF"/>
                 <w:sz w:val="18"/>
               </w:rPr>
-              <w:t>S2</w:t>
+              <w:t>2</w:t>
             </w:r>
           </w:p>
         </w:tc>
@@ -3273,7 +3468,7 @@
                 <w:color w:val="FFFFFF"/>
                 <w:sz w:val="18"/>
               </w:rPr>
-              <w:t>S3</w:t>
+              <w:t>3</w:t>
             </w:r>
           </w:p>
         </w:tc>
@@ -3294,7 +3489,7 @@
                 <w:color w:val="FFFFFF"/>
                 <w:sz w:val="18"/>
               </w:rPr>
-              <w:t>S4</w:t>
+              <w:t>4</w:t>
             </w:r>
           </w:p>
         </w:tc>
@@ -3315,7 +3510,7 @@
                 <w:color w:val="FFFFFF"/>
                 <w:sz w:val="18"/>
               </w:rPr>
-              <w:t>S5</w:t>
+              <w:t>1</w:t>
             </w:r>
           </w:p>
         </w:tc>
@@ -3336,7 +3531,7 @@
                 <w:color w:val="FFFFFF"/>
                 <w:sz w:val="18"/>
               </w:rPr>
-              <w:t>S6</w:t>
+              <w:t>2</w:t>
             </w:r>
           </w:p>
         </w:tc>
@@ -3357,7 +3552,7 @@
                 <w:color w:val="FFFFFF"/>
                 <w:sz w:val="18"/>
               </w:rPr>
-              <w:t>S7</w:t>
+              <w:t>3</w:t>
             </w:r>
           </w:p>
         </w:tc>
@@ -3378,7 +3573,7 @@
                 <w:color w:val="FFFFFF"/>
                 <w:sz w:val="18"/>
               </w:rPr>
-              <w:t>S8</w:t>
+              <w:t>4</w:t>
             </w:r>
           </w:p>
         </w:tc>
@@ -3399,7 +3594,7 @@
                 <w:color w:val="FFFFFF"/>
                 <w:sz w:val="18"/>
               </w:rPr>
-              <w:t>S9</w:t>
+              <w:t>1</w:t>
             </w:r>
           </w:p>
         </w:tc>
@@ -3420,7 +3615,232 @@
                 <w:color w:val="FFFFFF"/>
                 <w:sz w:val="18"/>
               </w:rPr>
-              <w:t>S10</w:t>
+              <w:t>2</w:t>
+            </w:r>
+          </w:p>
+        </w:tc>
+      </w:tr>
+      <w:tr>
+        <w:tc>
+          <w:tcPr>
+            <w:tcW w:w="3033" w:type="dxa"/>
+            <w:shd w:val="clear" w:color="auto" w:fill="D9E1F2"/>
+          </w:tcPr>
+          <w:p>
+            <w:pPr>
+              <w:spacing w:before="60" w:after="60" w:line="240" w:lineRule="auto"/>
+              <w:jc w:val="both"/>
+            </w:pPr>
+            <w:r>
+              <w:rPr>
+                <w:rFonts w:ascii="Times New Roman" w:hAnsi="Times New Roman"/>
+                <w:b w:val="0"/>
+                <w:color w:val="000000"/>
+                <w:sz w:val="20"/>
+              </w:rPr>
+              <w:t>Reconocimiento del departamento y levantamiento del flujo actual de procura.</w:t>
+            </w:r>
+          </w:p>
+        </w:tc>
+        <w:tc>
+          <w:tcPr>
+            <w:tcW w:w="523" w:type="dxa"/>
+            <w:shd w:val="clear" w:color="auto" w:fill="70AD47"/>
+          </w:tcPr>
+          <w:p>
+            <w:pPr>
+              <w:spacing w:before="60" w:after="60" w:line="240" w:lineRule="auto"/>
+              <w:jc w:val="center"/>
+            </w:pPr>
+            <w:r>
+              <w:rPr>
+                <w:rFonts w:ascii="Times New Roman" w:hAnsi="Times New Roman"/>
+                <w:b w:val="0"/>
+                <w:color w:val="FFFFFF"/>
+                <w:sz w:val="18"/>
+              </w:rPr>
+              <w:t>✓</w:t>
+            </w:r>
+          </w:p>
+        </w:tc>
+        <w:tc>
+          <w:tcPr>
+            <w:tcW w:w="523" w:type="dxa"/>
+            <w:shd w:val="clear" w:color="auto" w:fill="70AD47"/>
+          </w:tcPr>
+          <w:p>
+            <w:pPr>
+              <w:spacing w:before="60" w:after="60" w:line="240" w:lineRule="auto"/>
+              <w:jc w:val="center"/>
+            </w:pPr>
+            <w:r>
+              <w:rPr>
+                <w:rFonts w:ascii="Times New Roman" w:hAnsi="Times New Roman"/>
+                <w:b w:val="0"/>
+                <w:color w:val="FFFFFF"/>
+                <w:sz w:val="18"/>
+              </w:rPr>
+              <w:t>✓</w:t>
+            </w:r>
+          </w:p>
+        </w:tc>
+        <w:tc>
+          <w:tcPr>
+            <w:tcW w:w="523" w:type="dxa"/>
+            <w:shd w:val="clear" w:color="auto" w:fill="D9E1F2"/>
+          </w:tcPr>
+          <w:p>
+            <w:pPr>
+              <w:spacing w:before="60" w:after="60" w:line="240" w:lineRule="auto"/>
+              <w:jc w:val="center"/>
+            </w:pPr>
+            <w:r>
+              <w:rPr>
+                <w:rFonts w:ascii="Times New Roman" w:hAnsi="Times New Roman"/>
+                <w:b w:val="0"/>
+                <w:color w:val="000000"/>
+                <w:sz w:val="18"/>
+              </w:rPr>
+            </w:r>
+          </w:p>
+        </w:tc>
+        <w:tc>
+          <w:tcPr>
+            <w:tcW w:w="523" w:type="dxa"/>
+            <w:shd w:val="clear" w:color="auto" w:fill="D9E1F2"/>
+          </w:tcPr>
+          <w:p>
+            <w:pPr>
+              <w:spacing w:before="60" w:after="60" w:line="240" w:lineRule="auto"/>
+              <w:jc w:val="center"/>
+            </w:pPr>
+            <w:r>
+              <w:rPr>
+                <w:rFonts w:ascii="Times New Roman" w:hAnsi="Times New Roman"/>
+                <w:b w:val="0"/>
+                <w:color w:val="000000"/>
+                <w:sz w:val="18"/>
+              </w:rPr>
+            </w:r>
+          </w:p>
+        </w:tc>
+        <w:tc>
+          <w:tcPr>
+            <w:tcW w:w="523" w:type="dxa"/>
+            <w:shd w:val="clear" w:color="auto" w:fill="D9E1F2"/>
+          </w:tcPr>
+          <w:p>
+            <w:pPr>
+              <w:spacing w:before="60" w:after="60" w:line="240" w:lineRule="auto"/>
+              <w:jc w:val="center"/>
+            </w:pPr>
+            <w:r>
+              <w:rPr>
+                <w:rFonts w:ascii="Times New Roman" w:hAnsi="Times New Roman"/>
+                <w:b w:val="0"/>
+                <w:color w:val="000000"/>
+                <w:sz w:val="18"/>
+              </w:rPr>
+            </w:r>
+          </w:p>
+        </w:tc>
+        <w:tc>
+          <w:tcPr>
+            <w:tcW w:w="523" w:type="dxa"/>
+            <w:shd w:val="clear" w:color="auto" w:fill="D9E1F2"/>
+          </w:tcPr>
+          <w:p>
+            <w:pPr>
+              <w:spacing w:before="60" w:after="60" w:line="240" w:lineRule="auto"/>
+              <w:jc w:val="center"/>
+            </w:pPr>
+            <w:r>
+              <w:rPr>
+                <w:rFonts w:ascii="Times New Roman" w:hAnsi="Times New Roman"/>
+                <w:b w:val="0"/>
+                <w:color w:val="000000"/>
+                <w:sz w:val="18"/>
+              </w:rPr>
+            </w:r>
+          </w:p>
+        </w:tc>
+        <w:tc>
+          <w:tcPr>
+            <w:tcW w:w="523" w:type="dxa"/>
+            <w:shd w:val="clear" w:color="auto" w:fill="D9E1F2"/>
+          </w:tcPr>
+          <w:p>
+            <w:pPr>
+              <w:spacing w:before="60" w:after="60" w:line="240" w:lineRule="auto"/>
+              <w:jc w:val="center"/>
+            </w:pPr>
+            <w:r>
+              <w:rPr>
+                <w:rFonts w:ascii="Times New Roman" w:hAnsi="Times New Roman"/>
+                <w:b w:val="0"/>
+                <w:color w:val="000000"/>
+                <w:sz w:val="18"/>
+              </w:rPr>
+            </w:r>
+          </w:p>
+        </w:tc>
+        <w:tc>
+          <w:tcPr>
+            <w:tcW w:w="523" w:type="dxa"/>
+            <w:shd w:val="clear" w:color="auto" w:fill="D9E1F2"/>
+          </w:tcPr>
+          <w:p>
+            <w:pPr>
+              <w:spacing w:before="60" w:after="60" w:line="240" w:lineRule="auto"/>
+              <w:jc w:val="center"/>
+            </w:pPr>
+            <w:r>
+              <w:rPr>
+                <w:rFonts w:ascii="Times New Roman" w:hAnsi="Times New Roman"/>
+                <w:b w:val="0"/>
+                <w:color w:val="000000"/>
+                <w:sz w:val="18"/>
+              </w:rPr>
+            </w:r>
+          </w:p>
+        </w:tc>
+        <w:tc>
+          <w:tcPr>
+            <w:tcW w:w="523" w:type="dxa"/>
+            <w:shd w:val="clear" w:color="auto" w:fill="D9E1F2"/>
+          </w:tcPr>
+          <w:p>
+            <w:pPr>
+              <w:spacing w:before="60" w:after="60" w:line="240" w:lineRule="auto"/>
+              <w:jc w:val="center"/>
+            </w:pPr>
+            <w:r>
+              <w:rPr>
+                <w:rFonts w:ascii="Times New Roman" w:hAnsi="Times New Roman"/>
+                <w:b w:val="0"/>
+                <w:color w:val="000000"/>
+                <w:sz w:val="18"/>
+              </w:rPr>
+            </w:r>
+          </w:p>
+        </w:tc>
+        <w:tc>
+          <w:tcPr>
+            <w:tcW w:w="523" w:type="dxa"/>
+            <w:shd w:val="clear" w:color="auto" w:fill="D9E1F2"/>
+          </w:tcPr>
+          <w:p>
+            <w:pPr>
+              <w:spacing w:before="60" w:after="60" w:line="240" w:lineRule="auto"/>
+              <w:jc w:val="center"/>
+            </w:pPr>
+            <w:r>
+              <w:rPr>
+                <w:rFonts w:ascii="Times New Roman" w:hAnsi="Times New Roman"/>
+                <w:b w:val="0"/>
+                <w:color w:val="000000"/>
+                <w:sz w:val="18"/>
+              </w:rPr>
             </w:r>
           </w:p>
         </w:tc>
@@ -3443,7 +3863,47 @@
                 <w:color w:val="000000"/>
                 <w:sz w:val="20"/>
               </w:rPr>
-              <w:t>Reconocimiento del departamento y levantamiento del flujo actual de procura.</w:t>
+              <w:t>Aplicación de entrevistas y detección de cuellos de botella en las aprobaciones.</w:t>
+            </w:r>
+          </w:p>
+        </w:tc>
+        <w:tc>
+          <w:tcPr>
+            <w:tcW w:w="523" w:type="dxa"/>
+            <w:shd w:val="clear" w:color="auto" w:fill="FFFFFF"/>
+          </w:tcPr>
+          <w:p>
+            <w:pPr>
+              <w:spacing w:before="60" w:after="60" w:line="240" w:lineRule="auto"/>
+              <w:jc w:val="center"/>
+            </w:pPr>
+            <w:r>
+              <w:rPr>
+                <w:rFonts w:ascii="Times New Roman" w:hAnsi="Times New Roman"/>
+                <w:b w:val="0"/>
+                <w:color w:val="000000"/>
+                <w:sz w:val="18"/>
+              </w:rPr>
+            </w:r>
+          </w:p>
+        </w:tc>
+        <w:tc>
+          <w:tcPr>
+            <w:tcW w:w="523" w:type="dxa"/>
+            <w:shd w:val="clear" w:color="auto" w:fill="FFFFFF"/>
+          </w:tcPr>
+          <w:p>
+            <w:pPr>
+              <w:spacing w:before="60" w:after="60" w:line="240" w:lineRule="auto"/>
+              <w:jc w:val="center"/>
+            </w:pPr>
+            <w:r>
+              <w:rPr>
+                <w:rFonts w:ascii="Times New Roman" w:hAnsi="Times New Roman"/>
+                <w:b w:val="0"/>
+                <w:color w:val="000000"/>
+                <w:sz w:val="18"/>
+              </w:rPr>
             </w:r>
           </w:p>
         </w:tc>
@@ -3609,46 +4069,6 @@
             </w:r>
           </w:p>
         </w:tc>
-        <w:tc>
-          <w:tcPr>
-            <w:tcW w:w="523" w:type="dxa"/>
-            <w:shd w:val="clear" w:color="auto" w:fill="FFFFFF"/>
-          </w:tcPr>
-          <w:p>
-            <w:pPr>
-              <w:spacing w:before="60" w:after="60" w:line="240" w:lineRule="auto"/>
-              <w:jc w:val="center"/>
-            </w:pPr>
-            <w:r>
-              <w:rPr>
-                <w:rFonts w:ascii="Times New Roman" w:hAnsi="Times New Roman"/>
-                <w:b w:val="0"/>
-                <w:color w:val="000000"/>
-                <w:sz w:val="18"/>
-              </w:rPr>
-            </w:r>
-          </w:p>
-        </w:tc>
-        <w:tc>
-          <w:tcPr>
-            <w:tcW w:w="523" w:type="dxa"/>
-            <w:shd w:val="clear" w:color="auto" w:fill="FFFFFF"/>
-          </w:tcPr>
-          <w:p>
-            <w:pPr>
-              <w:spacing w:before="60" w:after="60" w:line="240" w:lineRule="auto"/>
-              <w:jc w:val="center"/>
-            </w:pPr>
-            <w:r>
-              <w:rPr>
-                <w:rFonts w:ascii="Times New Roman" w:hAnsi="Times New Roman"/>
-                <w:b w:val="0"/>
-                <w:color w:val="000000"/>
-                <w:sz w:val="18"/>
-              </w:rPr>
-            </w:r>
-          </w:p>
-        </w:tc>
       </w:tr>
       <w:tr>
         <w:tc>
@@ -3668,7 +4088,27 @@
                 <w:color w:val="000000"/>
                 <w:sz w:val="20"/>
               </w:rPr>
-              <w:t>Aplicación de entrevistas y detección de cuellos de botella en las aprobaciones.</w:t>
+              <w:t>Análisis cuantitativo y cualitativo de causas de retraso en el ciclo de compras.</w:t>
+            </w:r>
+          </w:p>
+        </w:tc>
+        <w:tc>
+          <w:tcPr>
+            <w:tcW w:w="523" w:type="dxa"/>
+            <w:shd w:val="clear" w:color="auto" w:fill="D9E1F2"/>
+          </w:tcPr>
+          <w:p>
+            <w:pPr>
+              <w:spacing w:before="60" w:after="60" w:line="240" w:lineRule="auto"/>
+              <w:jc w:val="center"/>
+            </w:pPr>
+            <w:r>
+              <w:rPr>
+                <w:rFonts w:ascii="Times New Roman" w:hAnsi="Times New Roman"/>
+                <w:b w:val="0"/>
+                <w:color w:val="000000"/>
+                <w:sz w:val="18"/>
+              </w:rPr>
             </w:r>
           </w:p>
         </w:tc>
@@ -3854,26 +4294,6 @@
             </w:r>
           </w:p>
         </w:tc>
-        <w:tc>
-          <w:tcPr>
-            <w:tcW w:w="523" w:type="dxa"/>
-            <w:shd w:val="clear" w:color="auto" w:fill="D9E1F2"/>
-          </w:tcPr>
-          <w:p>
-            <w:pPr>
-              <w:spacing w:before="60" w:after="60" w:line="240" w:lineRule="auto"/>
-              <w:jc w:val="center"/>
-            </w:pPr>
-            <w:r>
-              <w:rPr>
-                <w:rFonts w:ascii="Times New Roman" w:hAnsi="Times New Roman"/>
-                <w:b w:val="0"/>
-                <w:color w:val="000000"/>
-                <w:sz w:val="18"/>
-              </w:rPr>
-            </w:r>
-          </w:p>
-        </w:tc>
       </w:tr>
       <w:tr>
         <w:tc>
@@ -3893,7 +4313,47 @@
                 <w:color w:val="000000"/>
                 <w:sz w:val="20"/>
               </w:rPr>
-              <w:t>Análisis cuantitativo y cualitativo de causas de retraso en el ciclo de compras.</w:t>
+              <w:t>Diseño del nuevo flujo optimizado, roles y plantillas de control.</w:t>
+            </w:r>
+          </w:p>
+        </w:tc>
+        <w:tc>
+          <w:tcPr>
+            <w:tcW w:w="523" w:type="dxa"/>
+            <w:shd w:val="clear" w:color="auto" w:fill="FFFFFF"/>
+          </w:tcPr>
+          <w:p>
+            <w:pPr>
+              <w:spacing w:before="60" w:after="60" w:line="240" w:lineRule="auto"/>
+              <w:jc w:val="center"/>
+            </w:pPr>
+            <w:r>
+              <w:rPr>
+                <w:rFonts w:ascii="Times New Roman" w:hAnsi="Times New Roman"/>
+                <w:b w:val="0"/>
+                <w:color w:val="000000"/>
+                <w:sz w:val="18"/>
+              </w:rPr>
+            </w:r>
+          </w:p>
+        </w:tc>
+        <w:tc>
+          <w:tcPr>
+            <w:tcW w:w="523" w:type="dxa"/>
+            <w:shd w:val="clear" w:color="auto" w:fill="FFFFFF"/>
+          </w:tcPr>
+          <w:p>
+            <w:pPr>
+              <w:spacing w:before="60" w:after="60" w:line="240" w:lineRule="auto"/>
+              <w:jc w:val="center"/>
+            </w:pPr>
+            <w:r>
+              <w:rPr>
+                <w:rFonts w:ascii="Times New Roman" w:hAnsi="Times New Roman"/>
+                <w:b w:val="0"/>
+                <w:color w:val="000000"/>
+                <w:sz w:val="18"/>
+              </w:rPr>
             </w:r>
           </w:p>
         </w:tc>
@@ -4059,46 +4519,6 @@
             </w:r>
           </w:p>
         </w:tc>
-        <w:tc>
-          <w:tcPr>
-            <w:tcW w:w="523" w:type="dxa"/>
-            <w:shd w:val="clear" w:color="auto" w:fill="FFFFFF"/>
-          </w:tcPr>
-          <w:p>
-            <w:pPr>
-              <w:spacing w:before="60" w:after="60" w:line="240" w:lineRule="auto"/>
-              <w:jc w:val="center"/>
-            </w:pPr>
-            <w:r>
-              <w:rPr>
-                <w:rFonts w:ascii="Times New Roman" w:hAnsi="Times New Roman"/>
-                <w:b w:val="0"/>
-                <w:color w:val="000000"/>
-                <w:sz w:val="18"/>
-              </w:rPr>
-            </w:r>
-          </w:p>
-        </w:tc>
-        <w:tc>
-          <w:tcPr>
-            <w:tcW w:w="523" w:type="dxa"/>
-            <w:shd w:val="clear" w:color="auto" w:fill="FFFFFF"/>
-          </w:tcPr>
-          <w:p>
-            <w:pPr>
-              <w:spacing w:before="60" w:after="60" w:line="240" w:lineRule="auto"/>
-              <w:jc w:val="center"/>
-            </w:pPr>
-            <w:r>
-              <w:rPr>
-                <w:rFonts w:ascii="Times New Roman" w:hAnsi="Times New Roman"/>
-                <w:b w:val="0"/>
-                <w:color w:val="000000"/>
-                <w:sz w:val="18"/>
-              </w:rPr>
-            </w:r>
-          </w:p>
-        </w:tc>
       </w:tr>
       <w:tr>
         <w:tc>
@@ -4118,7 +4538,27 @@
                 <w:color w:val="000000"/>
                 <w:sz w:val="20"/>
               </w:rPr>
-              <w:t>Diseño del nuevo flujo optimizado, roles y plantillas de control.</w:t>
+              <w:t>Redacción y validación de la propuesta de mejora procedimental.</w:t>
+            </w:r>
+          </w:p>
+        </w:tc>
+        <w:tc>
+          <w:tcPr>
+            <w:tcW w:w="523" w:type="dxa"/>
+            <w:shd w:val="clear" w:color="auto" w:fill="D9E1F2"/>
+          </w:tcPr>
+          <w:p>
+            <w:pPr>
+              <w:spacing w:before="60" w:after="60" w:line="240" w:lineRule="auto"/>
+              <w:jc w:val="center"/>
+            </w:pPr>
+            <w:r>
+              <w:rPr>
+                <w:rFonts w:ascii="Times New Roman" w:hAnsi="Times New Roman"/>
+                <w:b w:val="0"/>
+                <w:color w:val="000000"/>
+                <w:sz w:val="18"/>
+              </w:rPr>
             </w:r>
           </w:p>
         </w:tc>
@@ -4304,26 +4744,6 @@
             </w:r>
           </w:p>
         </w:tc>
-        <w:tc>
-          <w:tcPr>
-            <w:tcW w:w="523" w:type="dxa"/>
-            <w:shd w:val="clear" w:color="auto" w:fill="D9E1F2"/>
-          </w:tcPr>
-          <w:p>
-            <w:pPr>
-              <w:spacing w:before="60" w:after="60" w:line="240" w:lineRule="auto"/>
-              <w:jc w:val="center"/>
-            </w:pPr>
-            <w:r>
-              <w:rPr>
-                <w:rFonts w:ascii="Times New Roman" w:hAnsi="Times New Roman"/>
-                <w:b w:val="0"/>
-                <w:color w:val="000000"/>
-                <w:sz w:val="18"/>
-              </w:rPr>
-            </w:r>
-          </w:p>
-        </w:tc>
       </w:tr>
       <w:tr>
         <w:tc>
@@ -4343,7 +4763,47 @@
                 <w:color w:val="000000"/>
                 <w:sz w:val="20"/>
               </w:rPr>
-              <w:t>Redacción y validación de la propuesta de mejora procedimental.</w:t>
+              <w:t>Presentación formal de la propuesta a la gerencia y ajustes finales.</w:t>
+            </w:r>
+          </w:p>
+        </w:tc>
+        <w:tc>
+          <w:tcPr>
+            <w:tcW w:w="523" w:type="dxa"/>
+            <w:shd w:val="clear" w:color="auto" w:fill="FFFFFF"/>
+          </w:tcPr>
+          <w:p>
+            <w:pPr>
+              <w:spacing w:before="60" w:after="60" w:line="240" w:lineRule="auto"/>
+              <w:jc w:val="center"/>
+            </w:pPr>
+            <w:r>
+              <w:rPr>
+                <w:rFonts w:ascii="Times New Roman" w:hAnsi="Times New Roman"/>
+                <w:b w:val="0"/>
+                <w:color w:val="000000"/>
+                <w:sz w:val="18"/>
+              </w:rPr>
+            </w:r>
+          </w:p>
+        </w:tc>
+        <w:tc>
+          <w:tcPr>
+            <w:tcW w:w="523" w:type="dxa"/>
+            <w:shd w:val="clear" w:color="auto" w:fill="FFFFFF"/>
+          </w:tcPr>
+          <w:p>
+            <w:pPr>
+              <w:spacing w:before="60" w:after="60" w:line="240" w:lineRule="auto"/>
+              <w:jc w:val="center"/>
+            </w:pPr>
+            <w:r>
+              <w:rPr>
+                <w:rFonts w:ascii="Times New Roman" w:hAnsi="Times New Roman"/>
+                <w:b w:val="0"/>
+                <w:color w:val="000000"/>
+                <w:sz w:val="18"/>
+              </w:rPr>
             </w:r>
           </w:p>
         </w:tc>
@@ -4509,46 +4969,6 @@
             </w:r>
           </w:p>
         </w:tc>
-        <w:tc>
-          <w:tcPr>
-            <w:tcW w:w="523" w:type="dxa"/>
-            <w:shd w:val="clear" w:color="auto" w:fill="FFFFFF"/>
-          </w:tcPr>
-          <w:p>
-            <w:pPr>
-              <w:spacing w:before="60" w:after="60" w:line="240" w:lineRule="auto"/>
-              <w:jc w:val="center"/>
-            </w:pPr>
-            <w:r>
-              <w:rPr>
-                <w:rFonts w:ascii="Times New Roman" w:hAnsi="Times New Roman"/>
-                <w:b w:val="0"/>
-                <w:color w:val="000000"/>
-                <w:sz w:val="18"/>
-              </w:rPr>
-            </w:r>
-          </w:p>
-        </w:tc>
-        <w:tc>
-          <w:tcPr>
-            <w:tcW w:w="523" w:type="dxa"/>
-            <w:shd w:val="clear" w:color="auto" w:fill="FFFFFF"/>
-          </w:tcPr>
-          <w:p>
-            <w:pPr>
-              <w:spacing w:before="60" w:after="60" w:line="240" w:lineRule="auto"/>
-              <w:jc w:val="center"/>
-            </w:pPr>
-            <w:r>
-              <w:rPr>
-                <w:rFonts w:ascii="Times New Roman" w:hAnsi="Times New Roman"/>
-                <w:b w:val="0"/>
-                <w:color w:val="000000"/>
-                <w:sz w:val="18"/>
-              </w:rPr>
-            </w:r>
-          </w:p>
-        </w:tc>
       </w:tr>
       <w:tr>
         <w:tc>
@@ -4568,7 +4988,28 @@
                 <w:color w:val="000000"/>
                 <w:sz w:val="20"/>
               </w:rPr>
-              <w:t>Presentación formal de la propuesta a la gerencia y ajustes finales.</w:t>
+              <w:t>Inducción institucional y familiarización con el sistema de compras vigente.</w:t>
+            </w:r>
+          </w:p>
+        </w:tc>
+        <w:tc>
+          <w:tcPr>
+            <w:tcW w:w="523" w:type="dxa"/>
+            <w:shd w:val="clear" w:color="auto" w:fill="70AD47"/>
+          </w:tcPr>
+          <w:p>
+            <w:pPr>
+              <w:spacing w:before="60" w:after="60" w:line="240" w:lineRule="auto"/>
+              <w:jc w:val="center"/>
+            </w:pPr>
+            <w:r>
+              <w:rPr>
+                <w:rFonts w:ascii="Times New Roman" w:hAnsi="Times New Roman"/>
+                <w:b w:val="0"/>
+                <w:color w:val="FFFFFF"/>
+                <w:sz w:val="18"/>
+              </w:rPr>
+              <w:t>✓</w:t>
             </w:r>
           </w:p>
         </w:tc>
@@ -4735,7 +5176,7 @@
         <w:tc>
           <w:tcPr>
             <w:tcW w:w="523" w:type="dxa"/>
-            <w:shd w:val="clear" w:color="auto" w:fill="70AD47"/>
+            <w:shd w:val="clear" w:color="auto" w:fill="D9E1F2"/>
           </w:tcPr>
           <w:p>
             <w:pPr>
@@ -4746,10 +5187,72 @@
               <w:rPr>
                 <w:rFonts w:ascii="Times New Roman" w:hAnsi="Times New Roman"/>
                 <w:b w:val="0"/>
-                <w:color w:val="FFFFFF"/>
+                <w:color w:val="000000"/>
                 <w:sz w:val="18"/>
               </w:rPr>
-              <w:t>✓</w:t>
+            </w:r>
+          </w:p>
+        </w:tc>
+      </w:tr>
+      <w:tr>
+        <w:tc>
+          <w:tcPr>
+            <w:tcW w:w="3033" w:type="dxa"/>
+            <w:shd w:val="clear" w:color="auto" w:fill="FFFFFF"/>
+          </w:tcPr>
+          <w:p>
+            <w:pPr>
+              <w:spacing w:before="60" w:after="60" w:line="240" w:lineRule="auto"/>
+              <w:jc w:val="both"/>
+            </w:pPr>
+            <w:r>
+              <w:rPr>
+                <w:rFonts w:ascii="Times New Roman" w:hAnsi="Times New Roman"/>
+                <w:b w:val="0"/>
+                <w:color w:val="000000"/>
+                <w:sz w:val="20"/>
+              </w:rPr>
+              <w:t>Apoyo en la recepción y tramitación de solicitudes de compra del departamento.</w:t>
+            </w:r>
+          </w:p>
+        </w:tc>
+        <w:tc>
+          <w:tcPr>
+            <w:tcW w:w="523" w:type="dxa"/>
+            <w:shd w:val="clear" w:color="auto" w:fill="FFFFFF"/>
+          </w:tcPr>
+          <w:p>
+            <w:pPr>
+              <w:spacing w:before="60" w:after="60" w:line="240" w:lineRule="auto"/>
+              <w:jc w:val="center"/>
+            </w:pPr>
+            <w:r>
+              <w:rPr>
+                <w:rFonts w:ascii="Times New Roman" w:hAnsi="Times New Roman"/>
+                <w:b w:val="0"/>
+                <w:color w:val="000000"/>
+                <w:sz w:val="18"/>
+              </w:rPr>
+            </w:r>
+          </w:p>
+        </w:tc>
+        <w:tc>
+          <w:tcPr>
+            <w:tcW w:w="523" w:type="dxa"/>
+            <w:shd w:val="clear" w:color="auto" w:fill="FFFFFF"/>
+          </w:tcPr>
+          <w:p>
+            <w:pPr>
+              <w:spacing w:before="60" w:after="60" w:line="240" w:lineRule="auto"/>
+              <w:jc w:val="center"/>
+            </w:pPr>
+            <w:r>
+              <w:rPr>
+                <w:rFonts w:ascii="Times New Roman" w:hAnsi="Times New Roman"/>
+                <w:b w:val="0"/>
+                <w:color w:val="000000"/>
+                <w:sz w:val="18"/>
+              </w:rPr>
             </w:r>
           </w:p>
         </w:tc>
@@ -4774,26 +5277,23 @@
             </w:r>
           </w:p>
         </w:tc>
-      </w:tr>
-      <w:tr>
         <w:tc>
           <w:tcPr>
-            <w:tcW w:w="3033" w:type="dxa"/>
+            <w:tcW w:w="523" w:type="dxa"/>
             <w:shd w:val="clear" w:color="auto" w:fill="FFFFFF"/>
           </w:tcPr>
           <w:p>
             <w:pPr>
               <w:spacing w:before="60" w:after="60" w:line="240" w:lineRule="auto"/>
-              <w:jc w:val="both"/>
+              <w:jc w:val="center"/>
             </w:pPr>
             <w:r>
               <w:rPr>
                 <w:rFonts w:ascii="Times New Roman" w:hAnsi="Times New Roman"/>
                 <w:b w:val="0"/>
                 <w:color w:val="000000"/>
-                <w:sz w:val="20"/>
+                <w:sz w:val="18"/>
               </w:rPr>
-              <w:t>Inducción institucional y familiarización con el sistema de compras vigente.</w:t>
             </w:r>
           </w:p>
         </w:tc>
@@ -4815,6 +5315,354 @@
                 <w:sz w:val="18"/>
               </w:rPr>
               <w:t>✓</w:t>
+            </w:r>
+          </w:p>
+        </w:tc>
+        <w:tc>
+          <w:tcPr>
+            <w:tcW w:w="523" w:type="dxa"/>
+            <w:shd w:val="clear" w:color="auto" w:fill="FFFFFF"/>
+          </w:tcPr>
+          <w:p>
+            <w:pPr>
+              <w:spacing w:before="60" w:after="60" w:line="240" w:lineRule="auto"/>
+              <w:jc w:val="center"/>
+            </w:pPr>
+            <w:r>
+              <w:rPr>
+                <w:rFonts w:ascii="Times New Roman" w:hAnsi="Times New Roman"/>
+                <w:b w:val="0"/>
+                <w:color w:val="000000"/>
+                <w:sz w:val="18"/>
+              </w:rPr>
+            </w:r>
+          </w:p>
+        </w:tc>
+        <w:tc>
+          <w:tcPr>
+            <w:tcW w:w="523" w:type="dxa"/>
+            <w:shd w:val="clear" w:color="auto" w:fill="FFFFFF"/>
+          </w:tcPr>
+          <w:p>
+            <w:pPr>
+              <w:spacing w:before="60" w:after="60" w:line="240" w:lineRule="auto"/>
+              <w:jc w:val="center"/>
+            </w:pPr>
+            <w:r>
+              <w:rPr>
+                <w:rFonts w:ascii="Times New Roman" w:hAnsi="Times New Roman"/>
+                <w:b w:val="0"/>
+                <w:color w:val="000000"/>
+                <w:sz w:val="18"/>
+              </w:rPr>
+            </w:r>
+          </w:p>
+        </w:tc>
+        <w:tc>
+          <w:tcPr>
+            <w:tcW w:w="523" w:type="dxa"/>
+            <w:shd w:val="clear" w:color="auto" w:fill="FFFFFF"/>
+          </w:tcPr>
+          <w:p>
+            <w:pPr>
+              <w:spacing w:before="60" w:after="60" w:line="240" w:lineRule="auto"/>
+              <w:jc w:val="center"/>
+            </w:pPr>
+            <w:r>
+              <w:rPr>
+                <w:rFonts w:ascii="Times New Roman" w:hAnsi="Times New Roman"/>
+                <w:b w:val="0"/>
+                <w:color w:val="000000"/>
+                <w:sz w:val="18"/>
+              </w:rPr>
+            </w:r>
+          </w:p>
+        </w:tc>
+        <w:tc>
+          <w:tcPr>
+            <w:tcW w:w="523" w:type="dxa"/>
+            <w:shd w:val="clear" w:color="auto" w:fill="FFFFFF"/>
+          </w:tcPr>
+          <w:p>
+            <w:pPr>
+              <w:spacing w:before="60" w:after="60" w:line="240" w:lineRule="auto"/>
+              <w:jc w:val="center"/>
+            </w:pPr>
+            <w:r>
+              <w:rPr>
+                <w:rFonts w:ascii="Times New Roman" w:hAnsi="Times New Roman"/>
+                <w:b w:val="0"/>
+                <w:color w:val="000000"/>
+                <w:sz w:val="18"/>
+              </w:rPr>
+            </w:r>
+          </w:p>
+        </w:tc>
+        <w:tc>
+          <w:tcPr>
+            <w:tcW w:w="523" w:type="dxa"/>
+            <w:shd w:val="clear" w:color="auto" w:fill="FFFFFF"/>
+          </w:tcPr>
+          <w:p>
+            <w:pPr>
+              <w:spacing w:before="60" w:after="60" w:line="240" w:lineRule="auto"/>
+              <w:jc w:val="center"/>
+            </w:pPr>
+            <w:r>
+              <w:rPr>
+                <w:rFonts w:ascii="Times New Roman" w:hAnsi="Times New Roman"/>
+                <w:b w:val="0"/>
+                <w:color w:val="000000"/>
+                <w:sz w:val="18"/>
+              </w:rPr>
+            </w:r>
+          </w:p>
+        </w:tc>
+      </w:tr>
+      <w:tr>
+        <w:tc>
+          <w:tcPr>
+            <w:tcW w:w="3033" w:type="dxa"/>
+            <w:shd w:val="clear" w:color="auto" w:fill="D9E1F2"/>
+          </w:tcPr>
+          <w:p>
+            <w:pPr>
+              <w:spacing w:before="60" w:after="60" w:line="240" w:lineRule="auto"/>
+              <w:jc w:val="both"/>
+            </w:pPr>
+            <w:r>
+              <w:rPr>
+                <w:rFonts w:ascii="Times New Roman" w:hAnsi="Times New Roman"/>
+                <w:b w:val="0"/>
+                <w:color w:val="000000"/>
+                <w:sz w:val="20"/>
+              </w:rPr>
+              <w:t>Seguimiento a cotizaciones y actualización de expedientes de proveedores.</w:t>
+            </w:r>
+          </w:p>
+        </w:tc>
+        <w:tc>
+          <w:tcPr>
+            <w:tcW w:w="523" w:type="dxa"/>
+            <w:shd w:val="clear" w:color="auto" w:fill="D9E1F2"/>
+          </w:tcPr>
+          <w:p>
+            <w:pPr>
+              <w:spacing w:before="60" w:after="60" w:line="240" w:lineRule="auto"/>
+              <w:jc w:val="center"/>
+            </w:pPr>
+            <w:r>
+              <w:rPr>
+                <w:rFonts w:ascii="Times New Roman" w:hAnsi="Times New Roman"/>
+                <w:b w:val="0"/>
+                <w:color w:val="000000"/>
+                <w:sz w:val="18"/>
+              </w:rPr>
+            </w:r>
+          </w:p>
+        </w:tc>
+        <w:tc>
+          <w:tcPr>
+            <w:tcW w:w="523" w:type="dxa"/>
+            <w:shd w:val="clear" w:color="auto" w:fill="D9E1F2"/>
+          </w:tcPr>
+          <w:p>
+            <w:pPr>
+              <w:spacing w:before="60" w:after="60" w:line="240" w:lineRule="auto"/>
+              <w:jc w:val="center"/>
+            </w:pPr>
+            <w:r>
+              <w:rPr>
+                <w:rFonts w:ascii="Times New Roman" w:hAnsi="Times New Roman"/>
+                <w:b w:val="0"/>
+                <w:color w:val="000000"/>
+                <w:sz w:val="18"/>
+              </w:rPr>
+            </w:r>
+          </w:p>
+        </w:tc>
+        <w:tc>
+          <w:tcPr>
+            <w:tcW w:w="523" w:type="dxa"/>
+            <w:shd w:val="clear" w:color="auto" w:fill="D9E1F2"/>
+          </w:tcPr>
+          <w:p>
+            <w:pPr>
+              <w:spacing w:before="60" w:after="60" w:line="240" w:lineRule="auto"/>
+              <w:jc w:val="center"/>
+            </w:pPr>
+            <w:r>
+              <w:rPr>
+                <w:rFonts w:ascii="Times New Roman" w:hAnsi="Times New Roman"/>
+                <w:b w:val="0"/>
+                <w:color w:val="000000"/>
+                <w:sz w:val="18"/>
+              </w:rPr>
+            </w:r>
+          </w:p>
+        </w:tc>
+        <w:tc>
+          <w:tcPr>
+            <w:tcW w:w="523" w:type="dxa"/>
+            <w:shd w:val="clear" w:color="auto" w:fill="D9E1F2"/>
+          </w:tcPr>
+          <w:p>
+            <w:pPr>
+              <w:spacing w:before="60" w:after="60" w:line="240" w:lineRule="auto"/>
+              <w:jc w:val="center"/>
+            </w:pPr>
+            <w:r>
+              <w:rPr>
+                <w:rFonts w:ascii="Times New Roman" w:hAnsi="Times New Roman"/>
+                <w:b w:val="0"/>
+                <w:color w:val="000000"/>
+                <w:sz w:val="18"/>
+              </w:rPr>
+            </w:r>
+          </w:p>
+        </w:tc>
+        <w:tc>
+          <w:tcPr>
+            <w:tcW w:w="523" w:type="dxa"/>
+            <w:shd w:val="clear" w:color="auto" w:fill="D9E1F2"/>
+          </w:tcPr>
+          <w:p>
+            <w:pPr>
+              <w:spacing w:before="60" w:after="60" w:line="240" w:lineRule="auto"/>
+              <w:jc w:val="center"/>
+            </w:pPr>
+            <w:r>
+              <w:rPr>
+                <w:rFonts w:ascii="Times New Roman" w:hAnsi="Times New Roman"/>
+                <w:b w:val="0"/>
+                <w:color w:val="000000"/>
+                <w:sz w:val="18"/>
+              </w:rPr>
+            </w:r>
+          </w:p>
+        </w:tc>
+        <w:tc>
+          <w:tcPr>
+            <w:tcW w:w="523" w:type="dxa"/>
+            <w:shd w:val="clear" w:color="auto" w:fill="70AD47"/>
+          </w:tcPr>
+          <w:p>
+            <w:pPr>
+              <w:spacing w:before="60" w:after="60" w:line="240" w:lineRule="auto"/>
+              <w:jc w:val="center"/>
+            </w:pPr>
+            <w:r>
+              <w:rPr>
+                <w:rFonts w:ascii="Times New Roman" w:hAnsi="Times New Roman"/>
+                <w:b w:val="0"/>
+                <w:color w:val="FFFFFF"/>
+                <w:sz w:val="18"/>
+              </w:rPr>
+              <w:t>✓</w:t>
+            </w:r>
+          </w:p>
+        </w:tc>
+        <w:tc>
+          <w:tcPr>
+            <w:tcW w:w="523" w:type="dxa"/>
+            <w:shd w:val="clear" w:color="auto" w:fill="D9E1F2"/>
+          </w:tcPr>
+          <w:p>
+            <w:pPr>
+              <w:spacing w:before="60" w:after="60" w:line="240" w:lineRule="auto"/>
+              <w:jc w:val="center"/>
+            </w:pPr>
+            <w:r>
+              <w:rPr>
+                <w:rFonts w:ascii="Times New Roman" w:hAnsi="Times New Roman"/>
+                <w:b w:val="0"/>
+                <w:color w:val="000000"/>
+                <w:sz w:val="18"/>
+              </w:rPr>
+            </w:r>
+          </w:p>
+        </w:tc>
+        <w:tc>
+          <w:tcPr>
+            <w:tcW w:w="523" w:type="dxa"/>
+            <w:shd w:val="clear" w:color="auto" w:fill="70AD47"/>
+          </w:tcPr>
+          <w:p>
+            <w:pPr>
+              <w:spacing w:before="60" w:after="60" w:line="240" w:lineRule="auto"/>
+              <w:jc w:val="center"/>
+            </w:pPr>
+            <w:r>
+              <w:rPr>
+                <w:rFonts w:ascii="Times New Roman" w:hAnsi="Times New Roman"/>
+                <w:b w:val="0"/>
+                <w:color w:val="FFFFFF"/>
+                <w:sz w:val="18"/>
+              </w:rPr>
+              <w:t>✓</w:t>
+            </w:r>
+          </w:p>
+        </w:tc>
+        <w:tc>
+          <w:tcPr>
+            <w:tcW w:w="523" w:type="dxa"/>
+            <w:shd w:val="clear" w:color="auto" w:fill="D9E1F2"/>
+          </w:tcPr>
+          <w:p>
+            <w:pPr>
+              <w:spacing w:before="60" w:after="60" w:line="240" w:lineRule="auto"/>
+              <w:jc w:val="center"/>
+            </w:pPr>
+            <w:r>
+              <w:rPr>
+                <w:rFonts w:ascii="Times New Roman" w:hAnsi="Times New Roman"/>
+                <w:b w:val="0"/>
+                <w:color w:val="000000"/>
+                <w:sz w:val="18"/>
+              </w:rPr>
+            </w:r>
+          </w:p>
+        </w:tc>
+        <w:tc>
+          <w:tcPr>
+            <w:tcW w:w="523" w:type="dxa"/>
+            <w:shd w:val="clear" w:color="auto" w:fill="D9E1F2"/>
+          </w:tcPr>
+          <w:p>
+            <w:pPr>
+              <w:spacing w:before="60" w:after="60" w:line="240" w:lineRule="auto"/>
+              <w:jc w:val="center"/>
+            </w:pPr>
+            <w:r>
+              <w:rPr>
+                <w:rFonts w:ascii="Times New Roman" w:hAnsi="Times New Roman"/>
+                <w:b w:val="0"/>
+                <w:color w:val="000000"/>
+                <w:sz w:val="18"/>
+              </w:rPr>
+            </w:r>
+          </w:p>
+        </w:tc>
+      </w:tr>
+      <w:tr>
+        <w:tc>
+          <w:tcPr>
+            <w:tcW w:w="3033" w:type="dxa"/>
+            <w:shd w:val="clear" w:color="auto" w:fill="FFFFFF"/>
+          </w:tcPr>
+          <w:p>
+            <w:pPr>
+              <w:spacing w:before="60" w:after="60" w:line="240" w:lineRule="auto"/>
+              <w:jc w:val="both"/>
+            </w:pPr>
+            <w:r>
+              <w:rPr>
+                <w:rFonts w:ascii="Times New Roman" w:hAnsi="Times New Roman"/>
+                <w:b w:val="0"/>
+                <w:color w:val="000000"/>
+                <w:sz w:val="20"/>
+              </w:rPr>
+              <w:t>Apoyo en el cierre administrativo del período y archivo de órdenes de compra.</w:t>
             </w:r>
           </w:p>
         </w:tc>
@@ -4962,659 +5810,6 @@
           <w:tcPr>
             <w:tcW w:w="523" w:type="dxa"/>
             <w:shd w:val="clear" w:color="auto" w:fill="FFFFFF"/>
-          </w:tcPr>
-          <w:p>
-            <w:pPr>
-              <w:spacing w:before="60" w:after="60" w:line="240" w:lineRule="auto"/>
-              <w:jc w:val="center"/>
-            </w:pPr>
-            <w:r>
-              <w:rPr>
-                <w:rFonts w:ascii="Times New Roman" w:hAnsi="Times New Roman"/>
-                <w:b w:val="0"/>
-                <w:color w:val="000000"/>
-                <w:sz w:val="18"/>
-              </w:rPr>
-            </w:r>
-          </w:p>
-        </w:tc>
-        <w:tc>
-          <w:tcPr>
-            <w:tcW w:w="523" w:type="dxa"/>
-            <w:shd w:val="clear" w:color="auto" w:fill="FFFFFF"/>
-          </w:tcPr>
-          <w:p>
-            <w:pPr>
-              <w:spacing w:before="60" w:after="60" w:line="240" w:lineRule="auto"/>
-              <w:jc w:val="center"/>
-            </w:pPr>
-            <w:r>
-              <w:rPr>
-                <w:rFonts w:ascii="Times New Roman" w:hAnsi="Times New Roman"/>
-                <w:b w:val="0"/>
-                <w:color w:val="000000"/>
-                <w:sz w:val="18"/>
-              </w:rPr>
-            </w:r>
-          </w:p>
-        </w:tc>
-      </w:tr>
-      <w:tr>
-        <w:tc>
-          <w:tcPr>
-            <w:tcW w:w="3033" w:type="dxa"/>
-            <w:shd w:val="clear" w:color="auto" w:fill="D9E1F2"/>
-          </w:tcPr>
-          <w:p>
-            <w:pPr>
-              <w:spacing w:before="60" w:after="60" w:line="240" w:lineRule="auto"/>
-              <w:jc w:val="both"/>
-            </w:pPr>
-            <w:r>
-              <w:rPr>
-                <w:rFonts w:ascii="Times New Roman" w:hAnsi="Times New Roman"/>
-                <w:b w:val="0"/>
-                <w:color w:val="000000"/>
-                <w:sz w:val="20"/>
-              </w:rPr>
-              <w:t>Apoyo en la recepción y tramitación de solicitudes de compra del departamento.</w:t>
-            </w:r>
-          </w:p>
-        </w:tc>
-        <w:tc>
-          <w:tcPr>
-            <w:tcW w:w="523" w:type="dxa"/>
-            <w:shd w:val="clear" w:color="auto" w:fill="D9E1F2"/>
-          </w:tcPr>
-          <w:p>
-            <w:pPr>
-              <w:spacing w:before="60" w:after="60" w:line="240" w:lineRule="auto"/>
-              <w:jc w:val="center"/>
-            </w:pPr>
-            <w:r>
-              <w:rPr>
-                <w:rFonts w:ascii="Times New Roman" w:hAnsi="Times New Roman"/>
-                <w:b w:val="0"/>
-                <w:color w:val="000000"/>
-                <w:sz w:val="18"/>
-              </w:rPr>
-            </w:r>
-          </w:p>
-        </w:tc>
-        <w:tc>
-          <w:tcPr>
-            <w:tcW w:w="523" w:type="dxa"/>
-            <w:shd w:val="clear" w:color="auto" w:fill="D9E1F2"/>
-          </w:tcPr>
-          <w:p>
-            <w:pPr>
-              <w:spacing w:before="60" w:after="60" w:line="240" w:lineRule="auto"/>
-              <w:jc w:val="center"/>
-            </w:pPr>
-            <w:r>
-              <w:rPr>
-                <w:rFonts w:ascii="Times New Roman" w:hAnsi="Times New Roman"/>
-                <w:b w:val="0"/>
-                <w:color w:val="000000"/>
-                <w:sz w:val="18"/>
-              </w:rPr>
-            </w:r>
-          </w:p>
-        </w:tc>
-        <w:tc>
-          <w:tcPr>
-            <w:tcW w:w="523" w:type="dxa"/>
-            <w:shd w:val="clear" w:color="auto" w:fill="70AD47"/>
-          </w:tcPr>
-          <w:p>
-            <w:pPr>
-              <w:spacing w:before="60" w:after="60" w:line="240" w:lineRule="auto"/>
-              <w:jc w:val="center"/>
-            </w:pPr>
-            <w:r>
-              <w:rPr>
-                <w:rFonts w:ascii="Times New Roman" w:hAnsi="Times New Roman"/>
-                <w:b w:val="0"/>
-                <w:color w:val="FFFFFF"/>
-                <w:sz w:val="18"/>
-              </w:rPr>
-              <w:t>✓</w:t>
-            </w:r>
-          </w:p>
-        </w:tc>
-        <w:tc>
-          <w:tcPr>
-            <w:tcW w:w="523" w:type="dxa"/>
-            <w:shd w:val="clear" w:color="auto" w:fill="D9E1F2"/>
-          </w:tcPr>
-          <w:p>
-            <w:pPr>
-              <w:spacing w:before="60" w:after="60" w:line="240" w:lineRule="auto"/>
-              <w:jc w:val="center"/>
-            </w:pPr>
-            <w:r>
-              <w:rPr>
-                <w:rFonts w:ascii="Times New Roman" w:hAnsi="Times New Roman"/>
-                <w:b w:val="0"/>
-                <w:color w:val="000000"/>
-                <w:sz w:val="18"/>
-              </w:rPr>
-            </w:r>
-          </w:p>
-        </w:tc>
-        <w:tc>
-          <w:tcPr>
-            <w:tcW w:w="523" w:type="dxa"/>
-            <w:shd w:val="clear" w:color="auto" w:fill="70AD47"/>
-          </w:tcPr>
-          <w:p>
-            <w:pPr>
-              <w:spacing w:before="60" w:after="60" w:line="240" w:lineRule="auto"/>
-              <w:jc w:val="center"/>
-            </w:pPr>
-            <w:r>
-              <w:rPr>
-                <w:rFonts w:ascii="Times New Roman" w:hAnsi="Times New Roman"/>
-                <w:b w:val="0"/>
-                <w:color w:val="FFFFFF"/>
-                <w:sz w:val="18"/>
-              </w:rPr>
-              <w:t>✓</w:t>
-            </w:r>
-          </w:p>
-        </w:tc>
-        <w:tc>
-          <w:tcPr>
-            <w:tcW w:w="523" w:type="dxa"/>
-            <w:shd w:val="clear" w:color="auto" w:fill="D9E1F2"/>
-          </w:tcPr>
-          <w:p>
-            <w:pPr>
-              <w:spacing w:before="60" w:after="60" w:line="240" w:lineRule="auto"/>
-              <w:jc w:val="center"/>
-            </w:pPr>
-            <w:r>
-              <w:rPr>
-                <w:rFonts w:ascii="Times New Roman" w:hAnsi="Times New Roman"/>
-                <w:b w:val="0"/>
-                <w:color w:val="000000"/>
-                <w:sz w:val="18"/>
-              </w:rPr>
-            </w:r>
-          </w:p>
-        </w:tc>
-        <w:tc>
-          <w:tcPr>
-            <w:tcW w:w="523" w:type="dxa"/>
-            <w:shd w:val="clear" w:color="auto" w:fill="D9E1F2"/>
-          </w:tcPr>
-          <w:p>
-            <w:pPr>
-              <w:spacing w:before="60" w:after="60" w:line="240" w:lineRule="auto"/>
-              <w:jc w:val="center"/>
-            </w:pPr>
-            <w:r>
-              <w:rPr>
-                <w:rFonts w:ascii="Times New Roman" w:hAnsi="Times New Roman"/>
-                <w:b w:val="0"/>
-                <w:color w:val="000000"/>
-                <w:sz w:val="18"/>
-              </w:rPr>
-            </w:r>
-          </w:p>
-        </w:tc>
-        <w:tc>
-          <w:tcPr>
-            <w:tcW w:w="523" w:type="dxa"/>
-            <w:shd w:val="clear" w:color="auto" w:fill="D9E1F2"/>
-          </w:tcPr>
-          <w:p>
-            <w:pPr>
-              <w:spacing w:before="60" w:after="60" w:line="240" w:lineRule="auto"/>
-              <w:jc w:val="center"/>
-            </w:pPr>
-            <w:r>
-              <w:rPr>
-                <w:rFonts w:ascii="Times New Roman" w:hAnsi="Times New Roman"/>
-                <w:b w:val="0"/>
-                <w:color w:val="000000"/>
-                <w:sz w:val="18"/>
-              </w:rPr>
-            </w:r>
-          </w:p>
-        </w:tc>
-        <w:tc>
-          <w:tcPr>
-            <w:tcW w:w="523" w:type="dxa"/>
-            <w:shd w:val="clear" w:color="auto" w:fill="D9E1F2"/>
-          </w:tcPr>
-          <w:p>
-            <w:pPr>
-              <w:spacing w:before="60" w:after="60" w:line="240" w:lineRule="auto"/>
-              <w:jc w:val="center"/>
-            </w:pPr>
-            <w:r>
-              <w:rPr>
-                <w:rFonts w:ascii="Times New Roman" w:hAnsi="Times New Roman"/>
-                <w:b w:val="0"/>
-                <w:color w:val="000000"/>
-                <w:sz w:val="18"/>
-              </w:rPr>
-            </w:r>
-          </w:p>
-        </w:tc>
-        <w:tc>
-          <w:tcPr>
-            <w:tcW w:w="523" w:type="dxa"/>
-            <w:shd w:val="clear" w:color="auto" w:fill="D9E1F2"/>
-          </w:tcPr>
-          <w:p>
-            <w:pPr>
-              <w:spacing w:before="60" w:after="60" w:line="240" w:lineRule="auto"/>
-              <w:jc w:val="center"/>
-            </w:pPr>
-            <w:r>
-              <w:rPr>
-                <w:rFonts w:ascii="Times New Roman" w:hAnsi="Times New Roman"/>
-                <w:b w:val="0"/>
-                <w:color w:val="000000"/>
-                <w:sz w:val="18"/>
-              </w:rPr>
-            </w:r>
-          </w:p>
-        </w:tc>
-      </w:tr>
-      <w:tr>
-        <w:tc>
-          <w:tcPr>
-            <w:tcW w:w="3033" w:type="dxa"/>
-            <w:shd w:val="clear" w:color="auto" w:fill="FFFFFF"/>
-          </w:tcPr>
-          <w:p>
-            <w:pPr>
-              <w:spacing w:before="60" w:after="60" w:line="240" w:lineRule="auto"/>
-              <w:jc w:val="both"/>
-            </w:pPr>
-            <w:r>
-              <w:rPr>
-                <w:rFonts w:ascii="Times New Roman" w:hAnsi="Times New Roman"/>
-                <w:b w:val="0"/>
-                <w:color w:val="000000"/>
-                <w:sz w:val="20"/>
-              </w:rPr>
-              <w:t>Seguimiento a cotizaciones y actualización de expedientes de proveedores.</w:t>
-            </w:r>
-          </w:p>
-        </w:tc>
-        <w:tc>
-          <w:tcPr>
-            <w:tcW w:w="523" w:type="dxa"/>
-            <w:shd w:val="clear" w:color="auto" w:fill="FFFFFF"/>
-          </w:tcPr>
-          <w:p>
-            <w:pPr>
-              <w:spacing w:before="60" w:after="60" w:line="240" w:lineRule="auto"/>
-              <w:jc w:val="center"/>
-            </w:pPr>
-            <w:r>
-              <w:rPr>
-                <w:rFonts w:ascii="Times New Roman" w:hAnsi="Times New Roman"/>
-                <w:b w:val="0"/>
-                <w:color w:val="000000"/>
-                <w:sz w:val="18"/>
-              </w:rPr>
-            </w:r>
-          </w:p>
-        </w:tc>
-        <w:tc>
-          <w:tcPr>
-            <w:tcW w:w="523" w:type="dxa"/>
-            <w:shd w:val="clear" w:color="auto" w:fill="FFFFFF"/>
-          </w:tcPr>
-          <w:p>
-            <w:pPr>
-              <w:spacing w:before="60" w:after="60" w:line="240" w:lineRule="auto"/>
-              <w:jc w:val="center"/>
-            </w:pPr>
-            <w:r>
-              <w:rPr>
-                <w:rFonts w:ascii="Times New Roman" w:hAnsi="Times New Roman"/>
-                <w:b w:val="0"/>
-                <w:color w:val="000000"/>
-                <w:sz w:val="18"/>
-              </w:rPr>
-            </w:r>
-          </w:p>
-        </w:tc>
-        <w:tc>
-          <w:tcPr>
-            <w:tcW w:w="523" w:type="dxa"/>
-            <w:shd w:val="clear" w:color="auto" w:fill="FFFFFF"/>
-          </w:tcPr>
-          <w:p>
-            <w:pPr>
-              <w:spacing w:before="60" w:after="60" w:line="240" w:lineRule="auto"/>
-              <w:jc w:val="center"/>
-            </w:pPr>
-            <w:r>
-              <w:rPr>
-                <w:rFonts w:ascii="Times New Roman" w:hAnsi="Times New Roman"/>
-                <w:b w:val="0"/>
-                <w:color w:val="000000"/>
-                <w:sz w:val="18"/>
-              </w:rPr>
-            </w:r>
-          </w:p>
-        </w:tc>
-        <w:tc>
-          <w:tcPr>
-            <w:tcW w:w="523" w:type="dxa"/>
-            <w:shd w:val="clear" w:color="auto" w:fill="FFFFFF"/>
-          </w:tcPr>
-          <w:p>
-            <w:pPr>
-              <w:spacing w:before="60" w:after="60" w:line="240" w:lineRule="auto"/>
-              <w:jc w:val="center"/>
-            </w:pPr>
-            <w:r>
-              <w:rPr>
-                <w:rFonts w:ascii="Times New Roman" w:hAnsi="Times New Roman"/>
-                <w:b w:val="0"/>
-                <w:color w:val="000000"/>
-                <w:sz w:val="18"/>
-              </w:rPr>
-            </w:r>
-          </w:p>
-        </w:tc>
-        <w:tc>
-          <w:tcPr>
-            <w:tcW w:w="523" w:type="dxa"/>
-            <w:shd w:val="clear" w:color="auto" w:fill="FFFFFF"/>
-          </w:tcPr>
-          <w:p>
-            <w:pPr>
-              <w:spacing w:before="60" w:after="60" w:line="240" w:lineRule="auto"/>
-              <w:jc w:val="center"/>
-            </w:pPr>
-            <w:r>
-              <w:rPr>
-                <w:rFonts w:ascii="Times New Roman" w:hAnsi="Times New Roman"/>
-                <w:b w:val="0"/>
-                <w:color w:val="000000"/>
-                <w:sz w:val="18"/>
-              </w:rPr>
-            </w:r>
-          </w:p>
-        </w:tc>
-        <w:tc>
-          <w:tcPr>
-            <w:tcW w:w="523" w:type="dxa"/>
-            <w:shd w:val="clear" w:color="auto" w:fill="70AD47"/>
-          </w:tcPr>
-          <w:p>
-            <w:pPr>
-              <w:spacing w:before="60" w:after="60" w:line="240" w:lineRule="auto"/>
-              <w:jc w:val="center"/>
-            </w:pPr>
-            <w:r>
-              <w:rPr>
-                <w:rFonts w:ascii="Times New Roman" w:hAnsi="Times New Roman"/>
-                <w:b w:val="0"/>
-                <w:color w:val="FFFFFF"/>
-                <w:sz w:val="18"/>
-              </w:rPr>
-              <w:t>✓</w:t>
-            </w:r>
-          </w:p>
-        </w:tc>
-        <w:tc>
-          <w:tcPr>
-            <w:tcW w:w="523" w:type="dxa"/>
-            <w:shd w:val="clear" w:color="auto" w:fill="FFFFFF"/>
-          </w:tcPr>
-          <w:p>
-            <w:pPr>
-              <w:spacing w:before="60" w:after="60" w:line="240" w:lineRule="auto"/>
-              <w:jc w:val="center"/>
-            </w:pPr>
-            <w:r>
-              <w:rPr>
-                <w:rFonts w:ascii="Times New Roman" w:hAnsi="Times New Roman"/>
-                <w:b w:val="0"/>
-                <w:color w:val="000000"/>
-                <w:sz w:val="18"/>
-              </w:rPr>
-            </w:r>
-          </w:p>
-        </w:tc>
-        <w:tc>
-          <w:tcPr>
-            <w:tcW w:w="523" w:type="dxa"/>
-            <w:shd w:val="clear" w:color="auto" w:fill="70AD47"/>
-          </w:tcPr>
-          <w:p>
-            <w:pPr>
-              <w:spacing w:before="60" w:after="60" w:line="240" w:lineRule="auto"/>
-              <w:jc w:val="center"/>
-            </w:pPr>
-            <w:r>
-              <w:rPr>
-                <w:rFonts w:ascii="Times New Roman" w:hAnsi="Times New Roman"/>
-                <w:b w:val="0"/>
-                <w:color w:val="FFFFFF"/>
-                <w:sz w:val="18"/>
-              </w:rPr>
-              <w:t>✓</w:t>
-            </w:r>
-          </w:p>
-        </w:tc>
-        <w:tc>
-          <w:tcPr>
-            <w:tcW w:w="523" w:type="dxa"/>
-            <w:shd w:val="clear" w:color="auto" w:fill="FFFFFF"/>
-          </w:tcPr>
-          <w:p>
-            <w:pPr>
-              <w:spacing w:before="60" w:after="60" w:line="240" w:lineRule="auto"/>
-              <w:jc w:val="center"/>
-            </w:pPr>
-            <w:r>
-              <w:rPr>
-                <w:rFonts w:ascii="Times New Roman" w:hAnsi="Times New Roman"/>
-                <w:b w:val="0"/>
-                <w:color w:val="000000"/>
-                <w:sz w:val="18"/>
-              </w:rPr>
-            </w:r>
-          </w:p>
-        </w:tc>
-        <w:tc>
-          <w:tcPr>
-            <w:tcW w:w="523" w:type="dxa"/>
-            <w:shd w:val="clear" w:color="auto" w:fill="FFFFFF"/>
-          </w:tcPr>
-          <w:p>
-            <w:pPr>
-              <w:spacing w:before="60" w:after="60" w:line="240" w:lineRule="auto"/>
-              <w:jc w:val="center"/>
-            </w:pPr>
-            <w:r>
-              <w:rPr>
-                <w:rFonts w:ascii="Times New Roman" w:hAnsi="Times New Roman"/>
-                <w:b w:val="0"/>
-                <w:color w:val="000000"/>
-                <w:sz w:val="18"/>
-              </w:rPr>
-            </w:r>
-          </w:p>
-        </w:tc>
-      </w:tr>
-      <w:tr>
-        <w:tc>
-          <w:tcPr>
-            <w:tcW w:w="3033" w:type="dxa"/>
-            <w:shd w:val="clear" w:color="auto" w:fill="D9E1F2"/>
-          </w:tcPr>
-          <w:p>
-            <w:pPr>
-              <w:spacing w:before="60" w:after="60" w:line="240" w:lineRule="auto"/>
-              <w:jc w:val="both"/>
-            </w:pPr>
-            <w:r>
-              <w:rPr>
-                <w:rFonts w:ascii="Times New Roman" w:hAnsi="Times New Roman"/>
-                <w:b w:val="0"/>
-                <w:color w:val="000000"/>
-                <w:sz w:val="20"/>
-              </w:rPr>
-              <w:t>Apoyo en el cierre administrativo del período y archivo de órdenes de compra.</w:t>
-            </w:r>
-          </w:p>
-        </w:tc>
-        <w:tc>
-          <w:tcPr>
-            <w:tcW w:w="523" w:type="dxa"/>
-            <w:shd w:val="clear" w:color="auto" w:fill="D9E1F2"/>
-          </w:tcPr>
-          <w:p>
-            <w:pPr>
-              <w:spacing w:before="60" w:after="60" w:line="240" w:lineRule="auto"/>
-              <w:jc w:val="center"/>
-            </w:pPr>
-            <w:r>
-              <w:rPr>
-                <w:rFonts w:ascii="Times New Roman" w:hAnsi="Times New Roman"/>
-                <w:b w:val="0"/>
-                <w:color w:val="000000"/>
-                <w:sz w:val="18"/>
-              </w:rPr>
-            </w:r>
-          </w:p>
-        </w:tc>
-        <w:tc>
-          <w:tcPr>
-            <w:tcW w:w="523" w:type="dxa"/>
-            <w:shd w:val="clear" w:color="auto" w:fill="D9E1F2"/>
-          </w:tcPr>
-          <w:p>
-            <w:pPr>
-              <w:spacing w:before="60" w:after="60" w:line="240" w:lineRule="auto"/>
-              <w:jc w:val="center"/>
-            </w:pPr>
-            <w:r>
-              <w:rPr>
-                <w:rFonts w:ascii="Times New Roman" w:hAnsi="Times New Roman"/>
-                <w:b w:val="0"/>
-                <w:color w:val="000000"/>
-                <w:sz w:val="18"/>
-              </w:rPr>
-            </w:r>
-          </w:p>
-        </w:tc>
-        <w:tc>
-          <w:tcPr>
-            <w:tcW w:w="523" w:type="dxa"/>
-            <w:shd w:val="clear" w:color="auto" w:fill="D9E1F2"/>
-          </w:tcPr>
-          <w:p>
-            <w:pPr>
-              <w:spacing w:before="60" w:after="60" w:line="240" w:lineRule="auto"/>
-              <w:jc w:val="center"/>
-            </w:pPr>
-            <w:r>
-              <w:rPr>
-                <w:rFonts w:ascii="Times New Roman" w:hAnsi="Times New Roman"/>
-                <w:b w:val="0"/>
-                <w:color w:val="000000"/>
-                <w:sz w:val="18"/>
-              </w:rPr>
-            </w:r>
-          </w:p>
-        </w:tc>
-        <w:tc>
-          <w:tcPr>
-            <w:tcW w:w="523" w:type="dxa"/>
-            <w:shd w:val="clear" w:color="auto" w:fill="D9E1F2"/>
-          </w:tcPr>
-          <w:p>
-            <w:pPr>
-              <w:spacing w:before="60" w:after="60" w:line="240" w:lineRule="auto"/>
-              <w:jc w:val="center"/>
-            </w:pPr>
-            <w:r>
-              <w:rPr>
-                <w:rFonts w:ascii="Times New Roman" w:hAnsi="Times New Roman"/>
-                <w:b w:val="0"/>
-                <w:color w:val="000000"/>
-                <w:sz w:val="18"/>
-              </w:rPr>
-            </w:r>
-          </w:p>
-        </w:tc>
-        <w:tc>
-          <w:tcPr>
-            <w:tcW w:w="523" w:type="dxa"/>
-            <w:shd w:val="clear" w:color="auto" w:fill="D9E1F2"/>
-          </w:tcPr>
-          <w:p>
-            <w:pPr>
-              <w:spacing w:before="60" w:after="60" w:line="240" w:lineRule="auto"/>
-              <w:jc w:val="center"/>
-            </w:pPr>
-            <w:r>
-              <w:rPr>
-                <w:rFonts w:ascii="Times New Roman" w:hAnsi="Times New Roman"/>
-                <w:b w:val="0"/>
-                <w:color w:val="000000"/>
-                <w:sz w:val="18"/>
-              </w:rPr>
-            </w:r>
-          </w:p>
-        </w:tc>
-        <w:tc>
-          <w:tcPr>
-            <w:tcW w:w="523" w:type="dxa"/>
-            <w:shd w:val="clear" w:color="auto" w:fill="D9E1F2"/>
-          </w:tcPr>
-          <w:p>
-            <w:pPr>
-              <w:spacing w:before="60" w:after="60" w:line="240" w:lineRule="auto"/>
-              <w:jc w:val="center"/>
-            </w:pPr>
-            <w:r>
-              <w:rPr>
-                <w:rFonts w:ascii="Times New Roman" w:hAnsi="Times New Roman"/>
-                <w:b w:val="0"/>
-                <w:color w:val="000000"/>
-                <w:sz w:val="18"/>
-              </w:rPr>
-            </w:r>
-          </w:p>
-        </w:tc>
-        <w:tc>
-          <w:tcPr>
-            <w:tcW w:w="523" w:type="dxa"/>
-            <w:shd w:val="clear" w:color="auto" w:fill="D9E1F2"/>
-          </w:tcPr>
-          <w:p>
-            <w:pPr>
-              <w:spacing w:before="60" w:after="60" w:line="240" w:lineRule="auto"/>
-              <w:jc w:val="center"/>
-            </w:pPr>
-            <w:r>
-              <w:rPr>
-                <w:rFonts w:ascii="Times New Roman" w:hAnsi="Times New Roman"/>
-                <w:b w:val="0"/>
-                <w:color w:val="000000"/>
-                <w:sz w:val="18"/>
-              </w:rPr>
-            </w:r>
-          </w:p>
-        </w:tc>
-        <w:tc>
-          <w:tcPr>
-            <w:tcW w:w="523" w:type="dxa"/>
-            <w:shd w:val="clear" w:color="auto" w:fill="D9E1F2"/>
           </w:tcPr>
           <w:p>
             <w:pPr>
